--- a/docs/entregas/semana-4/Caso 1 - Semana 4 - Modelo avanzado y comparacion.docx
+++ b/docs/entregas/semana-4/Caso 1 - Semana 4 - Modelo avanzado y comparacion.docx
@@ -147,7 +147,7 @@
     <w:sdt>
       <w:sdtPr>
         <w:alias w:val="Contenido"/>
-        <w:id w:val="1503857849"/>
+        <w:id w:val="273757853"/>
       </w:sdtPr>
       <w:sdtEndPr/>
       <w:sdtContent>
@@ -174,7 +174,7 @@
           <w:r>
             <w:fldChar w:fldCharType="separate"/>
           </w:r>
-          <w:hyperlink w:anchor="_Toc239765403" w:history="1">
+          <w:hyperlink w:anchor="_Toc240280833" w:history="1">
             <w:r>
               <w:rPr>
                 <w:rStyle w:val="Hipervnculo"/>
@@ -198,7 +198,7 @@
               <w:rPr>
                 <w:noProof/>
               </w:rPr>
-              <w:instrText xml:space="preserve"> PAGEREF _Toc239765403 \h </w:instrText>
+              <w:instrText xml:space="preserve"> PAGEREF _Toc240280833 \h </w:instrText>
             </w:r>
             <w:r>
               <w:rPr>
@@ -215,7 +215,7 @@
               <w:rPr>
                 <w:noProof/>
               </w:rPr>
-              <w:t>4</w:t>
+              <w:t>5</w:t>
             </w:r>
             <w:r>
               <w:rPr>
@@ -239,7 +239,7 @@
               <w14:ligatures w14:val="standardContextual"/>
             </w:rPr>
           </w:pPr>
-          <w:hyperlink w:anchor="_Toc239765404" w:history="1">
+          <w:hyperlink w:anchor="_Toc240280834" w:history="1">
             <w:r>
               <w:rPr>
                 <w:rStyle w:val="Hipervnculo"/>
@@ -263,7 +263,7 @@
               <w:rPr>
                 <w:noProof/>
               </w:rPr>
-              <w:instrText xml:space="preserve"> PAGEREF _Toc239765404 \h </w:instrText>
+              <w:instrText xml:space="preserve"> PAGEREF _Toc240280834 \h </w:instrText>
             </w:r>
             <w:r>
               <w:rPr>
@@ -280,7 +280,7 @@
               <w:rPr>
                 <w:noProof/>
               </w:rPr>
-              <w:t>4</w:t>
+              <w:t>5</w:t>
             </w:r>
             <w:r>
               <w:rPr>
@@ -304,7 +304,7 @@
               <w14:ligatures w14:val="standardContextual"/>
             </w:rPr>
           </w:pPr>
-          <w:hyperlink w:anchor="_Toc239765405" w:history="1">
+          <w:hyperlink w:anchor="_Toc240280835" w:history="1">
             <w:r>
               <w:rPr>
                 <w:rStyle w:val="Hipervnculo"/>
@@ -328,7 +328,7 @@
               <w:rPr>
                 <w:noProof/>
               </w:rPr>
-              <w:instrText xml:space="preserve"> PAGEREF _Toc239765405 \h </w:instrText>
+              <w:instrText xml:space="preserve"> PAGEREF _Toc240280835 \h </w:instrText>
             </w:r>
             <w:r>
               <w:rPr>
@@ -345,7 +345,7 @@
               <w:rPr>
                 <w:noProof/>
               </w:rPr>
-              <w:t>4</w:t>
+              <w:t>6</w:t>
             </w:r>
             <w:r>
               <w:rPr>
@@ -369,7 +369,7 @@
               <w14:ligatures w14:val="standardContextual"/>
             </w:rPr>
           </w:pPr>
-          <w:hyperlink w:anchor="_Toc239765406" w:history="1">
+          <w:hyperlink w:anchor="_Toc240280836" w:history="1">
             <w:r>
               <w:rPr>
                 <w:rStyle w:val="Hipervnculo"/>
@@ -393,7 +393,7 @@
               <w:rPr>
                 <w:noProof/>
               </w:rPr>
-              <w:instrText xml:space="preserve"> PAGEREF _Toc239765406 \h </w:instrText>
+              <w:instrText xml:space="preserve"> PAGEREF _Toc240280836 \h </w:instrText>
             </w:r>
             <w:r>
               <w:rPr>
@@ -410,7 +410,7 @@
               <w:rPr>
                 <w:noProof/>
               </w:rPr>
-              <w:t>5</w:t>
+              <w:t>6</w:t>
             </w:r>
             <w:r>
               <w:rPr>
@@ -434,7 +434,7 @@
               <w14:ligatures w14:val="standardContextual"/>
             </w:rPr>
           </w:pPr>
-          <w:hyperlink w:anchor="_Toc239765407" w:history="1">
+          <w:hyperlink w:anchor="_Toc240280837" w:history="1">
             <w:r>
               <w:rPr>
                 <w:rStyle w:val="Hipervnculo"/>
@@ -458,7 +458,7 @@
               <w:rPr>
                 <w:noProof/>
               </w:rPr>
-              <w:instrText xml:space="preserve"> PAGEREF _Toc239765407 \h </w:instrText>
+              <w:instrText xml:space="preserve"> PAGEREF _Toc240280837 \h </w:instrText>
             </w:r>
             <w:r>
               <w:rPr>
@@ -475,7 +475,7 @@
               <w:rPr>
                 <w:noProof/>
               </w:rPr>
-              <w:t>5</w:t>
+              <w:t>7</w:t>
             </w:r>
             <w:r>
               <w:rPr>
@@ -499,7 +499,7 @@
               <w14:ligatures w14:val="standardContextual"/>
             </w:rPr>
           </w:pPr>
-          <w:hyperlink w:anchor="_Toc239765408" w:history="1">
+          <w:hyperlink w:anchor="_Toc240280838" w:history="1">
             <w:r>
               <w:rPr>
                 <w:rStyle w:val="Hipervnculo"/>
@@ -523,7 +523,7 @@
               <w:rPr>
                 <w:noProof/>
               </w:rPr>
-              <w:instrText xml:space="preserve"> PAGEREF _Toc239765408 \h </w:instrText>
+              <w:instrText xml:space="preserve"> PAGEREF _Toc240280838 \h </w:instrText>
             </w:r>
             <w:r>
               <w:rPr>
@@ -540,7 +540,7 @@
               <w:rPr>
                 <w:noProof/>
               </w:rPr>
-              <w:t>6</w:t>
+              <w:t>7</w:t>
             </w:r>
             <w:r>
               <w:rPr>
@@ -564,7 +564,7 @@
               <w14:ligatures w14:val="standardContextual"/>
             </w:rPr>
           </w:pPr>
-          <w:hyperlink w:anchor="_Toc239765409" w:history="1">
+          <w:hyperlink w:anchor="_Toc240280839" w:history="1">
             <w:r>
               <w:rPr>
                 <w:rStyle w:val="Hipervnculo"/>
@@ -588,7 +588,7 @@
               <w:rPr>
                 <w:noProof/>
               </w:rPr>
-              <w:instrText xml:space="preserve"> PAGEREF _Toc239765409 \h </w:instrText>
+              <w:instrText xml:space="preserve"> PAGEREF _Toc240280839 \h </w:instrText>
             </w:r>
             <w:r>
               <w:rPr>
@@ -605,7 +605,7 @@
               <w:rPr>
                 <w:noProof/>
               </w:rPr>
-              <w:t>6</w:t>
+              <w:t>7</w:t>
             </w:r>
             <w:r>
               <w:rPr>
@@ -629,7 +629,7 @@
               <w14:ligatures w14:val="standardContextual"/>
             </w:rPr>
           </w:pPr>
-          <w:hyperlink w:anchor="_Toc239765410" w:history="1">
+          <w:hyperlink w:anchor="_Toc240280840" w:history="1">
             <w:r>
               <w:rPr>
                 <w:rStyle w:val="Hipervnculo"/>
@@ -653,7 +653,7 @@
               <w:rPr>
                 <w:noProof/>
               </w:rPr>
-              <w:instrText xml:space="preserve"> PAGEREF _Toc239765410 \h </w:instrText>
+              <w:instrText xml:space="preserve"> PAGEREF _Toc240280840 \h </w:instrText>
             </w:r>
             <w:r>
               <w:rPr>
@@ -670,7 +670,7 @@
               <w:rPr>
                 <w:noProof/>
               </w:rPr>
-              <w:t>7</w:t>
+              <w:t>8</w:t>
             </w:r>
             <w:r>
               <w:rPr>
@@ -694,7 +694,7 @@
               <w14:ligatures w14:val="standardContextual"/>
             </w:rPr>
           </w:pPr>
-          <w:hyperlink w:anchor="_Toc239765411" w:history="1">
+          <w:hyperlink w:anchor="_Toc240280841" w:history="1">
             <w:r>
               <w:rPr>
                 <w:rStyle w:val="Hipervnculo"/>
@@ -718,7 +718,7 @@
               <w:rPr>
                 <w:noProof/>
               </w:rPr>
-              <w:instrText xml:space="preserve"> PAGEREF _Toc239765411 \h </w:instrText>
+              <w:instrText xml:space="preserve"> PAGEREF _Toc240280841 \h </w:instrText>
             </w:r>
             <w:r>
               <w:rPr>
@@ -735,7 +735,7 @@
               <w:rPr>
                 <w:noProof/>
               </w:rPr>
-              <w:t>8</w:t>
+              <w:t>9</w:t>
             </w:r>
             <w:r>
               <w:rPr>
@@ -759,7 +759,7 @@
               <w14:ligatures w14:val="standardContextual"/>
             </w:rPr>
           </w:pPr>
-          <w:hyperlink w:anchor="_Toc239765412" w:history="1">
+          <w:hyperlink w:anchor="_Toc240280842" w:history="1">
             <w:r>
               <w:rPr>
                 <w:rStyle w:val="Hipervnculo"/>
@@ -783,7 +783,7 @@
               <w:rPr>
                 <w:noProof/>
               </w:rPr>
-              <w:instrText xml:space="preserve"> PAGEREF _Toc239765412 \h </w:instrText>
+              <w:instrText xml:space="preserve"> PAGEREF _Toc240280842 \h </w:instrText>
             </w:r>
             <w:r>
               <w:rPr>
@@ -800,7 +800,7 @@
               <w:rPr>
                 <w:noProof/>
               </w:rPr>
-              <w:t>9</w:t>
+              <w:t>10</w:t>
             </w:r>
             <w:r>
               <w:rPr>
@@ -824,7 +824,7 @@
               <w14:ligatures w14:val="standardContextual"/>
             </w:rPr>
           </w:pPr>
-          <w:hyperlink w:anchor="_Toc239765413" w:history="1">
+          <w:hyperlink w:anchor="_Toc240280843" w:history="1">
             <w:r>
               <w:rPr>
                 <w:rStyle w:val="Hipervnculo"/>
@@ -848,7 +848,7 @@
               <w:rPr>
                 <w:noProof/>
               </w:rPr>
-              <w:instrText xml:space="preserve"> PAGEREF _Toc239765413 \h </w:instrText>
+              <w:instrText xml:space="preserve"> PAGEREF _Toc240280843 \h </w:instrText>
             </w:r>
             <w:r>
               <w:rPr>
@@ -865,7 +865,7 @@
               <w:rPr>
                 <w:noProof/>
               </w:rPr>
-              <w:t>11</w:t>
+              <w:t>12</w:t>
             </w:r>
             <w:r>
               <w:rPr>
@@ -889,7 +889,7 @@
               <w14:ligatures w14:val="standardContextual"/>
             </w:rPr>
           </w:pPr>
-          <w:hyperlink w:anchor="_Toc239765414" w:history="1">
+          <w:hyperlink w:anchor="_Toc240280844" w:history="1">
             <w:r>
               <w:rPr>
                 <w:rStyle w:val="Hipervnculo"/>
@@ -913,7 +913,7 @@
               <w:rPr>
                 <w:noProof/>
               </w:rPr>
-              <w:instrText xml:space="preserve"> PAGEREF _Toc239765414 \h </w:instrText>
+              <w:instrText xml:space="preserve"> PAGEREF _Toc240280844 \h </w:instrText>
             </w:r>
             <w:r>
               <w:rPr>
@@ -930,7 +930,7 @@
               <w:rPr>
                 <w:noProof/>
               </w:rPr>
-              <w:t>11</w:t>
+              <w:t>12</w:t>
             </w:r>
             <w:r>
               <w:rPr>
@@ -954,7 +954,7 @@
               <w14:ligatures w14:val="standardContextual"/>
             </w:rPr>
           </w:pPr>
-          <w:hyperlink w:anchor="_Toc239765415" w:history="1">
+          <w:hyperlink w:anchor="_Toc240280845" w:history="1">
             <w:r>
               <w:rPr>
                 <w:rStyle w:val="Hipervnculo"/>
@@ -978,7 +978,7 @@
               <w:rPr>
                 <w:noProof/>
               </w:rPr>
-              <w:instrText xml:space="preserve"> PAGEREF _Toc239765415 \h </w:instrText>
+              <w:instrText xml:space="preserve"> PAGEREF _Toc240280845 \h </w:instrText>
             </w:r>
             <w:r>
               <w:rPr>
@@ -995,7 +995,7 @@
               <w:rPr>
                 <w:noProof/>
               </w:rPr>
-              <w:t>12</w:t>
+              <w:t>13</w:t>
             </w:r>
             <w:r>
               <w:rPr>
@@ -1019,7 +1019,7 @@
               <w14:ligatures w14:val="standardContextual"/>
             </w:rPr>
           </w:pPr>
-          <w:hyperlink w:anchor="_Toc239765416" w:history="1">
+          <w:hyperlink w:anchor="_Toc240280846" w:history="1">
             <w:r>
               <w:rPr>
                 <w:rStyle w:val="Hipervnculo"/>
@@ -1043,7 +1043,7 @@
               <w:rPr>
                 <w:noProof/>
               </w:rPr>
-              <w:instrText xml:space="preserve"> PAGEREF _Toc239765416 \h </w:instrText>
+              <w:instrText xml:space="preserve"> PAGEREF _Toc240280846 \h </w:instrText>
             </w:r>
             <w:r>
               <w:rPr>
@@ -1060,7 +1060,7 @@
               <w:rPr>
                 <w:noProof/>
               </w:rPr>
-              <w:t>13</w:t>
+              <w:t>14</w:t>
             </w:r>
             <w:r>
               <w:rPr>
@@ -1084,7 +1084,7 @@
               <w14:ligatures w14:val="standardContextual"/>
             </w:rPr>
           </w:pPr>
-          <w:hyperlink w:anchor="_Toc239765417" w:history="1">
+          <w:hyperlink w:anchor="_Toc240280847" w:history="1">
             <w:r>
               <w:rPr>
                 <w:rStyle w:val="Hipervnculo"/>
@@ -1108,7 +1108,7 @@
               <w:rPr>
                 <w:noProof/>
               </w:rPr>
-              <w:instrText xml:space="preserve"> PAGEREF _Toc239765417 \h </w:instrText>
+              <w:instrText xml:space="preserve"> PAGEREF _Toc240280847 \h </w:instrText>
             </w:r>
             <w:r>
               <w:rPr>
@@ -1125,7 +1125,7 @@
               <w:rPr>
                 <w:noProof/>
               </w:rPr>
-              <w:t>13</w:t>
+              <w:t>14</w:t>
             </w:r>
             <w:r>
               <w:rPr>
@@ -1149,7 +1149,7 @@
               <w14:ligatures w14:val="standardContextual"/>
             </w:rPr>
           </w:pPr>
-          <w:hyperlink w:anchor="_Toc239765418" w:history="1">
+          <w:hyperlink w:anchor="_Toc240280848" w:history="1">
             <w:r>
               <w:rPr>
                 <w:rStyle w:val="Hipervnculo"/>
@@ -1173,7 +1173,7 @@
               <w:rPr>
                 <w:noProof/>
               </w:rPr>
-              <w:instrText xml:space="preserve"> PAGEREF _Toc239765418 \h </w:instrText>
+              <w:instrText xml:space="preserve"> PAGEREF _Toc240280848 \h </w:instrText>
             </w:r>
             <w:r>
               <w:rPr>
@@ -1190,7 +1190,7 @@
               <w:rPr>
                 <w:noProof/>
               </w:rPr>
-              <w:t>13</w:t>
+              <w:t>14</w:t>
             </w:r>
             <w:r>
               <w:rPr>
@@ -1214,7 +1214,7 @@
               <w14:ligatures w14:val="standardContextual"/>
             </w:rPr>
           </w:pPr>
-          <w:hyperlink w:anchor="_Toc239765419" w:history="1">
+          <w:hyperlink w:anchor="_Toc240280849" w:history="1">
             <w:r>
               <w:rPr>
                 <w:rStyle w:val="Hipervnculo"/>
@@ -1238,7 +1238,7 @@
               <w:rPr>
                 <w:noProof/>
               </w:rPr>
-              <w:instrText xml:space="preserve"> PAGEREF _Toc239765419 \h </w:instrText>
+              <w:instrText xml:space="preserve"> PAGEREF _Toc240280849 \h </w:instrText>
             </w:r>
             <w:r>
               <w:rPr>
@@ -1255,7 +1255,7 @@
               <w:rPr>
                 <w:noProof/>
               </w:rPr>
-              <w:t>13</w:t>
+              <w:t>14</w:t>
             </w:r>
             <w:r>
               <w:rPr>
@@ -1279,7 +1279,7 @@
               <w14:ligatures w14:val="standardContextual"/>
             </w:rPr>
           </w:pPr>
-          <w:hyperlink w:anchor="_Toc239765420" w:history="1">
+          <w:hyperlink w:anchor="_Toc240280850" w:history="1">
             <w:r>
               <w:rPr>
                 <w:rStyle w:val="Hipervnculo"/>
@@ -1303,7 +1303,7 @@
               <w:rPr>
                 <w:noProof/>
               </w:rPr>
-              <w:instrText xml:space="preserve"> PAGEREF _Toc239765420 \h </w:instrText>
+              <w:instrText xml:space="preserve"> PAGEREF _Toc240280850 \h </w:instrText>
             </w:r>
             <w:r>
               <w:rPr>
@@ -1320,7 +1320,7 @@
               <w:rPr>
                 <w:noProof/>
               </w:rPr>
-              <w:t>14</w:t>
+              <w:t>15</w:t>
             </w:r>
             <w:r>
               <w:rPr>
@@ -1344,7 +1344,7 @@
               <w14:ligatures w14:val="standardContextual"/>
             </w:rPr>
           </w:pPr>
-          <w:hyperlink w:anchor="_Toc239765421" w:history="1">
+          <w:hyperlink w:anchor="_Toc240280851" w:history="1">
             <w:r>
               <w:rPr>
                 <w:rStyle w:val="Hipervnculo"/>
@@ -1368,7 +1368,7 @@
               <w:rPr>
                 <w:noProof/>
               </w:rPr>
-              <w:instrText xml:space="preserve"> PAGEREF _Toc239765421 \h </w:instrText>
+              <w:instrText xml:space="preserve"> PAGEREF _Toc240280851 \h </w:instrText>
             </w:r>
             <w:r>
               <w:rPr>
@@ -1385,7 +1385,7 @@
               <w:rPr>
                 <w:noProof/>
               </w:rPr>
-              <w:t>14</w:t>
+              <w:t>15</w:t>
             </w:r>
             <w:r>
               <w:rPr>
@@ -1409,7 +1409,7 @@
               <w14:ligatures w14:val="standardContextual"/>
             </w:rPr>
           </w:pPr>
-          <w:hyperlink w:anchor="_Toc239765422" w:history="1">
+          <w:hyperlink w:anchor="_Toc240280852" w:history="1">
             <w:r>
               <w:rPr>
                 <w:rStyle w:val="Hipervnculo"/>
@@ -1433,7 +1433,7 @@
               <w:rPr>
                 <w:noProof/>
               </w:rPr>
-              <w:instrText xml:space="preserve"> PAGEREF _Toc239765422 \h </w:instrText>
+              <w:instrText xml:space="preserve"> PAGEREF _Toc240280852 \h </w:instrText>
             </w:r>
             <w:r>
               <w:rPr>
@@ -1450,7 +1450,7 @@
               <w:rPr>
                 <w:noProof/>
               </w:rPr>
-              <w:t>15</w:t>
+              <w:t>16</w:t>
             </w:r>
             <w:r>
               <w:rPr>
@@ -1474,7 +1474,7 @@
               <w14:ligatures w14:val="standardContextual"/>
             </w:rPr>
           </w:pPr>
-          <w:hyperlink w:anchor="_Toc239765423" w:history="1">
+          <w:hyperlink w:anchor="_Toc240280853" w:history="1">
             <w:r>
               <w:rPr>
                 <w:rStyle w:val="Hipervnculo"/>
@@ -1498,7 +1498,7 @@
               <w:rPr>
                 <w:noProof/>
               </w:rPr>
-              <w:instrText xml:space="preserve"> PAGEREF _Toc239765423 \h </w:instrText>
+              <w:instrText xml:space="preserve"> PAGEREF _Toc240280853 \h </w:instrText>
             </w:r>
             <w:r>
               <w:rPr>
@@ -1515,7 +1515,7 @@
               <w:rPr>
                 <w:noProof/>
               </w:rPr>
-              <w:t>15</w:t>
+              <w:t>16</w:t>
             </w:r>
             <w:r>
               <w:rPr>
@@ -1539,7 +1539,7 @@
               <w14:ligatures w14:val="standardContextual"/>
             </w:rPr>
           </w:pPr>
-          <w:hyperlink w:anchor="_Toc239765424" w:history="1">
+          <w:hyperlink w:anchor="_Toc240280854" w:history="1">
             <w:r>
               <w:rPr>
                 <w:rStyle w:val="Hipervnculo"/>
@@ -1563,7 +1563,7 @@
               <w:rPr>
                 <w:noProof/>
               </w:rPr>
-              <w:instrText xml:space="preserve"> PAGEREF _Toc239765424 \h </w:instrText>
+              <w:instrText xml:space="preserve"> PAGEREF _Toc240280854 \h </w:instrText>
             </w:r>
             <w:r>
               <w:rPr>
@@ -1580,7 +1580,7 @@
               <w:rPr>
                 <w:noProof/>
               </w:rPr>
-              <w:t>16</w:t>
+              <w:t>17</w:t>
             </w:r>
             <w:r>
               <w:rPr>
@@ -1604,7 +1604,7 @@
               <w14:ligatures w14:val="standardContextual"/>
             </w:rPr>
           </w:pPr>
-          <w:hyperlink w:anchor="_Toc239765425" w:history="1">
+          <w:hyperlink w:anchor="_Toc240280855" w:history="1">
             <w:r>
               <w:rPr>
                 <w:rStyle w:val="Hipervnculo"/>
@@ -1628,7 +1628,7 @@
               <w:rPr>
                 <w:noProof/>
               </w:rPr>
-              <w:instrText xml:space="preserve"> PAGEREF _Toc239765425 \h </w:instrText>
+              <w:instrText xml:space="preserve"> PAGEREF _Toc240280855 \h </w:instrText>
             </w:r>
             <w:r>
               <w:rPr>
@@ -1645,7 +1645,7 @@
               <w:rPr>
                 <w:noProof/>
               </w:rPr>
-              <w:t>16</w:t>
+              <w:t>17</w:t>
             </w:r>
             <w:r>
               <w:rPr>
@@ -1669,7 +1669,7 @@
               <w14:ligatures w14:val="standardContextual"/>
             </w:rPr>
           </w:pPr>
-          <w:hyperlink w:anchor="_Toc239765426" w:history="1">
+          <w:hyperlink w:anchor="_Toc240280856" w:history="1">
             <w:r>
               <w:rPr>
                 <w:rStyle w:val="Hipervnculo"/>
@@ -1693,7 +1693,7 @@
               <w:rPr>
                 <w:noProof/>
               </w:rPr>
-              <w:instrText xml:space="preserve"> PAGEREF _Toc239765426 \h </w:instrText>
+              <w:instrText xml:space="preserve"> PAGEREF _Toc240280856 \h </w:instrText>
             </w:r>
             <w:r>
               <w:rPr>
@@ -1710,7 +1710,7 @@
               <w:rPr>
                 <w:noProof/>
               </w:rPr>
-              <w:t>18</w:t>
+              <w:t>19</w:t>
             </w:r>
             <w:r>
               <w:rPr>
@@ -1734,7 +1734,7 @@
               <w14:ligatures w14:val="standardContextual"/>
             </w:rPr>
           </w:pPr>
-          <w:hyperlink w:anchor="_Toc239765427" w:history="1">
+          <w:hyperlink w:anchor="_Toc240280857" w:history="1">
             <w:r>
               <w:rPr>
                 <w:rStyle w:val="Hipervnculo"/>
@@ -1758,7 +1758,7 @@
               <w:rPr>
                 <w:noProof/>
               </w:rPr>
-              <w:instrText xml:space="preserve"> PAGEREF _Toc239765427 \h </w:instrText>
+              <w:instrText xml:space="preserve"> PAGEREF _Toc240280857 \h </w:instrText>
             </w:r>
             <w:r>
               <w:rPr>
@@ -1775,7 +1775,7 @@
               <w:rPr>
                 <w:noProof/>
               </w:rPr>
-              <w:t>19</w:t>
+              <w:t>20</w:t>
             </w:r>
             <w:r>
               <w:rPr>
@@ -1799,7 +1799,7 @@
               <w14:ligatures w14:val="standardContextual"/>
             </w:rPr>
           </w:pPr>
-          <w:hyperlink w:anchor="_Toc239765428" w:history="1">
+          <w:hyperlink w:anchor="_Toc240280858" w:history="1">
             <w:r>
               <w:rPr>
                 <w:rStyle w:val="Hipervnculo"/>
@@ -1823,7 +1823,7 @@
               <w:rPr>
                 <w:noProof/>
               </w:rPr>
-              <w:instrText xml:space="preserve"> PAGEREF _Toc239765428 \h </w:instrText>
+              <w:instrText xml:space="preserve"> PAGEREF _Toc240280858 \h </w:instrText>
             </w:r>
             <w:r>
               <w:rPr>
@@ -1840,7 +1840,7 @@
               <w:rPr>
                 <w:noProof/>
               </w:rPr>
-              <w:t>19</w:t>
+              <w:t>20</w:t>
             </w:r>
             <w:r>
               <w:rPr>
@@ -1864,7 +1864,7 @@
               <w14:ligatures w14:val="standardContextual"/>
             </w:rPr>
           </w:pPr>
-          <w:hyperlink w:anchor="_Toc239765429" w:history="1">
+          <w:hyperlink w:anchor="_Toc240280859" w:history="1">
             <w:r>
               <w:rPr>
                 <w:rStyle w:val="Hipervnculo"/>
@@ -1888,7 +1888,7 @@
               <w:rPr>
                 <w:noProof/>
               </w:rPr>
-              <w:instrText xml:space="preserve"> PAGEREF _Toc239765429 \h </w:instrText>
+              <w:instrText xml:space="preserve"> PAGEREF _Toc240280859 \h </w:instrText>
             </w:r>
             <w:r>
               <w:rPr>
@@ -1905,7 +1905,7 @@
               <w:rPr>
                 <w:noProof/>
               </w:rPr>
-              <w:t>19</w:t>
+              <w:t>20</w:t>
             </w:r>
             <w:r>
               <w:rPr>
@@ -1929,7 +1929,7 @@
               <w14:ligatures w14:val="standardContextual"/>
             </w:rPr>
           </w:pPr>
-          <w:hyperlink w:anchor="_Toc239765430" w:history="1">
+          <w:hyperlink w:anchor="_Toc240280860" w:history="1">
             <w:r>
               <w:rPr>
                 <w:rStyle w:val="Hipervnculo"/>
@@ -1953,7 +1953,7 @@
               <w:rPr>
                 <w:noProof/>
               </w:rPr>
-              <w:instrText xml:space="preserve"> PAGEREF _Toc239765430 \h </w:instrText>
+              <w:instrText xml:space="preserve"> PAGEREF _Toc240280860 \h </w:instrText>
             </w:r>
             <w:r>
               <w:rPr>
@@ -1970,7 +1970,7 @@
               <w:rPr>
                 <w:noProof/>
               </w:rPr>
-              <w:t>20</w:t>
+              <w:t>21</w:t>
             </w:r>
             <w:r>
               <w:rPr>
@@ -1994,7 +1994,7 @@
               <w14:ligatures w14:val="standardContextual"/>
             </w:rPr>
           </w:pPr>
-          <w:hyperlink w:anchor="_Toc239765431" w:history="1">
+          <w:hyperlink w:anchor="_Toc240280861" w:history="1">
             <w:r>
               <w:rPr>
                 <w:rStyle w:val="Hipervnculo"/>
@@ -2018,7 +2018,7 @@
               <w:rPr>
                 <w:noProof/>
               </w:rPr>
-              <w:instrText xml:space="preserve"> PAGEREF _Toc239765431 \h </w:instrText>
+              <w:instrText xml:space="preserve"> PAGEREF _Toc240280861 \h </w:instrText>
             </w:r>
             <w:r>
               <w:rPr>
@@ -2035,7 +2035,7 @@
               <w:rPr>
                 <w:noProof/>
               </w:rPr>
-              <w:t>21</w:t>
+              <w:t>22</w:t>
             </w:r>
             <w:r>
               <w:rPr>
@@ -2059,7 +2059,7 @@
               <w14:ligatures w14:val="standardContextual"/>
             </w:rPr>
           </w:pPr>
-          <w:hyperlink w:anchor="_Toc239765432" w:history="1">
+          <w:hyperlink w:anchor="_Toc240280862" w:history="1">
             <w:r>
               <w:rPr>
                 <w:rStyle w:val="Hipervnculo"/>
@@ -2083,7 +2083,7 @@
               <w:rPr>
                 <w:noProof/>
               </w:rPr>
-              <w:instrText xml:space="preserve"> PAGEREF _Toc239765432 \h </w:instrText>
+              <w:instrText xml:space="preserve"> PAGEREF _Toc240280862 \h </w:instrText>
             </w:r>
             <w:r>
               <w:rPr>
@@ -2100,7 +2100,7 @@
               <w:rPr>
                 <w:noProof/>
               </w:rPr>
-              <w:t>21</w:t>
+              <w:t>22</w:t>
             </w:r>
             <w:r>
               <w:rPr>
@@ -2124,13 +2124,13 @@
               <w14:ligatures w14:val="standardContextual"/>
             </w:rPr>
           </w:pPr>
-          <w:hyperlink w:anchor="_Toc239765433" w:history="1">
+          <w:hyperlink w:anchor="_Toc240280863" w:history="1">
             <w:r>
               <w:rPr>
                 <w:rStyle w:val="Hipervnculo"/>
                 <w:noProof/>
               </w:rPr>
-              <w:t>Conclusiones</w:t>
+              <w:t>Pruebas de Detección sobre los Modelos Profundos</w:t>
             </w:r>
             <w:r>
               <w:rPr>
@@ -2148,7 +2148,7 @@
               <w:rPr>
                 <w:noProof/>
               </w:rPr>
-              <w:instrText xml:space="preserve"> PAGEREF _Toc239765433 \h </w:instrText>
+              <w:instrText xml:space="preserve"> PAGEREF _Toc240280863 \h </w:instrText>
             </w:r>
             <w:r>
               <w:rPr>
@@ -2165,7 +2165,7 @@
               <w:rPr>
                 <w:noProof/>
               </w:rPr>
-              <w:t>22</w:t>
+              <w:t>23</w:t>
             </w:r>
             <w:r>
               <w:rPr>
@@ -2189,13 +2189,13 @@
               <w14:ligatures w14:val="standardContextual"/>
             </w:rPr>
           </w:pPr>
-          <w:hyperlink w:anchor="_Toc239765434" w:history="1">
+          <w:hyperlink w:anchor="_Toc240280864" w:history="1">
             <w:r>
               <w:rPr>
                 <w:rStyle w:val="Hipervnculo"/>
                 <w:noProof/>
               </w:rPr>
-              <w:t>El resultado central de esta semana, sin adornos</w:t>
+              <w:t>1. Qué se repitió, qué no, y con qué criterio</w:t>
             </w:r>
             <w:r>
               <w:rPr>
@@ -2213,7 +2213,7 @@
               <w:rPr>
                 <w:noProof/>
               </w:rPr>
-              <w:instrText xml:space="preserve"> PAGEREF _Toc239765434 \h </w:instrText>
+              <w:instrText xml:space="preserve"> PAGEREF _Toc240280864 \h </w:instrText>
             </w:r>
             <w:r>
               <w:rPr>
@@ -2230,7 +2230,7 @@
               <w:rPr>
                 <w:noProof/>
               </w:rPr>
-              <w:t>22</w:t>
+              <w:t>23</w:t>
             </w:r>
             <w:r>
               <w:rPr>
@@ -2254,13 +2254,13 @@
               <w14:ligatures w14:val="standardContextual"/>
             </w:rPr>
           </w:pPr>
-          <w:hyperlink w:anchor="_Toc239765435" w:history="1">
+          <w:hyperlink w:anchor="_Toc240280865" w:history="1">
             <w:r>
               <w:rPr>
                 <w:rStyle w:val="Hipervnculo"/>
                 <w:noProof/>
               </w:rPr>
-              <w:t>Por qué ese resultado se puede creer</w:t>
+              <w:t>2. Los resultados</w:t>
             </w:r>
             <w:r>
               <w:rPr>
@@ -2278,7 +2278,7 @@
               <w:rPr>
                 <w:noProof/>
               </w:rPr>
-              <w:instrText xml:space="preserve"> PAGEREF _Toc239765435 \h </w:instrText>
+              <w:instrText xml:space="preserve"> PAGEREF _Toc240280865 \h </w:instrText>
             </w:r>
             <w:r>
               <w:rPr>
@@ -2295,7 +2295,7 @@
               <w:rPr>
                 <w:noProof/>
               </w:rPr>
-              <w:t>22</w:t>
+              <w:t>24</w:t>
             </w:r>
             <w:r>
               <w:rPr>
@@ -2319,13 +2319,13 @@
               <w14:ligatures w14:val="standardContextual"/>
             </w:rPr>
           </w:pPr>
-          <w:hyperlink w:anchor="_Toc239765436" w:history="1">
+          <w:hyperlink w:anchor="_Toc240280866" w:history="1">
             <w:r>
               <w:rPr>
                 <w:rStyle w:val="Hipervnculo"/>
                 <w:noProof/>
               </w:rPr>
-              <w:t>Una limitación del instrumento, encontrada midiendo</w:t>
+              <w:t>3. La prueba 4 es la que más aporta, y es nueva para los profundos</w:t>
             </w:r>
             <w:r>
               <w:rPr>
@@ -2343,7 +2343,7 @@
               <w:rPr>
                 <w:noProof/>
               </w:rPr>
-              <w:instrText xml:space="preserve"> PAGEREF _Toc239765436 \h </w:instrText>
+              <w:instrText xml:space="preserve"> PAGEREF _Toc240280866 \h </w:instrText>
             </w:r>
             <w:r>
               <w:rPr>
@@ -2360,7 +2360,7 @@
               <w:rPr>
                 <w:noProof/>
               </w:rPr>
-              <w:t>23</w:t>
+              <w:t>25</w:t>
             </w:r>
             <w:r>
               <w:rPr>
@@ -2384,13 +2384,13 @@
               <w14:ligatures w14:val="standardContextual"/>
             </w:rPr>
           </w:pPr>
-          <w:hyperlink w:anchor="_Toc239765437" w:history="1">
+          <w:hyperlink w:anchor="_Toc240280867" w:history="1">
             <w:r>
               <w:rPr>
                 <w:rStyle w:val="Hipervnculo"/>
                 <w:noProof/>
               </w:rPr>
-              <w:t>Lo que sigue</w:t>
+              <w:t>4. Lo que estas pruebas dicen, incluido lo que nos corrigió</w:t>
             </w:r>
             <w:r>
               <w:rPr>
@@ -2408,7 +2408,7 @@
               <w:rPr>
                 <w:noProof/>
               </w:rPr>
-              <w:instrText xml:space="preserve"> PAGEREF _Toc239765437 \h </w:instrText>
+              <w:instrText xml:space="preserve"> PAGEREF _Toc240280867 \h </w:instrText>
             </w:r>
             <w:r>
               <w:rPr>
@@ -2425,7 +2425,267 @@
               <w:rPr>
                 <w:noProof/>
               </w:rPr>
-              <w:t>24</w:t>
+              <w:t>25</w:t>
+            </w:r>
+            <w:r>
+              <w:rPr>
+                <w:noProof/>
+              </w:rPr>
+              <w:fldChar w:fldCharType="end"/>
+            </w:r>
+          </w:hyperlink>
+        </w:p>
+        <w:p>
+          <w:pPr>
+            <w:pStyle w:val="TDC3"/>
+            <w:tabs>
+              <w:tab w:val="right" w:leader="dot" w:pos="9350"/>
+            </w:tabs>
+            <w:rPr>
+              <w:rFonts w:asciiTheme="minorHAnsi" w:eastAsiaTheme="minorEastAsia" w:hAnsiTheme="minorHAnsi" w:cstheme="minorBidi"/>
+              <w:noProof/>
+              <w:color w:val="auto"/>
+              <w:kern w:val="2"/>
+              <w14:ligatures w14:val="standardContextual"/>
+            </w:rPr>
+          </w:pPr>
+          <w:hyperlink w:anchor="_Toc240280868" w:history="1">
+            <w:r>
+              <w:rPr>
+                <w:rStyle w:val="Hipervnculo"/>
+                <w:noProof/>
+              </w:rPr>
+              <w:t>Chronos-Bolt pasa las tres, y no lo esperábamos</w:t>
+            </w:r>
+            <w:r>
+              <w:rPr>
+                <w:noProof/>
+              </w:rPr>
+              <w:tab/>
+            </w:r>
+            <w:r>
+              <w:rPr>
+                <w:noProof/>
+              </w:rPr>
+              <w:fldChar w:fldCharType="begin"/>
+            </w:r>
+            <w:r>
+              <w:rPr>
+                <w:noProof/>
+              </w:rPr>
+              <w:instrText xml:space="preserve"> PAGEREF _Toc240280868 \h </w:instrText>
+            </w:r>
+            <w:r>
+              <w:rPr>
+                <w:noProof/>
+              </w:rPr>
+            </w:r>
+            <w:r>
+              <w:rPr>
+                <w:noProof/>
+              </w:rPr>
+              <w:fldChar w:fldCharType="separate"/>
+            </w:r>
+            <w:r>
+              <w:rPr>
+                <w:noProof/>
+              </w:rPr>
+              <w:t>25</w:t>
+            </w:r>
+            <w:r>
+              <w:rPr>
+                <w:noProof/>
+              </w:rPr>
+              <w:fldChar w:fldCharType="end"/>
+            </w:r>
+          </w:hyperlink>
+        </w:p>
+        <w:p>
+          <w:pPr>
+            <w:pStyle w:val="TDC3"/>
+            <w:tabs>
+              <w:tab w:val="right" w:leader="dot" w:pos="9350"/>
+            </w:tabs>
+            <w:rPr>
+              <w:rFonts w:asciiTheme="minorHAnsi" w:eastAsiaTheme="minorEastAsia" w:hAnsiTheme="minorHAnsi" w:cstheme="minorBidi"/>
+              <w:noProof/>
+              <w:color w:val="auto"/>
+              <w:kern w:val="2"/>
+              <w14:ligatures w14:val="standardContextual"/>
+            </w:rPr>
+          </w:pPr>
+          <w:hyperlink w:anchor="_Toc240280869" w:history="1">
+            <w:r>
+              <w:rPr>
+                <w:rStyle w:val="Hipervnculo"/>
+                <w:noProof/>
+              </w:rPr>
+              <w:t>El iTransformer falla la 2, y el modo en que falla señala dónde está el problema</w:t>
+            </w:r>
+            <w:r>
+              <w:rPr>
+                <w:noProof/>
+              </w:rPr>
+              <w:tab/>
+            </w:r>
+            <w:r>
+              <w:rPr>
+                <w:noProof/>
+              </w:rPr>
+              <w:fldChar w:fldCharType="begin"/>
+            </w:r>
+            <w:r>
+              <w:rPr>
+                <w:noProof/>
+              </w:rPr>
+              <w:instrText xml:space="preserve"> PAGEREF _Toc240280869 \h </w:instrText>
+            </w:r>
+            <w:r>
+              <w:rPr>
+                <w:noProof/>
+              </w:rPr>
+            </w:r>
+            <w:r>
+              <w:rPr>
+                <w:noProof/>
+              </w:rPr>
+              <w:fldChar w:fldCharType="separate"/>
+            </w:r>
+            <w:r>
+              <w:rPr>
+                <w:noProof/>
+              </w:rPr>
+              <w:t>26</w:t>
+            </w:r>
+            <w:r>
+              <w:rPr>
+                <w:noProof/>
+              </w:rPr>
+              <w:fldChar w:fldCharType="end"/>
+            </w:r>
+          </w:hyperlink>
+        </w:p>
+        <w:p>
+          <w:pPr>
+            <w:pStyle w:val="TDC3"/>
+            <w:tabs>
+              <w:tab w:val="right" w:leader="dot" w:pos="9350"/>
+            </w:tabs>
+            <w:rPr>
+              <w:rFonts w:asciiTheme="minorHAnsi" w:eastAsiaTheme="minorEastAsia" w:hAnsiTheme="minorHAnsi" w:cstheme="minorBidi"/>
+              <w:noProof/>
+              <w:color w:val="auto"/>
+              <w:kern w:val="2"/>
+              <w14:ligatures w14:val="standardContextual"/>
+            </w:rPr>
+          </w:pPr>
+          <w:hyperlink w:anchor="_Toc240280870" w:history="1">
+            <w:r>
+              <w:rPr>
+                <w:rStyle w:val="Hipervnculo"/>
+                <w:noProof/>
+              </w:rPr>
+              <w:t>Lo que no dicen</w:t>
+            </w:r>
+            <w:r>
+              <w:rPr>
+                <w:noProof/>
+              </w:rPr>
+              <w:tab/>
+            </w:r>
+            <w:r>
+              <w:rPr>
+                <w:noProof/>
+              </w:rPr>
+              <w:fldChar w:fldCharType="begin"/>
+            </w:r>
+            <w:r>
+              <w:rPr>
+                <w:noProof/>
+              </w:rPr>
+              <w:instrText xml:space="preserve"> PAGEREF _Toc240280870 \h </w:instrText>
+            </w:r>
+            <w:r>
+              <w:rPr>
+                <w:noProof/>
+              </w:rPr>
+            </w:r>
+            <w:r>
+              <w:rPr>
+                <w:noProof/>
+              </w:rPr>
+              <w:fldChar w:fldCharType="separate"/>
+            </w:r>
+            <w:r>
+              <w:rPr>
+                <w:noProof/>
+              </w:rPr>
+              <w:t>26</w:t>
+            </w:r>
+            <w:r>
+              <w:rPr>
+                <w:noProof/>
+              </w:rPr>
+              <w:fldChar w:fldCharType="end"/>
+            </w:r>
+          </w:hyperlink>
+        </w:p>
+        <w:p>
+          <w:pPr>
+            <w:pStyle w:val="TDC2"/>
+            <w:tabs>
+              <w:tab w:val="right" w:leader="dot" w:pos="9350"/>
+            </w:tabs>
+            <w:rPr>
+              <w:rFonts w:asciiTheme="minorHAnsi" w:eastAsiaTheme="minorEastAsia" w:hAnsiTheme="minorHAnsi" w:cstheme="minorBidi"/>
+              <w:noProof/>
+              <w:color w:val="auto"/>
+              <w:kern w:val="2"/>
+              <w14:ligatures w14:val="standardContextual"/>
+            </w:rPr>
+          </w:pPr>
+          <w:hyperlink w:anchor="_Toc240280871" w:history="1">
+            <w:r>
+              <w:rPr>
+                <w:rStyle w:val="Hipervnculo"/>
+                <w:noProof/>
+              </w:rPr>
+              <w:t>5. Reproducirlo</w:t>
+            </w:r>
+            <w:r>
+              <w:rPr>
+                <w:noProof/>
+              </w:rPr>
+              <w:tab/>
+            </w:r>
+            <w:r>
+              <w:rPr>
+                <w:noProof/>
+              </w:rPr>
+              <w:fldChar w:fldCharType="begin"/>
+            </w:r>
+            <w:r>
+              <w:rPr>
+                <w:noProof/>
+              </w:rPr>
+              <w:instrText xml:space="preserve"> PAGEREF _Toc240280871 \h </w:instrText>
+            </w:r>
+            <w:r>
+              <w:rPr>
+                <w:noProof/>
+              </w:rPr>
+            </w:r>
+            <w:r>
+              <w:rPr>
+                <w:noProof/>
+              </w:rPr>
+              <w:fldChar w:fldCharType="separate"/>
+            </w:r>
+            <w:r>
+              <w:rPr>
+                <w:noProof/>
+              </w:rPr>
+              <w:t>27</w:t>
             </w:r>
             <w:r>
               <w:rPr>
@@ -2449,12 +2709,337 @@
               <w14:ligatures w14:val="standardContextual"/>
             </w:rPr>
           </w:pPr>
-          <w:hyperlink w:anchor="_Toc239765438" w:history="1">
+          <w:hyperlink w:anchor="_Toc240280872" w:history="1">
             <w:r>
               <w:rPr>
                 <w:rStyle w:val="Hipervnculo"/>
                 <w:noProof/>
               </w:rPr>
+              <w:t>Conclusiones</w:t>
+            </w:r>
+            <w:r>
+              <w:rPr>
+                <w:noProof/>
+              </w:rPr>
+              <w:tab/>
+            </w:r>
+            <w:r>
+              <w:rPr>
+                <w:noProof/>
+              </w:rPr>
+              <w:fldChar w:fldCharType="begin"/>
+            </w:r>
+            <w:r>
+              <w:rPr>
+                <w:noProof/>
+              </w:rPr>
+              <w:instrText xml:space="preserve"> PAGEREF _Toc240280872 \h </w:instrText>
+            </w:r>
+            <w:r>
+              <w:rPr>
+                <w:noProof/>
+              </w:rPr>
+            </w:r>
+            <w:r>
+              <w:rPr>
+                <w:noProof/>
+              </w:rPr>
+              <w:fldChar w:fldCharType="separate"/>
+            </w:r>
+            <w:r>
+              <w:rPr>
+                <w:noProof/>
+              </w:rPr>
+              <w:t>27</w:t>
+            </w:r>
+            <w:r>
+              <w:rPr>
+                <w:noProof/>
+              </w:rPr>
+              <w:fldChar w:fldCharType="end"/>
+            </w:r>
+          </w:hyperlink>
+        </w:p>
+        <w:p>
+          <w:pPr>
+            <w:pStyle w:val="TDC2"/>
+            <w:tabs>
+              <w:tab w:val="right" w:leader="dot" w:pos="9350"/>
+            </w:tabs>
+            <w:rPr>
+              <w:rFonts w:asciiTheme="minorHAnsi" w:eastAsiaTheme="minorEastAsia" w:hAnsiTheme="minorHAnsi" w:cstheme="minorBidi"/>
+              <w:noProof/>
+              <w:color w:val="auto"/>
+              <w:kern w:val="2"/>
+              <w14:ligatures w14:val="standardContextual"/>
+            </w:rPr>
+          </w:pPr>
+          <w:hyperlink w:anchor="_Toc240280873" w:history="1">
+            <w:r>
+              <w:rPr>
+                <w:rStyle w:val="Hipervnculo"/>
+                <w:noProof/>
+              </w:rPr>
+              <w:t>El resultado central de esta semana, sin adornos</w:t>
+            </w:r>
+            <w:r>
+              <w:rPr>
+                <w:noProof/>
+              </w:rPr>
+              <w:tab/>
+            </w:r>
+            <w:r>
+              <w:rPr>
+                <w:noProof/>
+              </w:rPr>
+              <w:fldChar w:fldCharType="begin"/>
+            </w:r>
+            <w:r>
+              <w:rPr>
+                <w:noProof/>
+              </w:rPr>
+              <w:instrText xml:space="preserve"> PAGEREF _Toc240280873 \h </w:instrText>
+            </w:r>
+            <w:r>
+              <w:rPr>
+                <w:noProof/>
+              </w:rPr>
+            </w:r>
+            <w:r>
+              <w:rPr>
+                <w:noProof/>
+              </w:rPr>
+              <w:fldChar w:fldCharType="separate"/>
+            </w:r>
+            <w:r>
+              <w:rPr>
+                <w:noProof/>
+              </w:rPr>
+              <w:t>27</w:t>
+            </w:r>
+            <w:r>
+              <w:rPr>
+                <w:noProof/>
+              </w:rPr>
+              <w:fldChar w:fldCharType="end"/>
+            </w:r>
+          </w:hyperlink>
+        </w:p>
+        <w:p>
+          <w:pPr>
+            <w:pStyle w:val="TDC2"/>
+            <w:tabs>
+              <w:tab w:val="right" w:leader="dot" w:pos="9350"/>
+            </w:tabs>
+            <w:rPr>
+              <w:rFonts w:asciiTheme="minorHAnsi" w:eastAsiaTheme="minorEastAsia" w:hAnsiTheme="minorHAnsi" w:cstheme="minorBidi"/>
+              <w:noProof/>
+              <w:color w:val="auto"/>
+              <w:kern w:val="2"/>
+              <w14:ligatures w14:val="standardContextual"/>
+            </w:rPr>
+          </w:pPr>
+          <w:hyperlink w:anchor="_Toc240280874" w:history="1">
+            <w:r>
+              <w:rPr>
+                <w:rStyle w:val="Hipervnculo"/>
+                <w:noProof/>
+              </w:rPr>
+              <w:t>Por qué ese resultado se puede creer</w:t>
+            </w:r>
+            <w:r>
+              <w:rPr>
+                <w:noProof/>
+              </w:rPr>
+              <w:tab/>
+            </w:r>
+            <w:r>
+              <w:rPr>
+                <w:noProof/>
+              </w:rPr>
+              <w:fldChar w:fldCharType="begin"/>
+            </w:r>
+            <w:r>
+              <w:rPr>
+                <w:noProof/>
+              </w:rPr>
+              <w:instrText xml:space="preserve"> PAGEREF _Toc240280874 \h </w:instrText>
+            </w:r>
+            <w:r>
+              <w:rPr>
+                <w:noProof/>
+              </w:rPr>
+            </w:r>
+            <w:r>
+              <w:rPr>
+                <w:noProof/>
+              </w:rPr>
+              <w:fldChar w:fldCharType="separate"/>
+            </w:r>
+            <w:r>
+              <w:rPr>
+                <w:noProof/>
+              </w:rPr>
+              <w:t>28</w:t>
+            </w:r>
+            <w:r>
+              <w:rPr>
+                <w:noProof/>
+              </w:rPr>
+              <w:fldChar w:fldCharType="end"/>
+            </w:r>
+          </w:hyperlink>
+        </w:p>
+        <w:p>
+          <w:pPr>
+            <w:pStyle w:val="TDC2"/>
+            <w:tabs>
+              <w:tab w:val="right" w:leader="dot" w:pos="9350"/>
+            </w:tabs>
+            <w:rPr>
+              <w:rFonts w:asciiTheme="minorHAnsi" w:eastAsiaTheme="minorEastAsia" w:hAnsiTheme="minorHAnsi" w:cstheme="minorBidi"/>
+              <w:noProof/>
+              <w:color w:val="auto"/>
+              <w:kern w:val="2"/>
+              <w14:ligatures w14:val="standardContextual"/>
+            </w:rPr>
+          </w:pPr>
+          <w:hyperlink w:anchor="_Toc240280875" w:history="1">
+            <w:r>
+              <w:rPr>
+                <w:rStyle w:val="Hipervnculo"/>
+                <w:noProof/>
+              </w:rPr>
+              <w:t>Una limitación del instrumento, encontrada midiendo</w:t>
+            </w:r>
+            <w:r>
+              <w:rPr>
+                <w:noProof/>
+              </w:rPr>
+              <w:tab/>
+            </w:r>
+            <w:r>
+              <w:rPr>
+                <w:noProof/>
+              </w:rPr>
+              <w:fldChar w:fldCharType="begin"/>
+            </w:r>
+            <w:r>
+              <w:rPr>
+                <w:noProof/>
+              </w:rPr>
+              <w:instrText xml:space="preserve"> PAGEREF _Toc240280875 \h </w:instrText>
+            </w:r>
+            <w:r>
+              <w:rPr>
+                <w:noProof/>
+              </w:rPr>
+            </w:r>
+            <w:r>
+              <w:rPr>
+                <w:noProof/>
+              </w:rPr>
+              <w:fldChar w:fldCharType="separate"/>
+            </w:r>
+            <w:r>
+              <w:rPr>
+                <w:noProof/>
+              </w:rPr>
+              <w:t>28</w:t>
+            </w:r>
+            <w:r>
+              <w:rPr>
+                <w:noProof/>
+              </w:rPr>
+              <w:fldChar w:fldCharType="end"/>
+            </w:r>
+          </w:hyperlink>
+        </w:p>
+        <w:p>
+          <w:pPr>
+            <w:pStyle w:val="TDC2"/>
+            <w:tabs>
+              <w:tab w:val="right" w:leader="dot" w:pos="9350"/>
+            </w:tabs>
+            <w:rPr>
+              <w:rFonts w:asciiTheme="minorHAnsi" w:eastAsiaTheme="minorEastAsia" w:hAnsiTheme="minorHAnsi" w:cstheme="minorBidi"/>
+              <w:noProof/>
+              <w:color w:val="auto"/>
+              <w:kern w:val="2"/>
+              <w14:ligatures w14:val="standardContextual"/>
+            </w:rPr>
+          </w:pPr>
+          <w:hyperlink w:anchor="_Toc240280876" w:history="1">
+            <w:r>
+              <w:rPr>
+                <w:rStyle w:val="Hipervnculo"/>
+                <w:noProof/>
+              </w:rPr>
+              <w:t>Lo que sigue</w:t>
+            </w:r>
+            <w:r>
+              <w:rPr>
+                <w:noProof/>
+              </w:rPr>
+              <w:tab/>
+            </w:r>
+            <w:r>
+              <w:rPr>
+                <w:noProof/>
+              </w:rPr>
+              <w:fldChar w:fldCharType="begin"/>
+            </w:r>
+            <w:r>
+              <w:rPr>
+                <w:noProof/>
+              </w:rPr>
+              <w:instrText xml:space="preserve"> PAGEREF _Toc240280876 \h </w:instrText>
+            </w:r>
+            <w:r>
+              <w:rPr>
+                <w:noProof/>
+              </w:rPr>
+            </w:r>
+            <w:r>
+              <w:rPr>
+                <w:noProof/>
+              </w:rPr>
+              <w:fldChar w:fldCharType="separate"/>
+            </w:r>
+            <w:r>
+              <w:rPr>
+                <w:noProof/>
+              </w:rPr>
+              <w:t>29</w:t>
+            </w:r>
+            <w:r>
+              <w:rPr>
+                <w:noProof/>
+              </w:rPr>
+              <w:fldChar w:fldCharType="end"/>
+            </w:r>
+          </w:hyperlink>
+        </w:p>
+        <w:p>
+          <w:pPr>
+            <w:pStyle w:val="TDC1"/>
+            <w:tabs>
+              <w:tab w:val="right" w:leader="dot" w:pos="9350"/>
+            </w:tabs>
+            <w:rPr>
+              <w:rFonts w:asciiTheme="minorHAnsi" w:eastAsiaTheme="minorEastAsia" w:hAnsiTheme="minorHAnsi" w:cstheme="minorBidi"/>
+              <w:noProof/>
+              <w:color w:val="auto"/>
+              <w:kern w:val="2"/>
+              <w14:ligatures w14:val="standardContextual"/>
+            </w:rPr>
+          </w:pPr>
+          <w:hyperlink w:anchor="_Toc240280877" w:history="1">
+            <w:r>
+              <w:rPr>
+                <w:rStyle w:val="Hipervnculo"/>
+                <w:noProof/>
+              </w:rPr>
               <w:t>Referencias</w:t>
             </w:r>
             <w:r>
@@ -2473,7 +3058,7 @@
               <w:rPr>
                 <w:noProof/>
               </w:rPr>
-              <w:instrText xml:space="preserve"> PAGEREF _Toc239765438 \h </w:instrText>
+              <w:instrText xml:space="preserve"> PAGEREF _Toc240280877 \h </w:instrText>
             </w:r>
             <w:r>
               <w:rPr>
@@ -2490,7 +3075,7 @@
               <w:rPr>
                 <w:noProof/>
               </w:rPr>
-              <w:t>25</w:t>
+              <w:t>30</w:t>
             </w:r>
             <w:r>
               <w:rPr>
@@ -2517,7 +3102,7 @@
         <w:pStyle w:val="Ttulo1"/>
         <w:keepNext/>
       </w:pPr>
-      <w:bookmarkStart w:id="0" w:name="_Toc239765403"/>
+      <w:bookmarkStart w:id="0" w:name="_Toc240280833"/>
       <w:r>
         <w:lastRenderedPageBreak/>
         <w:t>Sistema de Pronóstico de Puntos de Inflexión en el Precio de Litecoin</w:t>
@@ -2549,7 +3134,17 @@
         <w:t>modelo avanzado</w:t>
       </w:r>
       <w:r>
-        <w:t xml:space="preserve"> —un Transformer—, la ingeniería de características que reciben los tres modelos y la comparación entre ellos sobre validación.</w:t>
+        <w:t xml:space="preserve"> —un Transformer—, la ingeniería de características que reciben los tres modelos, la comparación entre ellos sobre validación y </w:t>
+      </w:r>
+      <w:r>
+        <w:rPr>
+          <w:b/>
+          <w:bCs/>
+        </w:rPr>
+        <w:t>las pruebas de detección corridas sobre los modelos profundos</w:t>
+      </w:r>
+      <w:r>
+        <w:t>.</w:t>
       </w:r>
     </w:p>
     <w:p>
@@ -2561,50 +3156,60 @@
           <w:b/>
           <w:bCs/>
         </w:rPr>
-        <w:t>Las pruebas de detección no se repiten aquí, y conviene decir por qué.</w:t>
-      </w:r>
-      <w:r>
-        <w:t xml:space="preserve"> Las cuatro son pruebas </w:t>
-      </w:r>
-      <w:r>
-        <w:rPr>
-          <w:b/>
-          <w:bCs/>
-        </w:rPr>
-        <w:t>del circuito</w:t>
-      </w:r>
-      <w:r>
-        <w:t xml:space="preserve">, no de un modelo: comprueban que el etiquetado es correcto, que el camino de datos no tiene fuga y que alimentar el sistema vela a vela da lo mismo que procesar el bloque entero. Se corrieron con el </w:t>
-      </w:r>
-      <w:r>
-        <w:rPr>
-          <w:b/>
-          <w:bCs/>
-        </w:rPr>
-        <w:t>modelo clásico</w:t>
-      </w:r>
-      <w:r>
-        <w:t xml:space="preserve"> y se reportan en la </w:t>
-      </w:r>
-      <w:r>
-        <w:rPr>
-          <w:b/>
-          <w:bCs/>
-        </w:rPr>
-        <w:t>Semana 3</w:t>
-      </w:r>
-      <w:r>
-        <w:t xml:space="preserve">.  Correrlas de nuevo sobre el avanzado mediría otra vez el mismo circuito. Sería una mejora tenerlas también sobre los dos modelos profundos —el enunciado las nombra en las dos semanas— y </w:t>
-      </w:r>
-      <w:r>
-        <w:rPr>
-          <w:b/>
-          <w:bCs/>
-        </w:rPr>
-        <w:t>no se hizo</w:t>
-      </w:r>
-      <w:r>
-        <w:t>: decirlo es más barato que insinuar que están.</w:t>
+        <w:t>Esa última sección es nueva, y antes esta introducción decía lo contrario.</w:t>
+      </w:r>
+      <w:r>
+        <w:t xml:space="preserve"> Decía que las pruebas de detección se habían corrido solo con el modelo clásico y que repetirlas sobre los profundos sería una mejora </w:t>
+      </w:r>
+      <w:r>
+        <w:rPr>
+          <w:b/>
+          <w:bCs/>
+        </w:rPr>
+        <w:t>no hecha</w:t>
+      </w:r>
+      <w:r>
+        <w:t xml:space="preserve">. El enunciado las pide en las semanas 3 </w:t>
+      </w:r>
+      <w:r>
+        <w:rPr>
+          <w:b/>
+          <w:bCs/>
+        </w:rPr>
+        <w:t>y</w:t>
+      </w:r>
+      <w:r>
+        <w:t xml:space="preserve"> 4, así que se hicieron. Están en la sección 4 de este documento, con su criterio fijado por escrito antes de correrlas.  Lo que encontraron no es lo que esperábamos: </w:t>
+      </w:r>
+      <w:r>
+        <w:rPr>
+          <w:b/>
+          <w:bCs/>
+        </w:rPr>
+        <w:t>Chronos-Bolt pasa las tres</w:t>
+      </w:r>
+      <w:r>
+        <w:t xml:space="preserve">, y el </w:t>
+      </w:r>
+      <w:r>
+        <w:rPr>
+          <w:b/>
+          <w:bCs/>
+        </w:rPr>
+        <w:t>iTransformer falla la sintética</w:t>
+      </w:r>
+      <w:r>
+        <w:t xml:space="preserve"> con cero máximos detectados. Y las tres confirman que el contexto que los dos profundos leen de la serie de precios es </w:t>
+      </w:r>
+      <w:r>
+        <w:rPr>
+          <w:b/>
+          <w:bCs/>
+        </w:rPr>
+        <w:t>causal</w:t>
+      </w:r>
+      <w:r>
+        <w:t>, que hasta ahora no estaba comprobado.</w:t>
       </w:r>
     </w:p>
     <w:p>
@@ -2620,7 +3225,7 @@
         <w:pStyle w:val="Ttulo2"/>
         <w:keepNext/>
       </w:pPr>
-      <w:bookmarkStart w:id="1" w:name="_Toc239765404"/>
+      <w:bookmarkStart w:id="1" w:name="_Toc240280834"/>
       <w:r>
         <w:t>Qué se entrega esta semana</w:t>
       </w:r>
@@ -2934,7 +3539,7 @@
                 <w:sz w:val="22"/>
                 <w:szCs w:val="22"/>
               </w:rPr>
-              <w:t>Pruebas de detección</w:t>
+              <w:t>Pruebas de detección sobre los profundos</w:t>
             </w:r>
           </w:p>
         </w:tc>
@@ -2963,14 +3568,14 @@
                 <w:sz w:val="22"/>
                 <w:szCs w:val="22"/>
               </w:rPr>
-              <w:t>En la Semana 3</w:t>
-            </w:r>
-            <w:r>
-              <w:rPr>
-                <w:sz w:val="22"/>
-                <w:szCs w:val="22"/>
-              </w:rPr>
-              <w:t xml:space="preserve"> — son del circuito, no de un modelo, y se corrieron con el clásico</w:t>
+              <w:t>Hechas</w:t>
+            </w:r>
+            <w:r>
+              <w:rPr>
+                <w:sz w:val="22"/>
+                <w:szCs w:val="22"/>
+              </w:rPr>
+              <w:t xml:space="preserve"> — las tres que dependen del modelo, sobre el fundacional y el avanzado</w:t>
             </w:r>
           </w:p>
         </w:tc>
@@ -2986,8 +3591,9 @@
         <w:pStyle w:val="Ttulo2"/>
         <w:keepNext/>
       </w:pPr>
-      <w:bookmarkStart w:id="2" w:name="_Toc239765405"/>
-      <w:r>
+      <w:bookmarkStart w:id="2" w:name="_Toc240280835"/>
+      <w:r>
+        <w:lastRenderedPageBreak/>
         <w:t>Lo que esta semana añade a la anterior, y por qué el orden importa</w:t>
       </w:r>
       <w:bookmarkEnd w:id="2"/>
@@ -3015,7 +3621,6 @@
         <w:ind w:firstLine="720"/>
       </w:pPr>
       <w:r>
-        <w:lastRenderedPageBreak/>
         <w:t>Comparar exige tres cosas que no son negociables, y las tres estaban decididas antes de medir:</w:t>
       </w:r>
     </w:p>
@@ -3073,7 +3678,7 @@
         <w:pStyle w:val="Ttulo2"/>
         <w:keepNext/>
       </w:pPr>
-      <w:bookmarkStart w:id="3" w:name="_Toc239765406"/>
+      <w:bookmarkStart w:id="3" w:name="_Toc240280836"/>
       <w:r>
         <w:t>El capítulo de características va primero, y no es relleno</w:t>
       </w:r>
@@ -3150,8 +3755,9 @@
         <w:pStyle w:val="Ttulo2"/>
         <w:keepNext/>
       </w:pPr>
-      <w:bookmarkStart w:id="4" w:name="_Toc239765407"/>
-      <w:r>
+      <w:bookmarkStart w:id="4" w:name="_Toc240280837"/>
+      <w:r>
+        <w:lastRenderedPageBreak/>
         <w:t>Lo que esta entrega permite afirmar, y lo que no</w:t>
       </w:r>
       <w:bookmarkEnd w:id="4"/>
@@ -3183,11 +3789,7 @@
         <w:t>No permite afirmar rendimiento sobre datos no vistos.</w:t>
       </w:r>
       <w:r>
-        <w:t xml:space="preserve"> Sobre validación se tomaron decisiones —se compararon modelos y se eligió— y por eso mismo esas cifras no son una </w:t>
-      </w:r>
-      <w:r>
-        <w:lastRenderedPageBreak/>
-        <w:t xml:space="preserve">estimación honesta de lo que haría el sistema con datos nuevos. Esa medición es la Semana 5, y se hace </w:t>
+        <w:t xml:space="preserve"> Sobre validación se tomaron decisiones —se compararon modelos y se eligió— y por eso mismo esas cifras no son una estimación honesta de lo que haría el sistema con datos nuevos. Esa medición es la Semana 5, y se hace </w:t>
       </w:r>
       <w:r>
         <w:rPr>
@@ -3205,7 +3807,7 @@
         <w:pStyle w:val="Ttulo1"/>
         <w:keepNext/>
       </w:pPr>
-      <w:bookmarkStart w:id="5" w:name="_Toc239765408"/>
+      <w:bookmarkStart w:id="5" w:name="_Toc240280838"/>
       <w:r>
         <w:t>Ingeniería de Características</w:t>
       </w:r>
@@ -3316,7 +3918,7 @@
         <w:pStyle w:val="Ttulo2"/>
         <w:keepNext/>
       </w:pPr>
-      <w:bookmarkStart w:id="6" w:name="_Toc239765409"/>
+      <w:bookmarkStart w:id="6" w:name="_Toc240280839"/>
       <w:r>
         <w:t>2.1 Las seis familias</w:t>
       </w:r>
@@ -3798,6 +4400,7 @@
                 <w:sz w:val="22"/>
                 <w:szCs w:val="22"/>
               </w:rPr>
+              <w:lastRenderedPageBreak/>
               <w:t>Ventana deslizante</w:t>
             </w:r>
           </w:p>
@@ -3950,11 +4553,7 @@
         <w:ind w:firstLine="720"/>
       </w:pPr>
       <w:r>
-        <w:t xml:space="preserve">Ninguna familia se eligió por costumbre: los órdenes de rezago salen de medir la autocorrelación y la correlación cruzada (S1-M2-04), y la ventana de los indicadores está fijada </w:t>
-      </w:r>
-      <w:r>
-        <w:lastRenderedPageBreak/>
-        <w:t>por el contrato —</w:t>
+        <w:t>Ninguna familia se eligió por costumbre: los órdenes de rezago salen de medir la autocorrelación y la correlación cruzada (S1-M2-04), y la ventana de los indicadores está fijada por el contrato —</w:t>
       </w:r>
       <w:r>
         <w:rPr>
@@ -3995,7 +4594,7 @@
         <w:pStyle w:val="Ttulo2"/>
         <w:keepNext/>
       </w:pPr>
-      <w:bookmarkStart w:id="7" w:name="_Toc239765410"/>
+      <w:bookmarkStart w:id="7" w:name="_Toc240280840"/>
       <w:r>
         <w:t>2.2 Cero columnas en nivel de precio, y lo que costó llegar ahí</w:t>
       </w:r>
@@ -4184,6 +4783,7 @@
         <w:ind w:firstLine="720"/>
       </w:pPr>
       <w:r>
+        <w:lastRenderedPageBreak/>
         <w:t>``</w:t>
       </w:r>
       <w:r>
@@ -4221,7 +4821,6 @@
         <w:ind w:firstLine="720"/>
       </w:pPr>
       <w:r>
-        <w:lastRenderedPageBreak/>
         <w:t xml:space="preserve">Es decir: </w:t>
       </w:r>
       <w:r>
@@ -4237,7 +4836,7 @@
         <w:pStyle w:val="Ttulo2"/>
         <w:keepNext/>
       </w:pPr>
-      <w:bookmarkStart w:id="8" w:name="_Toc239765411"/>
+      <w:bookmarkStart w:id="8" w:name="_Toc240280841"/>
       <w:r>
         <w:t>2.3 Qué usa el modelo, medido por permutación</w:t>
       </w:r>
@@ -4686,6 +5285,7 @@
           <w:b/>
           <w:bCs/>
         </w:rPr>
+        <w:lastRenderedPageBreak/>
         <w:t>Tabla 3</w:t>
       </w:r>
     </w:p>
@@ -5404,7 +6004,6 @@
                 <w:sz w:val="22"/>
                 <w:szCs w:val="22"/>
               </w:rPr>
-              <w:lastRenderedPageBreak/>
               <w:t>Correlación cruzada</w:t>
             </w:r>
           </w:p>
@@ -5674,7 +6273,7 @@
         <w:pStyle w:val="Ttulo2"/>
         <w:keepNext/>
       </w:pPr>
-      <w:bookmarkStart w:id="9" w:name="_Toc239765412"/>
+      <w:bookmarkStart w:id="9" w:name="_Toc240280842"/>
       <w:r>
         <w:t>2.4 El piso de ruido: qué hace que la tabla signifique algo</w:t>
       </w:r>
@@ -5810,7 +6409,7 @@
           <w:noProof/>
         </w:rPr>
         <w:drawing>
-          <wp:inline distT="0" distB="0" distL="0" distR="0" wp14:anchorId="07D64BDC" wp14:editId="4328E527">
+          <wp:inline distT="0" distB="0" distL="0" distR="0" wp14:anchorId="78C70FA0" wp14:editId="07AF73B3">
             <wp:extent cx="5715000" cy="4905375"/>
             <wp:effectExtent l="0" t="0" r="0" b="0"/>
             <wp:docPr id="1" name="Imagen 1"/>
@@ -5927,7 +6526,7 @@
         <w:pStyle w:val="Ttulo2"/>
         <w:keepNext/>
       </w:pPr>
-      <w:bookmarkStart w:id="10" w:name="_Toc239765413"/>
+      <w:bookmarkStart w:id="10" w:name="_Toc240280843"/>
       <w:r>
         <w:t>2.5 Recortar las 17: medido, no opinado</w:t>
       </w:r>
@@ -6806,7 +7405,7 @@
         <w:pStyle w:val="Ttulo2"/>
         <w:keepNext/>
       </w:pPr>
-      <w:bookmarkStart w:id="11" w:name="_Toc239765414"/>
+      <w:bookmarkStart w:id="11" w:name="_Toc240280844"/>
       <w:r>
         <w:t>2.6 La tensión con el resultado multivariante, y por qué no es una contradicción</w:t>
       </w:r>
@@ -6988,7 +7587,7 @@
         <w:pStyle w:val="Ttulo2"/>
         <w:keepNext/>
       </w:pPr>
-      <w:bookmarkStart w:id="12" w:name="_Toc239765415"/>
+      <w:bookmarkStart w:id="12" w:name="_Toc240280845"/>
       <w:r>
         <w:t>2.7 Lo que esta sección no puede afirmar</w:t>
       </w:r>
@@ -7128,7 +7727,7 @@
         <w:pStyle w:val="Ttulo1"/>
         <w:keepNext/>
       </w:pPr>
-      <w:bookmarkStart w:id="13" w:name="_Toc239765416"/>
+      <w:bookmarkStart w:id="13" w:name="_Toc240280846"/>
       <w:r>
         <w:t>El Modelo Avanzado: iTransformer</w:t>
       </w:r>
@@ -7188,7 +7787,7 @@
         <w:pStyle w:val="Ttulo2"/>
         <w:keepNext/>
       </w:pPr>
-      <w:bookmarkStart w:id="14" w:name="_Toc239765417"/>
+      <w:bookmarkStart w:id="14" w:name="_Toc240280847"/>
       <w:r>
         <w:t>iTransformer</w:t>
       </w:r>
@@ -7229,7 +7828,7 @@
         <w:pStyle w:val="Ttulo3"/>
         <w:keepNext/>
       </w:pPr>
-      <w:bookmarkStart w:id="15" w:name="_Toc239765418"/>
+      <w:bookmarkStart w:id="15" w:name="_Toc240280848"/>
       <w:r>
         <w:t>Por qué no es Informer</w:t>
       </w:r>
@@ -7334,7 +7933,7 @@
         <w:pStyle w:val="Ttulo3"/>
         <w:keepNext/>
       </w:pPr>
-      <w:bookmarkStart w:id="16" w:name="_Toc239765419"/>
+      <w:bookmarkStart w:id="16" w:name="_Toc240280849"/>
       <w:r>
         <w:t>Lo que cuesta</w:t>
       </w:r>
@@ -7855,7 +8454,7 @@
         <w:pStyle w:val="Ttulo2"/>
         <w:keepNext/>
       </w:pPr>
-      <w:bookmarkStart w:id="17" w:name="_Toc239765420"/>
+      <w:bookmarkStart w:id="17" w:name="_Toc240280850"/>
       <w:r>
         <w:t>Por qué no se ajustaron hiperparámetros</w:t>
       </w:r>
@@ -7982,7 +8581,7 @@
         <w:pStyle w:val="Ttulo1"/>
         <w:keepNext/>
       </w:pPr>
-      <w:bookmarkStart w:id="18" w:name="_Toc239765421"/>
+      <w:bookmarkStart w:id="18" w:name="_Toc240280851"/>
       <w:r>
         <w:t>Rendimiento Comparado y Lo Que No se Puede Afirmar</w:t>
       </w:r>
@@ -8042,7 +8641,7 @@
         <w:pStyle w:val="Ttulo2"/>
         <w:keepNext/>
       </w:pPr>
-      <w:bookmarkStart w:id="19" w:name="_Toc239765422"/>
+      <w:bookmarkStart w:id="19" w:name="_Toc240280852"/>
       <w:r>
         <w:lastRenderedPageBreak/>
         <w:t>Rendimiento sobre validación</w:t>
@@ -8850,7 +9449,7 @@
         <w:pStyle w:val="Ttulo3"/>
         <w:keepNext/>
       </w:pPr>
-      <w:bookmarkStart w:id="20" w:name="_Toc239765423"/>
+      <w:bookmarkStart w:id="20" w:name="_Toc240280853"/>
       <w:r>
         <w:t>Las comparaciones que deciden</w:t>
       </w:r>
@@ -9934,7 +10533,7 @@
         <w:pStyle w:val="Ttulo2"/>
         <w:keepNext/>
       </w:pPr>
-      <w:bookmarkStart w:id="21" w:name="_Toc239765424"/>
+      <w:bookmarkStart w:id="21" w:name="_Toc240280854"/>
       <w:r>
         <w:t>Lo que no se puede afirmar, y por qué</w:t>
       </w:r>
@@ -9945,7 +10544,7 @@
         <w:pStyle w:val="Ttulo3"/>
         <w:keepNext/>
       </w:pPr>
-      <w:bookmarkStart w:id="22" w:name="_Toc239765425"/>
+      <w:bookmarkStart w:id="22" w:name="_Toc240280855"/>
       <w:r>
         <w:t>Los activos de apoyo: signo estable en las cinco, sin distinguibilidad afirmable</w:t>
       </w:r>
@@ -10868,7 +11467,7 @@
         <w:pStyle w:val="Ttulo3"/>
         <w:keepNext/>
       </w:pPr>
-      <w:bookmarkStart w:id="23" w:name="_Toc239765426"/>
+      <w:bookmarkStart w:id="23" w:name="_Toc240280856"/>
       <w:r>
         <w:t>La dispersión no es pareja, y es peor donde más importa</w:t>
       </w:r>
@@ -11837,7 +12436,7 @@
         <w:pStyle w:val="Ttulo3"/>
         <w:keepNext/>
       </w:pPr>
-      <w:bookmarkStart w:id="24" w:name="_Toc239765427"/>
+      <w:bookmarkStart w:id="24" w:name="_Toc240280857"/>
       <w:r>
         <w:t>El puente amplifica diferencias que no deberían importar</w:t>
       </w:r>
@@ -11892,7 +12491,7 @@
         <w:pStyle w:val="Ttulo2"/>
         <w:keepNext/>
       </w:pPr>
-      <w:bookmarkStart w:id="25" w:name="_Toc239765428"/>
+      <w:bookmarkStart w:id="25" w:name="_Toc240280858"/>
       <w:r>
         <w:t>Por clase: lo que el bloque de prueba sugirió y lo que la potencia confirmó</w:t>
       </w:r>
@@ -11921,7 +12520,7 @@
         <w:pStyle w:val="Ttulo3"/>
         <w:keepNext/>
       </w:pPr>
-      <w:bookmarkStart w:id="26" w:name="_Toc239765429"/>
+      <w:bookmarkStart w:id="26" w:name="_Toc240280859"/>
       <w:r>
         <w:t>Lo que se vio en el bloque de prueba</w:t>
       </w:r>
@@ -12431,7 +13030,7 @@
         <w:pStyle w:val="Ttulo3"/>
         <w:keepNext/>
       </w:pPr>
-      <w:bookmarkStart w:id="27" w:name="_Toc239765430"/>
+      <w:bookmarkStart w:id="27" w:name="_Toc240280860"/>
       <w:r>
         <w:t>Lo que dice la agregación de los nueve tramos</w:t>
       </w:r>
@@ -13112,7 +13711,7 @@
         <w:pStyle w:val="Ttulo3"/>
         <w:keepNext/>
       </w:pPr>
-      <w:bookmarkStart w:id="28" w:name="_Toc239765431"/>
+      <w:bookmarkStart w:id="28" w:name="_Toc240280861"/>
       <w:r>
         <w:lastRenderedPageBreak/>
         <w:t>Por qué esto importa más allá de la tabla</w:t>
@@ -13185,7 +13784,7 @@
         <w:pStyle w:val="Ttulo2"/>
         <w:keepNext/>
       </w:pPr>
-      <w:bookmarkStart w:id="29" w:name="_Toc239765432"/>
+      <w:bookmarkStart w:id="29" w:name="_Toc240280862"/>
       <w:r>
         <w:t>Cómo se regenera cada cifra</w:t>
       </w:r>
@@ -13614,25 +14213,14 @@
         <w:pStyle w:val="Ttulo1"/>
         <w:keepNext/>
       </w:pPr>
-      <w:bookmarkStart w:id="30" w:name="_Toc239765433"/>
-      <w:r>
-        <w:t>Conclusiones</w:t>
+      <w:bookmarkStart w:id="30" w:name="_Toc240280863"/>
+      <w:r>
+        <w:t>Pruebas de Detección sobre los Modelos Profundos</w:t>
       </w:r>
       <w:bookmarkEnd w:id="30"/>
     </w:p>
     <w:p>
       <w:pPr>
-        <w:pStyle w:val="Ttulo2"/>
-        <w:keepNext/>
-      </w:pPr>
-      <w:bookmarkStart w:id="31" w:name="_Toc239765434"/>
-      <w:r>
-        <w:t>El resultado central de esta semana, sin adornos</w:t>
-      </w:r>
-      <w:bookmarkEnd w:id="31"/>
-    </w:p>
-    <w:p>
-      <w:pPr>
         <w:ind w:firstLine="720"/>
       </w:pPr>
       <w:r>
@@ -13640,380 +14228,20 @@
           <w:b/>
           <w:bCs/>
         </w:rPr>
-        <w:t>Ningún modelo profundo mejora al bosque aleatorio clásico.</w:t>
-      </w:r>
-    </w:p>
-    <w:p>
-      <w:pPr>
-        <w:ind w:left="720"/>
-      </w:pPr>
-      <w:r>
-        <w:t xml:space="preserve">• El </w:t>
-      </w:r>
-      <w:r>
-        <w:rPr>
-          <w:b/>
-          <w:bCs/>
-        </w:rPr>
-        <w:t>bosque clásico</w:t>
-      </w:r>
-      <w:r>
-        <w:t xml:space="preserve"> queda primero, con F1 macro </w:t>
-      </w:r>
-      <w:r>
-        <w:rPr>
-          <w:b/>
-          <w:bCs/>
-        </w:rPr>
-        <w:t>0,390498</w:t>
-      </w:r>
-      <w:r>
-        <w:t xml:space="preserve"> y precisión direccional </w:t>
-      </w:r>
-      <w:r>
-        <w:rPr>
-          <w:b/>
-          <w:bCs/>
-        </w:rPr>
-        <w:t>0,103627</w:t>
-      </w:r>
-      <w:r>
-        <w:t>.</w:t>
-      </w:r>
-    </w:p>
-    <w:p>
-      <w:pPr>
-        <w:ind w:left="720"/>
-      </w:pPr>
-      <w:r>
-        <w:t xml:space="preserve">• </w:t>
-      </w:r>
-      <w:r>
-        <w:rPr>
-          <w:b/>
-          <w:bCs/>
-        </w:rPr>
-        <w:t>Chronos-Bolt</w:t>
-      </w:r>
-      <w:r>
-        <w:t xml:space="preserve"> queda 0,021908 por debajo del bosque, con intervalo que incluye el cero: no se distingue de él.</w:t>
-      </w:r>
-    </w:p>
-    <w:p>
-      <w:pPr>
-        <w:ind w:left="720"/>
-      </w:pPr>
-      <w:r>
-        <w:t xml:space="preserve">• </w:t>
-      </w:r>
-      <w:r>
-        <w:rPr>
-          <w:b/>
-          <w:bCs/>
-        </w:rPr>
-        <w:t>iTransformer</w:t>
-      </w:r>
-      <w:r>
-        <w:t xml:space="preserve"> queda por debajo del bosque en las cinco semillas.</w:t>
-      </w:r>
-    </w:p>
-    <w:p>
-      <w:pPr>
-        <w:ind w:firstLine="720"/>
-      </w:pPr>
-      <w:r>
-        <w:rPr>
-          <w:b/>
-          <w:bCs/>
-        </w:rPr>
-        <w:t>Y sobre este bloque, ninguno de los dos profundos supera al azar de forma distinguible.</w:t>
-      </w:r>
-      <w:r>
-        <w:t xml:space="preserve"> Le ganan en la media y el intervalo incluye el cero en los dos casos.</w:t>
-      </w:r>
-    </w:p>
-    <w:p>
-      <w:pPr>
-        <w:ind w:left="720"/>
-      </w:pPr>
-      <w:r>
-        <w:rPr>
-          <w:b/>
-          <w:bCs/>
-        </w:rPr>
-        <w:t>Esa última frase se acotó después, y conviene decirlo acá.</w:t>
-      </w:r>
-      <w:r>
-        <w:t xml:space="preserve"> Medida sobre nueve tramos consecutivos —</w:t>
-      </w:r>
-      <w:r>
-        <w:rPr>
-          <w:b/>
-          <w:bCs/>
-        </w:rPr>
-        <w:t>7 311 observaciones</w:t>
-      </w:r>
-      <w:r>
-        <w:t xml:space="preserve"> en vez de 1 959— la lectura </w:t>
-      </w:r>
-      <w:r>
-        <w:rPr>
-          <w:b/>
-          <w:bCs/>
-        </w:rPr>
-        <w:t>se parte en dos</w:t>
-      </w:r>
-      <w:r>
-        <w:t xml:space="preserve">: Chronos-Bolt </w:t>
-      </w:r>
-      <w:r>
-        <w:rPr>
-          <w:b/>
-          <w:bCs/>
-        </w:rPr>
-        <w:t>sí</w:t>
-      </w:r>
-      <w:r>
-        <w:t xml:space="preserve"> supera al azar (+0,027769, intervalo que excluye el cero) y el iTransformer </w:t>
-      </w:r>
-      <w:r>
-        <w:rPr>
-          <w:b/>
-          <w:bCs/>
-        </w:rPr>
-        <w:t>sigue sin superarlo</w:t>
-      </w:r>
-      <w:r>
-        <w:t xml:space="preserve"> ni con cuatro veces más observaciones.  Lo que era «ninguno de los dos» resultó ser </w:t>
-      </w:r>
-      <w:r>
-        <w:rPr>
-          <w:b/>
-          <w:bCs/>
-        </w:rPr>
-        <w:t>uno de cada</w:t>
-      </w:r>
-      <w:r>
-        <w:t>. Y la mitad que queda más fuerte es la del avanzado: no superar al azar con 7 311 observaciones dice bastante más que no superarlo con 1 959. Está desarrollado en el informe final.</w:t>
-      </w:r>
-    </w:p>
-    <w:p>
-      <w:pPr>
-        <w:ind w:firstLine="720"/>
-      </w:pPr>
-      <w:r>
-        <w:t>El enunciado sugiere que un modelo fundacional y un Transformer son las herramientas para este problema. Medido con el mismo arnés, la misma partición y el mismo piso, no le ganan a un bosque aleatorio.</w:t>
-      </w:r>
-    </w:p>
-    <w:p>
-      <w:pPr>
-        <w:pStyle w:val="Ttulo2"/>
-        <w:keepNext/>
-      </w:pPr>
-      <w:bookmarkStart w:id="32" w:name="_Toc239765435"/>
-      <w:r>
-        <w:t>Por qué ese resultado se puede creer</w:t>
-      </w:r>
-      <w:bookmarkEnd w:id="32"/>
-    </w:p>
-    <w:p>
-      <w:pPr>
-        <w:ind w:firstLine="720"/>
-      </w:pPr>
-      <w:r>
-        <w:t>Porque las tres cosas que lo harían dudoso se cerraron antes de medir:</w:t>
-      </w:r>
-    </w:p>
-    <w:p>
-      <w:pPr>
-        <w:ind w:firstLine="720"/>
-      </w:pPr>
-      <w:r>
-        <w:rPr>
-          <w:b/>
-          <w:bCs/>
-        </w:rPr>
-        <w:lastRenderedPageBreak/>
-        <w:t>El criterio estaba escrito.</w:t>
-      </w:r>
-      <w:r>
-        <w:t xml:space="preserve"> Cuando el margen y el intervalo discrepan manda el intervalo, y se prefiere el modelo más simple. Eso se fijó antes de ver la tabla, no después.</w:t>
-      </w:r>
-    </w:p>
-    <w:p>
-      <w:pPr>
-        <w:ind w:firstLine="720"/>
-      </w:pPr>
-      <w:r>
-        <w:rPr>
-          <w:b/>
-          <w:bCs/>
-        </w:rPr>
-        <w:t>El piso no se eligió por conveniencia.</w:t>
-      </w:r>
-      <w:r>
-        <w:t xml:space="preserve"> Los modelos se comparan contra el azar de la misma corrida, que se mueve con los datos, y no contra un número fijo.</w:t>
-      </w:r>
-    </w:p>
-    <w:p>
-      <w:pPr>
-        <w:ind w:firstLine="720"/>
-      </w:pPr>
-      <w:r>
-        <w:rPr>
-          <w:b/>
-          <w:bCs/>
-        </w:rPr>
-        <w:t>Los hiperparámetros no se ajustaron buscando el mejor número.</w:t>
-      </w:r>
-      <w:r>
-        <w:t xml:space="preserve"> El rango entre cinco semillas del modelo avanzado es </w:t>
-      </w:r>
-      <w:r>
-        <w:rPr>
-          <w:b/>
-          <w:bCs/>
-        </w:rPr>
-        <w:t>0,030377</w:t>
-      </w:r>
-      <w:r>
-        <w:t xml:space="preserve">, que supera el umbral de decisión de </w:t>
-      </w:r>
-      <w:r>
-        <w:rPr>
-          <w:b/>
-          <w:bCs/>
-        </w:rPr>
-        <w:t>0,02</w:t>
-      </w:r>
-      <w:r>
-        <w:t xml:space="preserve">. Con esa dispersión, elegir la mejor celda de una rejilla no selecciona la mejor configuración: selecciona </w:t>
-      </w:r>
-      <w:r>
-        <w:rPr>
-          <w:b/>
-          <w:bCs/>
-        </w:rPr>
-        <w:t>la celda a la que le tocó la semilla más afortunada</w:t>
-      </w:r>
-      <w:r>
-        <w:t>. Por eso se promedian cinco semillas y se compara de forma pareada.</w:t>
-      </w:r>
-    </w:p>
-    <w:p>
-      <w:pPr>
-        <w:pStyle w:val="Ttulo2"/>
-        <w:keepNext/>
-      </w:pPr>
-      <w:bookmarkStart w:id="33" w:name="_Toc239765436"/>
-      <w:r>
-        <w:t>Una limitación del instrumento, encontrada midiendo</w:t>
-      </w:r>
-      <w:bookmarkEnd w:id="33"/>
-    </w:p>
-    <w:p>
-      <w:pPr>
-        <w:ind w:firstLine="720"/>
-      </w:pPr>
-      <w:r>
-        <w:t xml:space="preserve">Uno de los intervalos de esta entrega </w:t>
-      </w:r>
-      <w:r>
-        <w:rPr>
-          <w:b/>
-          <w:bCs/>
-        </w:rPr>
-        <w:t>no se reproduce entre corridas</w:t>
-      </w:r>
-      <w:r>
-        <w:t>. Volviendo a medir validación con el mismo código y los mismos datos, el intervalo del contraste entre el iTransformer y el bosque cambió de lado, porque el límite vivía a menos de dos milésimas del cero.</w:t>
-      </w:r>
-    </w:p>
-    <w:p>
-      <w:pPr>
-        <w:ind w:firstLine="720"/>
-      </w:pPr>
-      <w:r>
-        <w:rPr>
-          <w:b/>
-          <w:bCs/>
-        </w:rPr>
-        <w:t>La causa está identificada y no es el remuestreo</w:t>
-      </w:r>
-      <w:r>
-        <w:t>, que está sembrado y es determinista dadas las predicciones: lo que se mueve es el iTransformer, que no reproduce entre procesos.</w:t>
-      </w:r>
-    </w:p>
-    <w:p>
-      <w:pPr>
-        <w:ind w:firstLine="720"/>
-      </w:pPr>
-      <w:r>
-        <w:t xml:space="preserve">Y el fondo no es fragilidad: el remuestreo pareado resamplea las </w:t>
-      </w:r>
-      <w:r>
-        <w:rPr>
-          <w:b/>
-          <w:bCs/>
-        </w:rPr>
-        <w:t>filas</w:t>
-      </w:r>
-      <w:r>
-        <w:t xml:space="preserve"> condicionando en </w:t>
-      </w:r>
-      <w:r>
-        <w:rPr>
-          <w:b/>
-          <w:bCs/>
-        </w:rPr>
-        <w:t>un solo sorteo del entrenamiento</w:t>
-      </w:r>
-      <w:r>
-        <w:t xml:space="preserve">. Cuando el sorteo del entrenamiento es la fuente dominante de variación, el intervalo de una corrida no es un instrumento frágil — </w:t>
-      </w:r>
-      <w:r>
-        <w:rPr>
-          <w:b/>
-          <w:bCs/>
-        </w:rPr>
-        <w:t>es el instrumento equivocado</w:t>
-      </w:r>
-      <w:r>
-        <w:t>.</w:t>
-      </w:r>
-    </w:p>
-    <w:p>
-      <w:pPr>
-        <w:ind w:firstLine="720"/>
-      </w:pPr>
-      <w:r>
-        <w:t xml:space="preserve">Se decidió qué hacer con eso </w:t>
-      </w:r>
-      <w:r>
-        <w:rPr>
-          <w:b/>
-          <w:bCs/>
-        </w:rPr>
-        <w:t>antes</w:t>
-      </w:r>
-      <w:r>
-        <w:t xml:space="preserve"> de tocar el bloque de prueba: donde entre un modelo que no reproduce, el intervalo se reporta pero no decide, y el peso lo lleva la estabilidad del signo entre semillas.</w:t>
-      </w:r>
-    </w:p>
-    <w:p>
-      <w:pPr>
-        <w:ind w:firstLine="720"/>
-      </w:pPr>
-      <w:r>
-        <w:rPr>
-          <w:b/>
-          <w:bCs/>
-        </w:rPr>
-        <w:lastRenderedPageBreak/>
-        <w:t>El alcance está acotado y medido:</w:t>
-      </w:r>
-      <w:r>
-        <w:t xml:space="preserve"> el bosque y el </w:t>
+        <w:t>Autor:</w:t>
+      </w:r>
+      <w:r>
+        <w:t xml:space="preserve"> Fabrizio Espinoza (M0) · </w:t>
+      </w:r>
+      <w:r>
+        <w:rPr>
+          <w:b/>
+          <w:bCs/>
+        </w:rPr>
+        <w:t>Fuente del material:</w:t>
+      </w:r>
+      <w:r>
+        <w:t xml:space="preserve"> </w:t>
       </w:r>
       <w:r>
         <w:rPr>
@@ -14021,10 +14249,69 @@
           <w:sz w:val="22"/>
           <w:szCs w:val="22"/>
         </w:rPr>
-        <w:t>baseline_aleatorio</w:t>
-      </w:r>
-      <w:r>
-        <w:t xml:space="preserve"> reproducen bit a bit entre procesos, con la misma huella SHA-256 de las 1 959 predicciones. La comparación de la que depende el veredicto del proyecto no está afectada.</w:t>
+        <w:t>docs/evidencias/pruebas-deteccion-profundos.json</w:t>
+      </w:r>
+      <w:r>
+        <w:t xml:space="preserve"> · </w:t>
+      </w:r>
+      <w:r>
+        <w:rPr>
+          <w:b/>
+          <w:bCs/>
+        </w:rPr>
+        <w:t xml:space="preserve">Todas las cifras salen de </w:t>
+      </w:r>
+      <w:r>
+        <w:rPr>
+          <w:rFonts w:ascii="Courier New" w:eastAsia="Courier New" w:hAnsi="Courier New" w:cs="Courier New"/>
+          <w:b/>
+          <w:bCs/>
+          <w:sz w:val="22"/>
+          <w:szCs w:val="22"/>
+        </w:rPr>
+        <w:t>docs/evidencias/</w:t>
+      </w:r>
+      <w:r>
+        <w:rPr>
+          <w:b/>
+          <w:bCs/>
+        </w:rPr>
+        <w:t>.</w:t>
+      </w:r>
+    </w:p>
+    <w:p>
+      <w:pPr>
+        <w:ind w:firstLine="720"/>
+      </w:pPr>
+      <w:r>
+        <w:t xml:space="preserve">El enunciado pide pruebas de detección en las semanas 3 </w:t>
+      </w:r>
+      <w:r>
+        <w:rPr>
+          <w:b/>
+          <w:bCs/>
+        </w:rPr>
+        <w:t>y</w:t>
+      </w:r>
+      <w:r>
+        <w:t xml:space="preserve"> 4. Las de la Semana 3 se corrieron con el </w:t>
+      </w:r>
+      <w:r>
+        <w:rPr>
+          <w:b/>
+          <w:bCs/>
+        </w:rPr>
+        <w:t>modelo clásico</w:t>
+      </w:r>
+      <w:r>
+        <w:t xml:space="preserve">, y durante un tiempo esta entrega dijo que repetirlas sobre los profundos sería una mejora que no estaba hecha. </w:t>
+      </w:r>
+      <w:r>
+        <w:rPr>
+          <w:b/>
+          <w:bCs/>
+        </w:rPr>
+        <w:t>Ya está hecha, y esta sección la reporta.</w:t>
       </w:r>
     </w:p>
     <w:p>
@@ -14032,28 +14319,2234 @@
         <w:pStyle w:val="Ttulo2"/>
         <w:keepNext/>
       </w:pPr>
-      <w:bookmarkStart w:id="34" w:name="_Toc239765437"/>
-      <w:r>
-        <w:t>Lo que sigue</w:t>
+      <w:bookmarkStart w:id="31" w:name="_Toc240280864"/>
+      <w:r>
+        <w:t>1. Qué se repitió, qué no, y con qué criterio</w:t>
+      </w:r>
+      <w:bookmarkEnd w:id="31"/>
+    </w:p>
+    <w:p>
+      <w:pPr>
+        <w:ind w:firstLine="720"/>
+      </w:pPr>
+      <w:r>
+        <w:t xml:space="preserve">La </w:t>
+      </w:r>
+      <w:r>
+        <w:rPr>
+          <w:b/>
+          <w:bCs/>
+        </w:rPr>
+        <w:t>prueba 1</w:t>
+      </w:r>
+      <w:r>
+        <w:t xml:space="preserve"> —el etiquetador solo, 187 de 187 vértices— </w:t>
+      </w:r>
+      <w:r>
+        <w:rPr>
+          <w:b/>
+          <w:bCs/>
+        </w:rPr>
+        <w:t>no se repite</w:t>
+      </w:r>
+      <w:r>
+        <w:t>: no interviene ningún modelo, solo la función que etiqueta. Correrla con otro modelo mediría exactamente lo mismo.</w:t>
+      </w:r>
+    </w:p>
+    <w:p>
+      <w:pPr>
+        <w:ind w:firstLine="720"/>
+      </w:pPr>
+      <w:r>
+        <w:t xml:space="preserve">Las </w:t>
+      </w:r>
+      <w:r>
+        <w:rPr>
+          <w:b/>
+          <w:bCs/>
+        </w:rPr>
+        <w:t>pruebas 2, 3 y 4</w:t>
+      </w:r>
+      <w:r>
+        <w:t xml:space="preserve"> sí dependen del modelo, y se corrieron para los tres.</w:t>
+      </w:r>
+    </w:p>
+    <w:p>
+      <w:pPr>
+        <w:ind w:left="720"/>
+      </w:pPr>
+      <w:r>
+        <w:rPr>
+          <w:b/>
+          <w:bCs/>
+        </w:rPr>
+        <w:t>El criterio y la expectativa se escribieron antes de correr nada</w:t>
+      </w:r>
+      <w:r>
+        <w:t xml:space="preserve">, en el encabezado de </w:t>
+      </w:r>
+      <w:r>
+        <w:rPr>
+          <w:rFonts w:ascii="Courier New" w:eastAsia="Courier New" w:hAnsi="Courier New" w:cs="Courier New"/>
+          <w:sz w:val="22"/>
+          <w:szCs w:val="22"/>
+        </w:rPr>
+        <w:t>scripts/pruebas_deteccion_profundos.py</w:t>
+      </w:r>
+      <w:r>
+        <w:t xml:space="preserve">, y ese archivo se versionó </w:t>
+      </w:r>
+      <w:r>
+        <w:rPr>
+          <w:b/>
+          <w:bCs/>
+        </w:rPr>
+        <w:t>en un commit propio, sin resultados</w:t>
+      </w:r>
+      <w:r>
+        <w:t xml:space="preserve">, antes de la corrida. No es un detalle de forma: si el criterio se fijara después, la prueba no probaría nada.  </w:t>
+      </w:r>
+      <w:r>
+        <w:rPr>
+          <w:b/>
+          <w:bCs/>
+        </w:rPr>
+        <w:t>El criterio</w:t>
+      </w:r>
+      <w:r>
+        <w:t xml:space="preserve"> es el mismo que se le aplicó al clásico, sin aflojarlo: superar al </w:t>
+      </w:r>
+      <w:r>
+        <w:rPr>
+          <w:rFonts w:ascii="Courier New" w:eastAsia="Courier New" w:hAnsi="Courier New" w:cs="Courier New"/>
+          <w:sz w:val="22"/>
+          <w:szCs w:val="22"/>
+        </w:rPr>
+        <w:t>baseline_aleatorio</w:t>
+      </w:r>
+      <w:r>
+        <w:t xml:space="preserve"> </w:t>
+      </w:r>
+      <w:r>
+        <w:rPr>
+          <w:b/>
+          <w:bCs/>
+        </w:rPr>
+        <w:t>de la misma corrida</w:t>
+      </w:r>
+      <w:r>
+        <w:t xml:space="preserve"> en el F1 de </w:t>
+      </w:r>
+      <w:r>
+        <w:rPr>
+          <w:b/>
+          <w:bCs/>
+        </w:rPr>
+        <w:t>las dos</w:t>
+      </w:r>
+      <w:r>
+        <w:t xml:space="preserve"> clases extremas.  </w:t>
+      </w:r>
+      <w:r>
+        <w:rPr>
+          <w:b/>
+          <w:bCs/>
+        </w:rPr>
+        <w:t>La expectativa declarada fue que los dos profundos fallaran la 2 o la 3.</w:t>
+      </w:r>
+      <w:r>
+        <w:t xml:space="preserve"> Se cumplió a medias, y la mitad que falló es la nuestra: </w:t>
+      </w:r>
+      <w:r>
+        <w:rPr>
+          <w:b/>
+          <w:bCs/>
+        </w:rPr>
+        <w:t>Chronos-Bolt pasó las tres.</w:t>
+      </w:r>
+      <w:r>
+        <w:t xml:space="preserve"> Eso se cuenta en la sección 4.</w:t>
+      </w:r>
+    </w:p>
+    <w:p>
+      <w:pPr>
+        <w:ind w:firstLine="720"/>
+      </w:pPr>
+      <w:r>
+        <w:t xml:space="preserve">El </w:t>
+      </w:r>
+      <w:r>
+        <w:rPr>
+          <w:b/>
+          <w:bCs/>
+        </w:rPr>
+        <w:t>modelo clásico entró como control del propio guion</w:t>
+      </w:r>
+      <w:r>
+        <w:t xml:space="preserve">: si hubiera dado algo distinto de lo que ya dice </w:t>
+      </w:r>
+      <w:r>
+        <w:rPr>
+          <w:rFonts w:ascii="Courier New" w:eastAsia="Courier New" w:hAnsi="Courier New" w:cs="Courier New"/>
+          <w:sz w:val="22"/>
+          <w:szCs w:val="22"/>
+        </w:rPr>
+        <w:t>pruebas-deteccion.json</w:t>
+      </w:r>
+      <w:r>
+        <w:t xml:space="preserve">, el defecto estaría en el guion nuevo y no en los </w:t>
+      </w:r>
+      <w:r>
+        <w:lastRenderedPageBreak/>
+        <w:t xml:space="preserve">modelos. Dio </w:t>
+      </w:r>
+      <w:r>
+        <w:rPr>
+          <w:b/>
+          <w:bCs/>
+        </w:rPr>
+        <w:t>idéntico</w:t>
+      </w:r>
+      <w:r>
+        <w:t xml:space="preserve"> —0,540146 en sintético y 0,953353 en entrenamiento—, así que el instrumento es el mismo.</w:t>
+      </w:r>
+    </w:p>
+    <w:p>
+      <w:pPr>
+        <w:pStyle w:val="Ttulo2"/>
+        <w:keepNext/>
+      </w:pPr>
+      <w:bookmarkStart w:id="32" w:name="_Toc240280865"/>
+      <w:r>
+        <w:t>2. Los resultados</w:t>
+      </w:r>
+      <w:bookmarkEnd w:id="32"/>
+    </w:p>
+    <w:p>
+      <w:pPr>
+        <w:keepNext/>
+        <w:spacing w:before="240"/>
+      </w:pPr>
+      <w:r>
+        <w:rPr>
+          <w:b/>
+          <w:bCs/>
+        </w:rPr>
+        <w:t>Tabla 7</w:t>
+      </w:r>
+    </w:p>
+    <w:p>
+      <w:pPr>
+        <w:keepNext/>
+        <w:spacing w:after="60"/>
+      </w:pPr>
+      <w:r>
+        <w:rPr>
+          <w:i/>
+          <w:iCs/>
+        </w:rPr>
+        <w:t>Prueba 2 — el circuito completo sobre la serie construida, 442 observaciones evaluadas.</w:t>
+      </w:r>
+    </w:p>
+    <w:tbl>
+      <w:tblPr>
+        <w:tblW w:w="9360" w:type="dxa"/>
+        <w:tblCellMar>
+          <w:left w:w="10" w:type="dxa"/>
+          <w:right w:w="10" w:type="dxa"/>
+        </w:tblCellMar>
+        <w:tblLook w:val="04A0" w:firstRow="1" w:lastRow="0" w:firstColumn="1" w:lastColumn="0" w:noHBand="0" w:noVBand="1"/>
+      </w:tblPr>
+      <w:tblGrid>
+        <w:gridCol w:w="2362"/>
+        <w:gridCol w:w="1750"/>
+        <w:gridCol w:w="1750"/>
+        <w:gridCol w:w="1750"/>
+        <w:gridCol w:w="1748"/>
+      </w:tblGrid>
+      <w:tr>
+        <w:tblPrEx>
+          <w:tblCellMar>
+            <w:top w:w="0" w:type="dxa"/>
+            <w:bottom w:w="0" w:type="dxa"/>
+          </w:tblCellMar>
+        </w:tblPrEx>
+        <w:trPr>
+          <w:tblHeader/>
+        </w:trPr>
+        <w:tc>
+          <w:tcPr>
+            <w:tcW w:w="1872" w:type="dxa"/>
+            <w:tcBorders>
+              <w:top w:val="single" w:sz="6" w:space="0" w:color="000000"/>
+              <w:bottom w:val="single" w:sz="6" w:space="0" w:color="000000"/>
+            </w:tcBorders>
+            <w:tcMar>
+              <w:top w:w="60" w:type="dxa"/>
+              <w:left w:w="100" w:type="dxa"/>
+              <w:bottom w:w="60" w:type="dxa"/>
+              <w:right w:w="100" w:type="dxa"/>
+            </w:tcMar>
+          </w:tcPr>
+          <w:p>
+            <w:pPr>
+              <w:spacing w:line="240" w:lineRule="auto"/>
+            </w:pPr>
+            <w:r>
+              <w:rPr>
+                <w:sz w:val="22"/>
+                <w:szCs w:val="22"/>
+              </w:rPr>
+              <w:t>Modelo</w:t>
+            </w:r>
+          </w:p>
+        </w:tc>
+        <w:tc>
+          <w:tcPr>
+            <w:tcW w:w="1872" w:type="dxa"/>
+            <w:tcBorders>
+              <w:top w:val="single" w:sz="6" w:space="0" w:color="000000"/>
+              <w:bottom w:val="single" w:sz="6" w:space="0" w:color="000000"/>
+            </w:tcBorders>
+            <w:tcMar>
+              <w:top w:w="60" w:type="dxa"/>
+              <w:left w:w="100" w:type="dxa"/>
+              <w:bottom w:w="60" w:type="dxa"/>
+              <w:right w:w="100" w:type="dxa"/>
+            </w:tcMar>
+          </w:tcPr>
+          <w:p>
+            <w:pPr>
+              <w:spacing w:line="240" w:lineRule="auto"/>
+              <w:jc w:val="center"/>
+            </w:pPr>
+            <w:r>
+              <w:rPr>
+                <w:sz w:val="22"/>
+                <w:szCs w:val="22"/>
+              </w:rPr>
+              <w:t>F1 macro</w:t>
+            </w:r>
+          </w:p>
+        </w:tc>
+        <w:tc>
+          <w:tcPr>
+            <w:tcW w:w="1872" w:type="dxa"/>
+            <w:tcBorders>
+              <w:top w:val="single" w:sz="6" w:space="0" w:color="000000"/>
+              <w:bottom w:val="single" w:sz="6" w:space="0" w:color="000000"/>
+            </w:tcBorders>
+            <w:tcMar>
+              <w:top w:w="60" w:type="dxa"/>
+              <w:left w:w="100" w:type="dxa"/>
+              <w:bottom w:w="60" w:type="dxa"/>
+              <w:right w:w="100" w:type="dxa"/>
+            </w:tcMar>
+          </w:tcPr>
+          <w:p>
+            <w:pPr>
+              <w:spacing w:line="240" w:lineRule="auto"/>
+              <w:jc w:val="center"/>
+            </w:pPr>
+            <w:r>
+              <w:rPr>
+                <w:sz w:val="22"/>
+                <w:szCs w:val="22"/>
+              </w:rPr>
+              <w:t>F1 Máximo</w:t>
+            </w:r>
+          </w:p>
+        </w:tc>
+        <w:tc>
+          <w:tcPr>
+            <w:tcW w:w="1872" w:type="dxa"/>
+            <w:tcBorders>
+              <w:top w:val="single" w:sz="6" w:space="0" w:color="000000"/>
+              <w:bottom w:val="single" w:sz="6" w:space="0" w:color="000000"/>
+            </w:tcBorders>
+            <w:tcMar>
+              <w:top w:w="60" w:type="dxa"/>
+              <w:left w:w="100" w:type="dxa"/>
+              <w:bottom w:w="60" w:type="dxa"/>
+              <w:right w:w="100" w:type="dxa"/>
+            </w:tcMar>
+          </w:tcPr>
+          <w:p>
+            <w:pPr>
+              <w:spacing w:line="240" w:lineRule="auto"/>
+              <w:jc w:val="center"/>
+            </w:pPr>
+            <w:r>
+              <w:rPr>
+                <w:sz w:val="22"/>
+                <w:szCs w:val="22"/>
+              </w:rPr>
+              <w:t>F1 Mínimo</w:t>
+            </w:r>
+          </w:p>
+        </w:tc>
+        <w:tc>
+          <w:tcPr>
+            <w:tcW w:w="1872" w:type="dxa"/>
+            <w:tcBorders>
+              <w:top w:val="single" w:sz="6" w:space="0" w:color="000000"/>
+              <w:bottom w:val="single" w:sz="6" w:space="0" w:color="000000"/>
+            </w:tcBorders>
+            <w:tcMar>
+              <w:top w:w="60" w:type="dxa"/>
+              <w:left w:w="100" w:type="dxa"/>
+              <w:bottom w:w="60" w:type="dxa"/>
+              <w:right w:w="100" w:type="dxa"/>
+            </w:tcMar>
+          </w:tcPr>
+          <w:p>
+            <w:pPr>
+              <w:spacing w:line="240" w:lineRule="auto"/>
+              <w:jc w:val="center"/>
+            </w:pPr>
+            <w:r>
+              <w:rPr>
+                <w:sz w:val="22"/>
+                <w:szCs w:val="22"/>
+              </w:rPr>
+              <w:t>¿Supera?</w:t>
+            </w:r>
+          </w:p>
+        </w:tc>
+      </w:tr>
+      <w:tr>
+        <w:tblPrEx>
+          <w:tblCellMar>
+            <w:top w:w="0" w:type="dxa"/>
+            <w:bottom w:w="0" w:type="dxa"/>
+          </w:tblCellMar>
+        </w:tblPrEx>
+        <w:tc>
+          <w:tcPr>
+            <w:tcW w:w="1872" w:type="dxa"/>
+            <w:tcMar>
+              <w:top w:w="60" w:type="dxa"/>
+              <w:left w:w="100" w:type="dxa"/>
+              <w:bottom w:w="60" w:type="dxa"/>
+              <w:right w:w="100" w:type="dxa"/>
+            </w:tcMar>
+          </w:tcPr>
+          <w:p>
+            <w:pPr>
+              <w:spacing w:line="240" w:lineRule="auto"/>
+            </w:pPr>
+            <w:r>
+              <w:rPr>
+                <w:rFonts w:ascii="Courier New" w:eastAsia="Courier New" w:hAnsi="Courier New" w:cs="Courier New"/>
+                <w:sz w:val="20"/>
+                <w:szCs w:val="20"/>
+              </w:rPr>
+              <w:t>bosque_aleatorio</w:t>
+            </w:r>
+            <w:r>
+              <w:rPr>
+                <w:sz w:val="22"/>
+                <w:szCs w:val="22"/>
+              </w:rPr>
+              <w:t xml:space="preserve"> (control)</w:t>
+            </w:r>
+          </w:p>
+        </w:tc>
+        <w:tc>
+          <w:tcPr>
+            <w:tcW w:w="1872" w:type="dxa"/>
+            <w:tcMar>
+              <w:top w:w="60" w:type="dxa"/>
+              <w:left w:w="100" w:type="dxa"/>
+              <w:bottom w:w="60" w:type="dxa"/>
+              <w:right w:w="100" w:type="dxa"/>
+            </w:tcMar>
+          </w:tcPr>
+          <w:p>
+            <w:pPr>
+              <w:spacing w:line="240" w:lineRule="auto"/>
+              <w:jc w:val="center"/>
+            </w:pPr>
+            <w:r>
+              <w:rPr>
+                <w:sz w:val="22"/>
+                <w:szCs w:val="22"/>
+              </w:rPr>
+              <w:t>0,540146</w:t>
+            </w:r>
+          </w:p>
+        </w:tc>
+        <w:tc>
+          <w:tcPr>
+            <w:tcW w:w="1872" w:type="dxa"/>
+            <w:tcMar>
+              <w:top w:w="60" w:type="dxa"/>
+              <w:left w:w="100" w:type="dxa"/>
+              <w:bottom w:w="60" w:type="dxa"/>
+              <w:right w:w="100" w:type="dxa"/>
+            </w:tcMar>
+          </w:tcPr>
+          <w:p>
+            <w:pPr>
+              <w:spacing w:line="240" w:lineRule="auto"/>
+              <w:jc w:val="center"/>
+            </w:pPr>
+            <w:r>
+              <w:rPr>
+                <w:sz w:val="22"/>
+                <w:szCs w:val="22"/>
+              </w:rPr>
+              <w:t>0,411765</w:t>
+            </w:r>
+          </w:p>
+        </w:tc>
+        <w:tc>
+          <w:tcPr>
+            <w:tcW w:w="1872" w:type="dxa"/>
+            <w:tcMar>
+              <w:top w:w="60" w:type="dxa"/>
+              <w:left w:w="100" w:type="dxa"/>
+              <w:bottom w:w="60" w:type="dxa"/>
+              <w:right w:w="100" w:type="dxa"/>
+            </w:tcMar>
+          </w:tcPr>
+          <w:p>
+            <w:pPr>
+              <w:spacing w:line="240" w:lineRule="auto"/>
+              <w:jc w:val="center"/>
+            </w:pPr>
+            <w:r>
+              <w:rPr>
+                <w:sz w:val="22"/>
+                <w:szCs w:val="22"/>
+              </w:rPr>
+              <w:t>0,333333</w:t>
+            </w:r>
+          </w:p>
+        </w:tc>
+        <w:tc>
+          <w:tcPr>
+            <w:tcW w:w="1872" w:type="dxa"/>
+            <w:tcMar>
+              <w:top w:w="60" w:type="dxa"/>
+              <w:left w:w="100" w:type="dxa"/>
+              <w:bottom w:w="60" w:type="dxa"/>
+              <w:right w:w="100" w:type="dxa"/>
+            </w:tcMar>
+          </w:tcPr>
+          <w:p>
+            <w:pPr>
+              <w:spacing w:line="240" w:lineRule="auto"/>
+              <w:jc w:val="center"/>
+            </w:pPr>
+            <w:r>
+              <w:rPr>
+                <w:b/>
+                <w:bCs/>
+                <w:sz w:val="22"/>
+                <w:szCs w:val="22"/>
+              </w:rPr>
+              <w:t>sí</w:t>
+            </w:r>
+          </w:p>
+        </w:tc>
+      </w:tr>
+      <w:tr>
+        <w:tblPrEx>
+          <w:tblCellMar>
+            <w:top w:w="0" w:type="dxa"/>
+            <w:bottom w:w="0" w:type="dxa"/>
+          </w:tblCellMar>
+        </w:tblPrEx>
+        <w:tc>
+          <w:tcPr>
+            <w:tcW w:w="1872" w:type="dxa"/>
+            <w:tcMar>
+              <w:top w:w="60" w:type="dxa"/>
+              <w:left w:w="100" w:type="dxa"/>
+              <w:bottom w:w="60" w:type="dxa"/>
+              <w:right w:w="100" w:type="dxa"/>
+            </w:tcMar>
+          </w:tcPr>
+          <w:p>
+            <w:pPr>
+              <w:spacing w:line="240" w:lineRule="auto"/>
+            </w:pPr>
+            <w:r>
+              <w:rPr>
+                <w:rFonts w:ascii="Courier New" w:eastAsia="Courier New" w:hAnsi="Courier New" w:cs="Courier New"/>
+                <w:sz w:val="20"/>
+                <w:szCs w:val="20"/>
+              </w:rPr>
+              <w:t>chronos_bolt</w:t>
+            </w:r>
+          </w:p>
+        </w:tc>
+        <w:tc>
+          <w:tcPr>
+            <w:tcW w:w="1872" w:type="dxa"/>
+            <w:tcMar>
+              <w:top w:w="60" w:type="dxa"/>
+              <w:left w:w="100" w:type="dxa"/>
+              <w:bottom w:w="60" w:type="dxa"/>
+              <w:right w:w="100" w:type="dxa"/>
+            </w:tcMar>
+          </w:tcPr>
+          <w:p>
+            <w:pPr>
+              <w:spacing w:line="240" w:lineRule="auto"/>
+              <w:jc w:val="center"/>
+            </w:pPr>
+            <w:r>
+              <w:rPr>
+                <w:sz w:val="22"/>
+                <w:szCs w:val="22"/>
+              </w:rPr>
+              <w:t>0,526095</w:t>
+            </w:r>
+          </w:p>
+        </w:tc>
+        <w:tc>
+          <w:tcPr>
+            <w:tcW w:w="1872" w:type="dxa"/>
+            <w:tcMar>
+              <w:top w:w="60" w:type="dxa"/>
+              <w:left w:w="100" w:type="dxa"/>
+              <w:bottom w:w="60" w:type="dxa"/>
+              <w:right w:w="100" w:type="dxa"/>
+            </w:tcMar>
+          </w:tcPr>
+          <w:p>
+            <w:pPr>
+              <w:spacing w:line="240" w:lineRule="auto"/>
+              <w:jc w:val="center"/>
+            </w:pPr>
+            <w:r>
+              <w:rPr>
+                <w:sz w:val="22"/>
+                <w:szCs w:val="22"/>
+              </w:rPr>
+              <w:t>0,409091</w:t>
+            </w:r>
+          </w:p>
+        </w:tc>
+        <w:tc>
+          <w:tcPr>
+            <w:tcW w:w="1872" w:type="dxa"/>
+            <w:tcMar>
+              <w:top w:w="60" w:type="dxa"/>
+              <w:left w:w="100" w:type="dxa"/>
+              <w:bottom w:w="60" w:type="dxa"/>
+              <w:right w:w="100" w:type="dxa"/>
+            </w:tcMar>
+          </w:tcPr>
+          <w:p>
+            <w:pPr>
+              <w:spacing w:line="240" w:lineRule="auto"/>
+              <w:jc w:val="center"/>
+            </w:pPr>
+            <w:r>
+              <w:rPr>
+                <w:sz w:val="22"/>
+                <w:szCs w:val="22"/>
+              </w:rPr>
+              <w:t>0,254545</w:t>
+            </w:r>
+          </w:p>
+        </w:tc>
+        <w:tc>
+          <w:tcPr>
+            <w:tcW w:w="1872" w:type="dxa"/>
+            <w:tcMar>
+              <w:top w:w="60" w:type="dxa"/>
+              <w:left w:w="100" w:type="dxa"/>
+              <w:bottom w:w="60" w:type="dxa"/>
+              <w:right w:w="100" w:type="dxa"/>
+            </w:tcMar>
+          </w:tcPr>
+          <w:p>
+            <w:pPr>
+              <w:spacing w:line="240" w:lineRule="auto"/>
+              <w:jc w:val="center"/>
+            </w:pPr>
+            <w:r>
+              <w:rPr>
+                <w:b/>
+                <w:bCs/>
+                <w:sz w:val="22"/>
+                <w:szCs w:val="22"/>
+              </w:rPr>
+              <w:t>sí</w:t>
+            </w:r>
+          </w:p>
+        </w:tc>
+      </w:tr>
+      <w:tr>
+        <w:tblPrEx>
+          <w:tblCellMar>
+            <w:top w:w="0" w:type="dxa"/>
+            <w:bottom w:w="0" w:type="dxa"/>
+          </w:tblCellMar>
+        </w:tblPrEx>
+        <w:tc>
+          <w:tcPr>
+            <w:tcW w:w="1872" w:type="dxa"/>
+            <w:tcMar>
+              <w:top w:w="60" w:type="dxa"/>
+              <w:left w:w="100" w:type="dxa"/>
+              <w:bottom w:w="60" w:type="dxa"/>
+              <w:right w:w="100" w:type="dxa"/>
+            </w:tcMar>
+          </w:tcPr>
+          <w:p>
+            <w:pPr>
+              <w:spacing w:line="240" w:lineRule="auto"/>
+            </w:pPr>
+            <w:r>
+              <w:rPr>
+                <w:rFonts w:ascii="Courier New" w:eastAsia="Courier New" w:hAnsi="Courier New" w:cs="Courier New"/>
+                <w:sz w:val="20"/>
+                <w:szCs w:val="20"/>
+              </w:rPr>
+              <w:t>itransformer</w:t>
+            </w:r>
+          </w:p>
+        </w:tc>
+        <w:tc>
+          <w:tcPr>
+            <w:tcW w:w="1872" w:type="dxa"/>
+            <w:tcMar>
+              <w:top w:w="60" w:type="dxa"/>
+              <w:left w:w="100" w:type="dxa"/>
+              <w:bottom w:w="60" w:type="dxa"/>
+              <w:right w:w="100" w:type="dxa"/>
+            </w:tcMar>
+          </w:tcPr>
+          <w:p>
+            <w:pPr>
+              <w:spacing w:line="240" w:lineRule="auto"/>
+              <w:jc w:val="center"/>
+            </w:pPr>
+            <w:r>
+              <w:rPr>
+                <w:sz w:val="22"/>
+                <w:szCs w:val="22"/>
+              </w:rPr>
+              <w:t>0,324180</w:t>
+            </w:r>
+          </w:p>
+        </w:tc>
+        <w:tc>
+          <w:tcPr>
+            <w:tcW w:w="1872" w:type="dxa"/>
+            <w:tcMar>
+              <w:top w:w="60" w:type="dxa"/>
+              <w:left w:w="100" w:type="dxa"/>
+              <w:bottom w:w="60" w:type="dxa"/>
+              <w:right w:w="100" w:type="dxa"/>
+            </w:tcMar>
+          </w:tcPr>
+          <w:p>
+            <w:pPr>
+              <w:spacing w:line="240" w:lineRule="auto"/>
+              <w:jc w:val="center"/>
+            </w:pPr>
+            <w:r>
+              <w:rPr>
+                <w:b/>
+                <w:bCs/>
+                <w:sz w:val="22"/>
+                <w:szCs w:val="22"/>
+              </w:rPr>
+              <w:t>0,000000</w:t>
+            </w:r>
+          </w:p>
+        </w:tc>
+        <w:tc>
+          <w:tcPr>
+            <w:tcW w:w="1872" w:type="dxa"/>
+            <w:tcMar>
+              <w:top w:w="60" w:type="dxa"/>
+              <w:left w:w="100" w:type="dxa"/>
+              <w:bottom w:w="60" w:type="dxa"/>
+              <w:right w:w="100" w:type="dxa"/>
+            </w:tcMar>
+          </w:tcPr>
+          <w:p>
+            <w:pPr>
+              <w:spacing w:line="240" w:lineRule="auto"/>
+              <w:jc w:val="center"/>
+            </w:pPr>
+            <w:r>
+              <w:rPr>
+                <w:sz w:val="22"/>
+                <w:szCs w:val="22"/>
+              </w:rPr>
+              <w:t>0,080000</w:t>
+            </w:r>
+          </w:p>
+        </w:tc>
+        <w:tc>
+          <w:tcPr>
+            <w:tcW w:w="1872" w:type="dxa"/>
+            <w:tcMar>
+              <w:top w:w="60" w:type="dxa"/>
+              <w:left w:w="100" w:type="dxa"/>
+              <w:bottom w:w="60" w:type="dxa"/>
+              <w:right w:w="100" w:type="dxa"/>
+            </w:tcMar>
+          </w:tcPr>
+          <w:p>
+            <w:pPr>
+              <w:spacing w:line="240" w:lineRule="auto"/>
+              <w:jc w:val="center"/>
+            </w:pPr>
+            <w:r>
+              <w:rPr>
+                <w:b/>
+                <w:bCs/>
+                <w:sz w:val="22"/>
+                <w:szCs w:val="22"/>
+              </w:rPr>
+              <w:t>no</w:t>
+            </w:r>
+          </w:p>
+        </w:tc>
+      </w:tr>
+      <w:tr>
+        <w:tblPrEx>
+          <w:tblCellMar>
+            <w:top w:w="0" w:type="dxa"/>
+            <w:bottom w:w="0" w:type="dxa"/>
+          </w:tblCellMar>
+        </w:tblPrEx>
+        <w:tc>
+          <w:tcPr>
+            <w:tcW w:w="1872" w:type="dxa"/>
+            <w:tcBorders>
+              <w:bottom w:val="single" w:sz="6" w:space="0" w:color="000000"/>
+            </w:tcBorders>
+            <w:tcMar>
+              <w:top w:w="60" w:type="dxa"/>
+              <w:left w:w="100" w:type="dxa"/>
+              <w:bottom w:w="60" w:type="dxa"/>
+              <w:right w:w="100" w:type="dxa"/>
+            </w:tcMar>
+          </w:tcPr>
+          <w:p>
+            <w:pPr>
+              <w:spacing w:line="240" w:lineRule="auto"/>
+            </w:pPr>
+            <w:r>
+              <w:rPr>
+                <w:rFonts w:ascii="Courier New" w:eastAsia="Courier New" w:hAnsi="Courier New" w:cs="Courier New"/>
+                <w:sz w:val="20"/>
+                <w:szCs w:val="20"/>
+              </w:rPr>
+              <w:t>baseline_aleatorio</w:t>
+            </w:r>
+          </w:p>
+        </w:tc>
+        <w:tc>
+          <w:tcPr>
+            <w:tcW w:w="1872" w:type="dxa"/>
+            <w:tcBorders>
+              <w:bottom w:val="single" w:sz="6" w:space="0" w:color="000000"/>
+            </w:tcBorders>
+            <w:tcMar>
+              <w:top w:w="60" w:type="dxa"/>
+              <w:left w:w="100" w:type="dxa"/>
+              <w:bottom w:w="60" w:type="dxa"/>
+              <w:right w:w="100" w:type="dxa"/>
+            </w:tcMar>
+          </w:tcPr>
+          <w:p>
+            <w:pPr>
+              <w:spacing w:line="240" w:lineRule="auto"/>
+              <w:jc w:val="center"/>
+            </w:pPr>
+            <w:r>
+              <w:rPr>
+                <w:sz w:val="22"/>
+                <w:szCs w:val="22"/>
+              </w:rPr>
+              <w:t>0,308567</w:t>
+            </w:r>
+          </w:p>
+        </w:tc>
+        <w:tc>
+          <w:tcPr>
+            <w:tcW w:w="1872" w:type="dxa"/>
+            <w:tcBorders>
+              <w:bottom w:val="single" w:sz="6" w:space="0" w:color="000000"/>
+            </w:tcBorders>
+            <w:tcMar>
+              <w:top w:w="60" w:type="dxa"/>
+              <w:left w:w="100" w:type="dxa"/>
+              <w:bottom w:w="60" w:type="dxa"/>
+              <w:right w:w="100" w:type="dxa"/>
+            </w:tcMar>
+          </w:tcPr>
+          <w:p>
+            <w:pPr>
+              <w:spacing w:line="240" w:lineRule="auto"/>
+              <w:jc w:val="center"/>
+            </w:pPr>
+            <w:r>
+              <w:rPr>
+                <w:sz w:val="22"/>
+                <w:szCs w:val="22"/>
+              </w:rPr>
+              <w:t>0,000000</w:t>
+            </w:r>
+          </w:p>
+        </w:tc>
+        <w:tc>
+          <w:tcPr>
+            <w:tcW w:w="1872" w:type="dxa"/>
+            <w:tcBorders>
+              <w:bottom w:val="single" w:sz="6" w:space="0" w:color="000000"/>
+            </w:tcBorders>
+            <w:tcMar>
+              <w:top w:w="60" w:type="dxa"/>
+              <w:left w:w="100" w:type="dxa"/>
+              <w:bottom w:w="60" w:type="dxa"/>
+              <w:right w:w="100" w:type="dxa"/>
+            </w:tcMar>
+          </w:tcPr>
+          <w:p>
+            <w:pPr>
+              <w:spacing w:line="240" w:lineRule="auto"/>
+              <w:jc w:val="center"/>
+            </w:pPr>
+            <w:r>
+              <w:rPr>
+                <w:sz w:val="22"/>
+                <w:szCs w:val="22"/>
+              </w:rPr>
+              <w:t>0,000000</w:t>
+            </w:r>
+          </w:p>
+        </w:tc>
+        <w:tc>
+          <w:tcPr>
+            <w:tcW w:w="1872" w:type="dxa"/>
+            <w:tcBorders>
+              <w:bottom w:val="single" w:sz="6" w:space="0" w:color="000000"/>
+            </w:tcBorders>
+            <w:tcMar>
+              <w:top w:w="60" w:type="dxa"/>
+              <w:left w:w="100" w:type="dxa"/>
+              <w:bottom w:w="60" w:type="dxa"/>
+              <w:right w:w="100" w:type="dxa"/>
+            </w:tcMar>
+          </w:tcPr>
+          <w:p>
+            <w:pPr>
+              <w:spacing w:line="240" w:lineRule="auto"/>
+              <w:jc w:val="center"/>
+            </w:pPr>
+            <w:r>
+              <w:rPr>
+                <w:sz w:val="22"/>
+                <w:szCs w:val="22"/>
+              </w:rPr>
+              <w:t>—</w:t>
+            </w:r>
+          </w:p>
+        </w:tc>
+      </w:tr>
+    </w:tbl>
+    <w:p>
+      <w:pPr>
+        <w:spacing w:after="240"/>
+      </w:pPr>
+    </w:p>
+    <w:p>
+      <w:pPr>
+        <w:keepNext/>
+        <w:spacing w:before="240"/>
+      </w:pPr>
+      <w:r>
+        <w:rPr>
+          <w:b/>
+          <w:bCs/>
+        </w:rPr>
+        <w:t>Tabla 8</w:t>
+      </w:r>
+    </w:p>
+    <w:p>
+      <w:pPr>
+        <w:keepNext/>
+        <w:spacing w:after="60"/>
+      </w:pPr>
+      <w:r>
+        <w:rPr>
+          <w:i/>
+          <w:iCs/>
+        </w:rPr>
+        <w:t>Prueba 3 — sobre el bloque de entrenamiento, 9 165 observaciones.</w:t>
+      </w:r>
+    </w:p>
+    <w:tbl>
+      <w:tblPr>
+        <w:tblW w:w="9360" w:type="dxa"/>
+        <w:tblCellMar>
+          <w:left w:w="10" w:type="dxa"/>
+          <w:right w:w="10" w:type="dxa"/>
+        </w:tblCellMar>
+        <w:tblLook w:val="04A0" w:firstRow="1" w:lastRow="0" w:firstColumn="1" w:lastColumn="0" w:noHBand="0" w:noVBand="1"/>
+      </w:tblPr>
+      <w:tblGrid>
+        <w:gridCol w:w="2362"/>
+        <w:gridCol w:w="1750"/>
+        <w:gridCol w:w="1750"/>
+        <w:gridCol w:w="1750"/>
+        <w:gridCol w:w="1748"/>
+      </w:tblGrid>
+      <w:tr>
+        <w:tblPrEx>
+          <w:tblCellMar>
+            <w:top w:w="0" w:type="dxa"/>
+            <w:bottom w:w="0" w:type="dxa"/>
+          </w:tblCellMar>
+        </w:tblPrEx>
+        <w:trPr>
+          <w:tblHeader/>
+        </w:trPr>
+        <w:tc>
+          <w:tcPr>
+            <w:tcW w:w="1872" w:type="dxa"/>
+            <w:tcBorders>
+              <w:top w:val="single" w:sz="6" w:space="0" w:color="000000"/>
+              <w:bottom w:val="single" w:sz="6" w:space="0" w:color="000000"/>
+            </w:tcBorders>
+            <w:tcMar>
+              <w:top w:w="60" w:type="dxa"/>
+              <w:left w:w="100" w:type="dxa"/>
+              <w:bottom w:w="60" w:type="dxa"/>
+              <w:right w:w="100" w:type="dxa"/>
+            </w:tcMar>
+          </w:tcPr>
+          <w:p>
+            <w:pPr>
+              <w:spacing w:line="240" w:lineRule="auto"/>
+            </w:pPr>
+            <w:r>
+              <w:rPr>
+                <w:sz w:val="22"/>
+                <w:szCs w:val="22"/>
+              </w:rPr>
+              <w:t>Modelo</w:t>
+            </w:r>
+          </w:p>
+        </w:tc>
+        <w:tc>
+          <w:tcPr>
+            <w:tcW w:w="1872" w:type="dxa"/>
+            <w:tcBorders>
+              <w:top w:val="single" w:sz="6" w:space="0" w:color="000000"/>
+              <w:bottom w:val="single" w:sz="6" w:space="0" w:color="000000"/>
+            </w:tcBorders>
+            <w:tcMar>
+              <w:top w:w="60" w:type="dxa"/>
+              <w:left w:w="100" w:type="dxa"/>
+              <w:bottom w:w="60" w:type="dxa"/>
+              <w:right w:w="100" w:type="dxa"/>
+            </w:tcMar>
+          </w:tcPr>
+          <w:p>
+            <w:pPr>
+              <w:spacing w:line="240" w:lineRule="auto"/>
+              <w:jc w:val="center"/>
+            </w:pPr>
+            <w:r>
+              <w:rPr>
+                <w:sz w:val="22"/>
+                <w:szCs w:val="22"/>
+              </w:rPr>
+              <w:t>F1 macro</w:t>
+            </w:r>
+          </w:p>
+        </w:tc>
+        <w:tc>
+          <w:tcPr>
+            <w:tcW w:w="1872" w:type="dxa"/>
+            <w:tcBorders>
+              <w:top w:val="single" w:sz="6" w:space="0" w:color="000000"/>
+              <w:bottom w:val="single" w:sz="6" w:space="0" w:color="000000"/>
+            </w:tcBorders>
+            <w:tcMar>
+              <w:top w:w="60" w:type="dxa"/>
+              <w:left w:w="100" w:type="dxa"/>
+              <w:bottom w:w="60" w:type="dxa"/>
+              <w:right w:w="100" w:type="dxa"/>
+            </w:tcMar>
+          </w:tcPr>
+          <w:p>
+            <w:pPr>
+              <w:spacing w:line="240" w:lineRule="auto"/>
+              <w:jc w:val="center"/>
+            </w:pPr>
+            <w:r>
+              <w:rPr>
+                <w:sz w:val="22"/>
+                <w:szCs w:val="22"/>
+              </w:rPr>
+              <w:t>F1 Máximo</w:t>
+            </w:r>
+          </w:p>
+        </w:tc>
+        <w:tc>
+          <w:tcPr>
+            <w:tcW w:w="1872" w:type="dxa"/>
+            <w:tcBorders>
+              <w:top w:val="single" w:sz="6" w:space="0" w:color="000000"/>
+              <w:bottom w:val="single" w:sz="6" w:space="0" w:color="000000"/>
+            </w:tcBorders>
+            <w:tcMar>
+              <w:top w:w="60" w:type="dxa"/>
+              <w:left w:w="100" w:type="dxa"/>
+              <w:bottom w:w="60" w:type="dxa"/>
+              <w:right w:w="100" w:type="dxa"/>
+            </w:tcMar>
+          </w:tcPr>
+          <w:p>
+            <w:pPr>
+              <w:spacing w:line="240" w:lineRule="auto"/>
+              <w:jc w:val="center"/>
+            </w:pPr>
+            <w:r>
+              <w:rPr>
+                <w:sz w:val="22"/>
+                <w:szCs w:val="22"/>
+              </w:rPr>
+              <w:t>F1 Mínimo</w:t>
+            </w:r>
+          </w:p>
+        </w:tc>
+        <w:tc>
+          <w:tcPr>
+            <w:tcW w:w="1872" w:type="dxa"/>
+            <w:tcBorders>
+              <w:top w:val="single" w:sz="6" w:space="0" w:color="000000"/>
+              <w:bottom w:val="single" w:sz="6" w:space="0" w:color="000000"/>
+            </w:tcBorders>
+            <w:tcMar>
+              <w:top w:w="60" w:type="dxa"/>
+              <w:left w:w="100" w:type="dxa"/>
+              <w:bottom w:w="60" w:type="dxa"/>
+              <w:right w:w="100" w:type="dxa"/>
+            </w:tcMar>
+          </w:tcPr>
+          <w:p>
+            <w:pPr>
+              <w:spacing w:line="240" w:lineRule="auto"/>
+              <w:jc w:val="center"/>
+            </w:pPr>
+            <w:r>
+              <w:rPr>
+                <w:sz w:val="22"/>
+                <w:szCs w:val="22"/>
+              </w:rPr>
+              <w:t>¿Supera?</w:t>
+            </w:r>
+          </w:p>
+        </w:tc>
+      </w:tr>
+      <w:tr>
+        <w:tblPrEx>
+          <w:tblCellMar>
+            <w:top w:w="0" w:type="dxa"/>
+            <w:bottom w:w="0" w:type="dxa"/>
+          </w:tblCellMar>
+        </w:tblPrEx>
+        <w:tc>
+          <w:tcPr>
+            <w:tcW w:w="1872" w:type="dxa"/>
+            <w:tcMar>
+              <w:top w:w="60" w:type="dxa"/>
+              <w:left w:w="100" w:type="dxa"/>
+              <w:bottom w:w="60" w:type="dxa"/>
+              <w:right w:w="100" w:type="dxa"/>
+            </w:tcMar>
+          </w:tcPr>
+          <w:p>
+            <w:pPr>
+              <w:spacing w:line="240" w:lineRule="auto"/>
+            </w:pPr>
+            <w:r>
+              <w:rPr>
+                <w:rFonts w:ascii="Courier New" w:eastAsia="Courier New" w:hAnsi="Courier New" w:cs="Courier New"/>
+                <w:sz w:val="20"/>
+                <w:szCs w:val="20"/>
+              </w:rPr>
+              <w:t>bosque_aleatorio</w:t>
+            </w:r>
+            <w:r>
+              <w:rPr>
+                <w:sz w:val="22"/>
+                <w:szCs w:val="22"/>
+              </w:rPr>
+              <w:t xml:space="preserve"> (control)</w:t>
+            </w:r>
+          </w:p>
+        </w:tc>
+        <w:tc>
+          <w:tcPr>
+            <w:tcW w:w="1872" w:type="dxa"/>
+            <w:tcMar>
+              <w:top w:w="60" w:type="dxa"/>
+              <w:left w:w="100" w:type="dxa"/>
+              <w:bottom w:w="60" w:type="dxa"/>
+              <w:right w:w="100" w:type="dxa"/>
+            </w:tcMar>
+          </w:tcPr>
+          <w:p>
+            <w:pPr>
+              <w:spacing w:line="240" w:lineRule="auto"/>
+              <w:jc w:val="center"/>
+            </w:pPr>
+            <w:r>
+              <w:rPr>
+                <w:sz w:val="22"/>
+                <w:szCs w:val="22"/>
+              </w:rPr>
+              <w:t>0,953353</w:t>
+            </w:r>
+          </w:p>
+        </w:tc>
+        <w:tc>
+          <w:tcPr>
+            <w:tcW w:w="1872" w:type="dxa"/>
+            <w:tcMar>
+              <w:top w:w="60" w:type="dxa"/>
+              <w:left w:w="100" w:type="dxa"/>
+              <w:bottom w:w="60" w:type="dxa"/>
+              <w:right w:w="100" w:type="dxa"/>
+            </w:tcMar>
+          </w:tcPr>
+          <w:p>
+            <w:pPr>
+              <w:spacing w:line="240" w:lineRule="auto"/>
+              <w:jc w:val="center"/>
+            </w:pPr>
+            <w:r>
+              <w:rPr>
+                <w:sz w:val="22"/>
+                <w:szCs w:val="22"/>
+              </w:rPr>
+              <w:t>0,961098</w:t>
+            </w:r>
+          </w:p>
+        </w:tc>
+        <w:tc>
+          <w:tcPr>
+            <w:tcW w:w="1872" w:type="dxa"/>
+            <w:tcMar>
+              <w:top w:w="60" w:type="dxa"/>
+              <w:left w:w="100" w:type="dxa"/>
+              <w:bottom w:w="60" w:type="dxa"/>
+              <w:right w:w="100" w:type="dxa"/>
+            </w:tcMar>
+          </w:tcPr>
+          <w:p>
+            <w:pPr>
+              <w:spacing w:line="240" w:lineRule="auto"/>
+              <w:jc w:val="center"/>
+            </w:pPr>
+            <w:r>
+              <w:rPr>
+                <w:sz w:val="22"/>
+                <w:szCs w:val="22"/>
+              </w:rPr>
+              <w:t>0,906414</w:t>
+            </w:r>
+          </w:p>
+        </w:tc>
+        <w:tc>
+          <w:tcPr>
+            <w:tcW w:w="1872" w:type="dxa"/>
+            <w:tcMar>
+              <w:top w:w="60" w:type="dxa"/>
+              <w:left w:w="100" w:type="dxa"/>
+              <w:bottom w:w="60" w:type="dxa"/>
+              <w:right w:w="100" w:type="dxa"/>
+            </w:tcMar>
+          </w:tcPr>
+          <w:p>
+            <w:pPr>
+              <w:spacing w:line="240" w:lineRule="auto"/>
+              <w:jc w:val="center"/>
+            </w:pPr>
+            <w:r>
+              <w:rPr>
+                <w:b/>
+                <w:bCs/>
+                <w:sz w:val="22"/>
+                <w:szCs w:val="22"/>
+              </w:rPr>
+              <w:t>sí</w:t>
+            </w:r>
+          </w:p>
+        </w:tc>
+      </w:tr>
+      <w:tr>
+        <w:tblPrEx>
+          <w:tblCellMar>
+            <w:top w:w="0" w:type="dxa"/>
+            <w:bottom w:w="0" w:type="dxa"/>
+          </w:tblCellMar>
+        </w:tblPrEx>
+        <w:tc>
+          <w:tcPr>
+            <w:tcW w:w="1872" w:type="dxa"/>
+            <w:tcMar>
+              <w:top w:w="60" w:type="dxa"/>
+              <w:left w:w="100" w:type="dxa"/>
+              <w:bottom w:w="60" w:type="dxa"/>
+              <w:right w:w="100" w:type="dxa"/>
+            </w:tcMar>
+          </w:tcPr>
+          <w:p>
+            <w:pPr>
+              <w:spacing w:line="240" w:lineRule="auto"/>
+            </w:pPr>
+            <w:r>
+              <w:rPr>
+                <w:rFonts w:ascii="Courier New" w:eastAsia="Courier New" w:hAnsi="Courier New" w:cs="Courier New"/>
+                <w:sz w:val="20"/>
+                <w:szCs w:val="20"/>
+              </w:rPr>
+              <w:t>chronos_bolt</w:t>
+            </w:r>
+          </w:p>
+        </w:tc>
+        <w:tc>
+          <w:tcPr>
+            <w:tcW w:w="1872" w:type="dxa"/>
+            <w:tcMar>
+              <w:top w:w="60" w:type="dxa"/>
+              <w:left w:w="100" w:type="dxa"/>
+              <w:bottom w:w="60" w:type="dxa"/>
+              <w:right w:w="100" w:type="dxa"/>
+            </w:tcMar>
+          </w:tcPr>
+          <w:p>
+            <w:pPr>
+              <w:spacing w:line="240" w:lineRule="auto"/>
+              <w:jc w:val="center"/>
+            </w:pPr>
+            <w:r>
+              <w:rPr>
+                <w:sz w:val="22"/>
+                <w:szCs w:val="22"/>
+              </w:rPr>
+              <w:t>0,352284</w:t>
+            </w:r>
+          </w:p>
+        </w:tc>
+        <w:tc>
+          <w:tcPr>
+            <w:tcW w:w="1872" w:type="dxa"/>
+            <w:tcMar>
+              <w:top w:w="60" w:type="dxa"/>
+              <w:left w:w="100" w:type="dxa"/>
+              <w:bottom w:w="60" w:type="dxa"/>
+              <w:right w:w="100" w:type="dxa"/>
+            </w:tcMar>
+          </w:tcPr>
+          <w:p>
+            <w:pPr>
+              <w:spacing w:line="240" w:lineRule="auto"/>
+              <w:jc w:val="center"/>
+            </w:pPr>
+            <w:r>
+              <w:rPr>
+                <w:sz w:val="22"/>
+                <w:szCs w:val="22"/>
+              </w:rPr>
+              <w:t>0,050370</w:t>
+            </w:r>
+          </w:p>
+        </w:tc>
+        <w:tc>
+          <w:tcPr>
+            <w:tcW w:w="1872" w:type="dxa"/>
+            <w:tcMar>
+              <w:top w:w="60" w:type="dxa"/>
+              <w:left w:w="100" w:type="dxa"/>
+              <w:bottom w:w="60" w:type="dxa"/>
+              <w:right w:w="100" w:type="dxa"/>
+            </w:tcMar>
+          </w:tcPr>
+          <w:p>
+            <w:pPr>
+              <w:spacing w:line="240" w:lineRule="auto"/>
+              <w:jc w:val="center"/>
+            </w:pPr>
+            <w:r>
+              <w:rPr>
+                <w:sz w:val="22"/>
+                <w:szCs w:val="22"/>
+              </w:rPr>
+              <w:t>0,089157</w:t>
+            </w:r>
+          </w:p>
+        </w:tc>
+        <w:tc>
+          <w:tcPr>
+            <w:tcW w:w="1872" w:type="dxa"/>
+            <w:tcMar>
+              <w:top w:w="60" w:type="dxa"/>
+              <w:left w:w="100" w:type="dxa"/>
+              <w:bottom w:w="60" w:type="dxa"/>
+              <w:right w:w="100" w:type="dxa"/>
+            </w:tcMar>
+          </w:tcPr>
+          <w:p>
+            <w:pPr>
+              <w:spacing w:line="240" w:lineRule="auto"/>
+              <w:jc w:val="center"/>
+            </w:pPr>
+            <w:r>
+              <w:rPr>
+                <w:b/>
+                <w:bCs/>
+                <w:sz w:val="22"/>
+                <w:szCs w:val="22"/>
+              </w:rPr>
+              <w:t>sí</w:t>
+            </w:r>
+          </w:p>
+        </w:tc>
+      </w:tr>
+      <w:tr>
+        <w:tblPrEx>
+          <w:tblCellMar>
+            <w:top w:w="0" w:type="dxa"/>
+            <w:bottom w:w="0" w:type="dxa"/>
+          </w:tblCellMar>
+        </w:tblPrEx>
+        <w:tc>
+          <w:tcPr>
+            <w:tcW w:w="1872" w:type="dxa"/>
+            <w:tcMar>
+              <w:top w:w="60" w:type="dxa"/>
+              <w:left w:w="100" w:type="dxa"/>
+              <w:bottom w:w="60" w:type="dxa"/>
+              <w:right w:w="100" w:type="dxa"/>
+            </w:tcMar>
+          </w:tcPr>
+          <w:p>
+            <w:pPr>
+              <w:spacing w:line="240" w:lineRule="auto"/>
+            </w:pPr>
+            <w:r>
+              <w:rPr>
+                <w:rFonts w:ascii="Courier New" w:eastAsia="Courier New" w:hAnsi="Courier New" w:cs="Courier New"/>
+                <w:sz w:val="20"/>
+                <w:szCs w:val="20"/>
+              </w:rPr>
+              <w:t>itransformer</w:t>
+            </w:r>
+          </w:p>
+        </w:tc>
+        <w:tc>
+          <w:tcPr>
+            <w:tcW w:w="1872" w:type="dxa"/>
+            <w:tcMar>
+              <w:top w:w="60" w:type="dxa"/>
+              <w:left w:w="100" w:type="dxa"/>
+              <w:bottom w:w="60" w:type="dxa"/>
+              <w:right w:w="100" w:type="dxa"/>
+            </w:tcMar>
+          </w:tcPr>
+          <w:p>
+            <w:pPr>
+              <w:spacing w:line="240" w:lineRule="auto"/>
+              <w:jc w:val="center"/>
+            </w:pPr>
+            <w:r>
+              <w:rPr>
+                <w:sz w:val="22"/>
+                <w:szCs w:val="22"/>
+              </w:rPr>
+              <w:t>0,351343</w:t>
+            </w:r>
+          </w:p>
+        </w:tc>
+        <w:tc>
+          <w:tcPr>
+            <w:tcW w:w="1872" w:type="dxa"/>
+            <w:tcMar>
+              <w:top w:w="60" w:type="dxa"/>
+              <w:left w:w="100" w:type="dxa"/>
+              <w:bottom w:w="60" w:type="dxa"/>
+              <w:right w:w="100" w:type="dxa"/>
+            </w:tcMar>
+          </w:tcPr>
+          <w:p>
+            <w:pPr>
+              <w:spacing w:line="240" w:lineRule="auto"/>
+              <w:jc w:val="center"/>
+            </w:pPr>
+            <w:r>
+              <w:rPr>
+                <w:sz w:val="22"/>
+                <w:szCs w:val="22"/>
+              </w:rPr>
+              <w:t>0,087452</w:t>
+            </w:r>
+          </w:p>
+        </w:tc>
+        <w:tc>
+          <w:tcPr>
+            <w:tcW w:w="1872" w:type="dxa"/>
+            <w:tcMar>
+              <w:top w:w="60" w:type="dxa"/>
+              <w:left w:w="100" w:type="dxa"/>
+              <w:bottom w:w="60" w:type="dxa"/>
+              <w:right w:w="100" w:type="dxa"/>
+            </w:tcMar>
+          </w:tcPr>
+          <w:p>
+            <w:pPr>
+              <w:spacing w:line="240" w:lineRule="auto"/>
+              <w:jc w:val="center"/>
+            </w:pPr>
+            <w:r>
+              <w:rPr>
+                <w:sz w:val="22"/>
+                <w:szCs w:val="22"/>
+              </w:rPr>
+              <w:t>0,067836</w:t>
+            </w:r>
+          </w:p>
+        </w:tc>
+        <w:tc>
+          <w:tcPr>
+            <w:tcW w:w="1872" w:type="dxa"/>
+            <w:tcMar>
+              <w:top w:w="60" w:type="dxa"/>
+              <w:left w:w="100" w:type="dxa"/>
+              <w:bottom w:w="60" w:type="dxa"/>
+              <w:right w:w="100" w:type="dxa"/>
+            </w:tcMar>
+          </w:tcPr>
+          <w:p>
+            <w:pPr>
+              <w:spacing w:line="240" w:lineRule="auto"/>
+              <w:jc w:val="center"/>
+            </w:pPr>
+            <w:r>
+              <w:rPr>
+                <w:b/>
+                <w:bCs/>
+                <w:sz w:val="22"/>
+                <w:szCs w:val="22"/>
+              </w:rPr>
+              <w:t>sí</w:t>
+            </w:r>
+          </w:p>
+        </w:tc>
+      </w:tr>
+      <w:tr>
+        <w:tblPrEx>
+          <w:tblCellMar>
+            <w:top w:w="0" w:type="dxa"/>
+            <w:bottom w:w="0" w:type="dxa"/>
+          </w:tblCellMar>
+        </w:tblPrEx>
+        <w:tc>
+          <w:tcPr>
+            <w:tcW w:w="1872" w:type="dxa"/>
+            <w:tcBorders>
+              <w:bottom w:val="single" w:sz="6" w:space="0" w:color="000000"/>
+            </w:tcBorders>
+            <w:tcMar>
+              <w:top w:w="60" w:type="dxa"/>
+              <w:left w:w="100" w:type="dxa"/>
+              <w:bottom w:w="60" w:type="dxa"/>
+              <w:right w:w="100" w:type="dxa"/>
+            </w:tcMar>
+          </w:tcPr>
+          <w:p>
+            <w:pPr>
+              <w:spacing w:line="240" w:lineRule="auto"/>
+            </w:pPr>
+            <w:r>
+              <w:rPr>
+                <w:rFonts w:ascii="Courier New" w:eastAsia="Courier New" w:hAnsi="Courier New" w:cs="Courier New"/>
+                <w:sz w:val="20"/>
+                <w:szCs w:val="20"/>
+              </w:rPr>
+              <w:t>baseline_aleatorio</w:t>
+            </w:r>
+          </w:p>
+        </w:tc>
+        <w:tc>
+          <w:tcPr>
+            <w:tcW w:w="1872" w:type="dxa"/>
+            <w:tcBorders>
+              <w:bottom w:val="single" w:sz="6" w:space="0" w:color="000000"/>
+            </w:tcBorders>
+            <w:tcMar>
+              <w:top w:w="60" w:type="dxa"/>
+              <w:left w:w="100" w:type="dxa"/>
+              <w:bottom w:w="60" w:type="dxa"/>
+              <w:right w:w="100" w:type="dxa"/>
+            </w:tcMar>
+          </w:tcPr>
+          <w:p>
+            <w:pPr>
+              <w:spacing w:line="240" w:lineRule="auto"/>
+              <w:jc w:val="center"/>
+            </w:pPr>
+            <w:r>
+              <w:rPr>
+                <w:sz w:val="22"/>
+                <w:szCs w:val="22"/>
+              </w:rPr>
+              <w:t>0,331638</w:t>
+            </w:r>
+          </w:p>
+        </w:tc>
+        <w:tc>
+          <w:tcPr>
+            <w:tcW w:w="1872" w:type="dxa"/>
+            <w:tcBorders>
+              <w:bottom w:val="single" w:sz="6" w:space="0" w:color="000000"/>
+            </w:tcBorders>
+            <w:tcMar>
+              <w:top w:w="60" w:type="dxa"/>
+              <w:left w:w="100" w:type="dxa"/>
+              <w:bottom w:w="60" w:type="dxa"/>
+              <w:right w:w="100" w:type="dxa"/>
+            </w:tcMar>
+          </w:tcPr>
+          <w:p>
+            <w:pPr>
+              <w:spacing w:line="240" w:lineRule="auto"/>
+              <w:jc w:val="center"/>
+            </w:pPr>
+            <w:r>
+              <w:rPr>
+                <w:sz w:val="22"/>
+                <w:szCs w:val="22"/>
+              </w:rPr>
+              <w:t>0,049704</w:t>
+            </w:r>
+          </w:p>
+        </w:tc>
+        <w:tc>
+          <w:tcPr>
+            <w:tcW w:w="1872" w:type="dxa"/>
+            <w:tcBorders>
+              <w:bottom w:val="single" w:sz="6" w:space="0" w:color="000000"/>
+            </w:tcBorders>
+            <w:tcMar>
+              <w:top w:w="60" w:type="dxa"/>
+              <w:left w:w="100" w:type="dxa"/>
+              <w:bottom w:w="60" w:type="dxa"/>
+              <w:right w:w="100" w:type="dxa"/>
+            </w:tcMar>
+          </w:tcPr>
+          <w:p>
+            <w:pPr>
+              <w:spacing w:line="240" w:lineRule="auto"/>
+              <w:jc w:val="center"/>
+            </w:pPr>
+            <w:r>
+              <w:rPr>
+                <w:sz w:val="22"/>
+                <w:szCs w:val="22"/>
+              </w:rPr>
+              <w:t>0,037825</w:t>
+            </w:r>
+          </w:p>
+        </w:tc>
+        <w:tc>
+          <w:tcPr>
+            <w:tcW w:w="1872" w:type="dxa"/>
+            <w:tcBorders>
+              <w:bottom w:val="single" w:sz="6" w:space="0" w:color="000000"/>
+            </w:tcBorders>
+            <w:tcMar>
+              <w:top w:w="60" w:type="dxa"/>
+              <w:left w:w="100" w:type="dxa"/>
+              <w:bottom w:w="60" w:type="dxa"/>
+              <w:right w:w="100" w:type="dxa"/>
+            </w:tcMar>
+          </w:tcPr>
+          <w:p>
+            <w:pPr>
+              <w:spacing w:line="240" w:lineRule="auto"/>
+              <w:jc w:val="center"/>
+            </w:pPr>
+            <w:r>
+              <w:rPr>
+                <w:sz w:val="22"/>
+                <w:szCs w:val="22"/>
+              </w:rPr>
+              <w:t>—</w:t>
+            </w:r>
+          </w:p>
+        </w:tc>
+      </w:tr>
+    </w:tbl>
+    <w:p>
+      <w:pPr>
+        <w:spacing w:after="240"/>
+      </w:pPr>
+    </w:p>
+    <w:p>
+      <w:pPr>
+        <w:keepNext/>
+        <w:spacing w:before="240"/>
+      </w:pPr>
+      <w:r>
+        <w:rPr>
+          <w:b/>
+          <w:bCs/>
+        </w:rPr>
+        <w:t>Tabla 9</w:t>
+      </w:r>
+    </w:p>
+    <w:p>
+      <w:pPr>
+        <w:keepNext/>
+        <w:spacing w:after="60"/>
+      </w:pPr>
+      <w:r>
+        <w:rPr>
+          <w:i/>
+          <w:iCs/>
+        </w:rPr>
+        <w:t>Prueba 4 — las velas de a una frente al bloque entero, 200 velas.</w:t>
+      </w:r>
+    </w:p>
+    <w:tbl>
+      <w:tblPr>
+        <w:tblW w:w="9360" w:type="dxa"/>
+        <w:tblCellMar>
+          <w:left w:w="10" w:type="dxa"/>
+          <w:right w:w="10" w:type="dxa"/>
+        </w:tblCellMar>
+        <w:tblLook w:val="04A0" w:firstRow="1" w:lastRow="0" w:firstColumn="1" w:lastColumn="0" w:noHBand="0" w:noVBand="1"/>
+      </w:tblPr>
+      <w:tblGrid>
+        <w:gridCol w:w="3120"/>
+        <w:gridCol w:w="3120"/>
+        <w:gridCol w:w="3120"/>
+      </w:tblGrid>
+      <w:tr>
+        <w:tblPrEx>
+          <w:tblCellMar>
+            <w:top w:w="0" w:type="dxa"/>
+            <w:bottom w:w="0" w:type="dxa"/>
+          </w:tblCellMar>
+        </w:tblPrEx>
+        <w:trPr>
+          <w:tblHeader/>
+        </w:trPr>
+        <w:tc>
+          <w:tcPr>
+            <w:tcW w:w="3120" w:type="dxa"/>
+            <w:tcBorders>
+              <w:top w:val="single" w:sz="6" w:space="0" w:color="000000"/>
+              <w:bottom w:val="single" w:sz="6" w:space="0" w:color="000000"/>
+            </w:tcBorders>
+            <w:tcMar>
+              <w:top w:w="60" w:type="dxa"/>
+              <w:left w:w="100" w:type="dxa"/>
+              <w:bottom w:w="60" w:type="dxa"/>
+              <w:right w:w="100" w:type="dxa"/>
+            </w:tcMar>
+          </w:tcPr>
+          <w:p>
+            <w:pPr>
+              <w:spacing w:line="240" w:lineRule="auto"/>
+            </w:pPr>
+            <w:r>
+              <w:rPr>
+                <w:sz w:val="22"/>
+                <w:szCs w:val="22"/>
+              </w:rPr>
+              <w:t>Modelo</w:t>
+            </w:r>
+          </w:p>
+        </w:tc>
+        <w:tc>
+          <w:tcPr>
+            <w:tcW w:w="3120" w:type="dxa"/>
+            <w:tcBorders>
+              <w:top w:val="single" w:sz="6" w:space="0" w:color="000000"/>
+              <w:bottom w:val="single" w:sz="6" w:space="0" w:color="000000"/>
+            </w:tcBorders>
+            <w:tcMar>
+              <w:top w:w="60" w:type="dxa"/>
+              <w:left w:w="100" w:type="dxa"/>
+              <w:bottom w:w="60" w:type="dxa"/>
+              <w:right w:w="100" w:type="dxa"/>
+            </w:tcMar>
+          </w:tcPr>
+          <w:p>
+            <w:pPr>
+              <w:spacing w:line="240" w:lineRule="auto"/>
+              <w:jc w:val="center"/>
+            </w:pPr>
+            <w:r>
+              <w:rPr>
+                <w:sz w:val="22"/>
+                <w:szCs w:val="22"/>
+              </w:rPr>
+              <w:t>Discrepancias</w:t>
+            </w:r>
+          </w:p>
+        </w:tc>
+        <w:tc>
+          <w:tcPr>
+            <w:tcW w:w="3120" w:type="dxa"/>
+            <w:tcBorders>
+              <w:top w:val="single" w:sz="6" w:space="0" w:color="000000"/>
+              <w:bottom w:val="single" w:sz="6" w:space="0" w:color="000000"/>
+            </w:tcBorders>
+            <w:tcMar>
+              <w:top w:w="60" w:type="dxa"/>
+              <w:left w:w="100" w:type="dxa"/>
+              <w:bottom w:w="60" w:type="dxa"/>
+              <w:right w:w="100" w:type="dxa"/>
+            </w:tcMar>
+          </w:tcPr>
+          <w:p>
+            <w:pPr>
+              <w:spacing w:line="240" w:lineRule="auto"/>
+              <w:jc w:val="center"/>
+            </w:pPr>
+            <w:r>
+              <w:rPr>
+                <w:sz w:val="22"/>
+                <w:szCs w:val="22"/>
+              </w:rPr>
+              <w:t>¿Supera?</w:t>
+            </w:r>
+          </w:p>
+        </w:tc>
+      </w:tr>
+      <w:tr>
+        <w:tblPrEx>
+          <w:tblCellMar>
+            <w:top w:w="0" w:type="dxa"/>
+            <w:bottom w:w="0" w:type="dxa"/>
+          </w:tblCellMar>
+        </w:tblPrEx>
+        <w:tc>
+          <w:tcPr>
+            <w:tcW w:w="3120" w:type="dxa"/>
+            <w:tcMar>
+              <w:top w:w="60" w:type="dxa"/>
+              <w:left w:w="100" w:type="dxa"/>
+              <w:bottom w:w="60" w:type="dxa"/>
+              <w:right w:w="100" w:type="dxa"/>
+            </w:tcMar>
+          </w:tcPr>
+          <w:p>
+            <w:pPr>
+              <w:spacing w:line="240" w:lineRule="auto"/>
+            </w:pPr>
+            <w:r>
+              <w:rPr>
+                <w:rFonts w:ascii="Courier New" w:eastAsia="Courier New" w:hAnsi="Courier New" w:cs="Courier New"/>
+                <w:sz w:val="20"/>
+                <w:szCs w:val="20"/>
+              </w:rPr>
+              <w:t>bosque_aleatorio</w:t>
+            </w:r>
+          </w:p>
+        </w:tc>
+        <w:tc>
+          <w:tcPr>
+            <w:tcW w:w="3120" w:type="dxa"/>
+            <w:tcMar>
+              <w:top w:w="60" w:type="dxa"/>
+              <w:left w:w="100" w:type="dxa"/>
+              <w:bottom w:w="60" w:type="dxa"/>
+              <w:right w:w="100" w:type="dxa"/>
+            </w:tcMar>
+          </w:tcPr>
+          <w:p>
+            <w:pPr>
+              <w:spacing w:line="240" w:lineRule="auto"/>
+              <w:jc w:val="center"/>
+            </w:pPr>
+            <w:r>
+              <w:rPr>
+                <w:sz w:val="22"/>
+                <w:szCs w:val="22"/>
+              </w:rPr>
+              <w:t>0</w:t>
+            </w:r>
+          </w:p>
+        </w:tc>
+        <w:tc>
+          <w:tcPr>
+            <w:tcW w:w="3120" w:type="dxa"/>
+            <w:tcMar>
+              <w:top w:w="60" w:type="dxa"/>
+              <w:left w:w="100" w:type="dxa"/>
+              <w:bottom w:w="60" w:type="dxa"/>
+              <w:right w:w="100" w:type="dxa"/>
+            </w:tcMar>
+          </w:tcPr>
+          <w:p>
+            <w:pPr>
+              <w:spacing w:line="240" w:lineRule="auto"/>
+              <w:jc w:val="center"/>
+            </w:pPr>
+            <w:r>
+              <w:rPr>
+                <w:b/>
+                <w:bCs/>
+                <w:sz w:val="22"/>
+                <w:szCs w:val="22"/>
+              </w:rPr>
+              <w:t>sí</w:t>
+            </w:r>
+          </w:p>
+        </w:tc>
+      </w:tr>
+      <w:tr>
+        <w:tblPrEx>
+          <w:tblCellMar>
+            <w:top w:w="0" w:type="dxa"/>
+            <w:bottom w:w="0" w:type="dxa"/>
+          </w:tblCellMar>
+        </w:tblPrEx>
+        <w:tc>
+          <w:tcPr>
+            <w:tcW w:w="3120" w:type="dxa"/>
+            <w:tcMar>
+              <w:top w:w="60" w:type="dxa"/>
+              <w:left w:w="100" w:type="dxa"/>
+              <w:bottom w:w="60" w:type="dxa"/>
+              <w:right w:w="100" w:type="dxa"/>
+            </w:tcMar>
+          </w:tcPr>
+          <w:p>
+            <w:pPr>
+              <w:spacing w:line="240" w:lineRule="auto"/>
+            </w:pPr>
+            <w:r>
+              <w:rPr>
+                <w:rFonts w:ascii="Courier New" w:eastAsia="Courier New" w:hAnsi="Courier New" w:cs="Courier New"/>
+                <w:sz w:val="20"/>
+                <w:szCs w:val="20"/>
+              </w:rPr>
+              <w:t>chronos_bolt</w:t>
+            </w:r>
+          </w:p>
+        </w:tc>
+        <w:tc>
+          <w:tcPr>
+            <w:tcW w:w="3120" w:type="dxa"/>
+            <w:tcMar>
+              <w:top w:w="60" w:type="dxa"/>
+              <w:left w:w="100" w:type="dxa"/>
+              <w:bottom w:w="60" w:type="dxa"/>
+              <w:right w:w="100" w:type="dxa"/>
+            </w:tcMar>
+          </w:tcPr>
+          <w:p>
+            <w:pPr>
+              <w:spacing w:line="240" w:lineRule="auto"/>
+              <w:jc w:val="center"/>
+            </w:pPr>
+            <w:r>
+              <w:rPr>
+                <w:sz w:val="22"/>
+                <w:szCs w:val="22"/>
+              </w:rPr>
+              <w:t>0</w:t>
+            </w:r>
+          </w:p>
+        </w:tc>
+        <w:tc>
+          <w:tcPr>
+            <w:tcW w:w="3120" w:type="dxa"/>
+            <w:tcMar>
+              <w:top w:w="60" w:type="dxa"/>
+              <w:left w:w="100" w:type="dxa"/>
+              <w:bottom w:w="60" w:type="dxa"/>
+              <w:right w:w="100" w:type="dxa"/>
+            </w:tcMar>
+          </w:tcPr>
+          <w:p>
+            <w:pPr>
+              <w:spacing w:line="240" w:lineRule="auto"/>
+              <w:jc w:val="center"/>
+            </w:pPr>
+            <w:r>
+              <w:rPr>
+                <w:b/>
+                <w:bCs/>
+                <w:sz w:val="22"/>
+                <w:szCs w:val="22"/>
+              </w:rPr>
+              <w:t>sí</w:t>
+            </w:r>
+          </w:p>
+        </w:tc>
+      </w:tr>
+      <w:tr>
+        <w:tblPrEx>
+          <w:tblCellMar>
+            <w:top w:w="0" w:type="dxa"/>
+            <w:bottom w:w="0" w:type="dxa"/>
+          </w:tblCellMar>
+        </w:tblPrEx>
+        <w:tc>
+          <w:tcPr>
+            <w:tcW w:w="3120" w:type="dxa"/>
+            <w:tcBorders>
+              <w:bottom w:val="single" w:sz="6" w:space="0" w:color="000000"/>
+            </w:tcBorders>
+            <w:tcMar>
+              <w:top w:w="60" w:type="dxa"/>
+              <w:left w:w="100" w:type="dxa"/>
+              <w:bottom w:w="60" w:type="dxa"/>
+              <w:right w:w="100" w:type="dxa"/>
+            </w:tcMar>
+          </w:tcPr>
+          <w:p>
+            <w:pPr>
+              <w:spacing w:line="240" w:lineRule="auto"/>
+            </w:pPr>
+            <w:r>
+              <w:rPr>
+                <w:rFonts w:ascii="Courier New" w:eastAsia="Courier New" w:hAnsi="Courier New" w:cs="Courier New"/>
+                <w:sz w:val="20"/>
+                <w:szCs w:val="20"/>
+              </w:rPr>
+              <w:t>itransformer</w:t>
+            </w:r>
+          </w:p>
+        </w:tc>
+        <w:tc>
+          <w:tcPr>
+            <w:tcW w:w="3120" w:type="dxa"/>
+            <w:tcBorders>
+              <w:bottom w:val="single" w:sz="6" w:space="0" w:color="000000"/>
+            </w:tcBorders>
+            <w:tcMar>
+              <w:top w:w="60" w:type="dxa"/>
+              <w:left w:w="100" w:type="dxa"/>
+              <w:bottom w:w="60" w:type="dxa"/>
+              <w:right w:w="100" w:type="dxa"/>
+            </w:tcMar>
+          </w:tcPr>
+          <w:p>
+            <w:pPr>
+              <w:spacing w:line="240" w:lineRule="auto"/>
+              <w:jc w:val="center"/>
+            </w:pPr>
+            <w:r>
+              <w:rPr>
+                <w:sz w:val="22"/>
+                <w:szCs w:val="22"/>
+              </w:rPr>
+              <w:t>0</w:t>
+            </w:r>
+          </w:p>
+        </w:tc>
+        <w:tc>
+          <w:tcPr>
+            <w:tcW w:w="3120" w:type="dxa"/>
+            <w:tcBorders>
+              <w:bottom w:val="single" w:sz="6" w:space="0" w:color="000000"/>
+            </w:tcBorders>
+            <w:tcMar>
+              <w:top w:w="60" w:type="dxa"/>
+              <w:left w:w="100" w:type="dxa"/>
+              <w:bottom w:w="60" w:type="dxa"/>
+              <w:right w:w="100" w:type="dxa"/>
+            </w:tcMar>
+          </w:tcPr>
+          <w:p>
+            <w:pPr>
+              <w:spacing w:line="240" w:lineRule="auto"/>
+              <w:jc w:val="center"/>
+            </w:pPr>
+            <w:r>
+              <w:rPr>
+                <w:b/>
+                <w:bCs/>
+                <w:sz w:val="22"/>
+                <w:szCs w:val="22"/>
+              </w:rPr>
+              <w:t>sí</w:t>
+            </w:r>
+          </w:p>
+        </w:tc>
+      </w:tr>
+    </w:tbl>
+    <w:p>
+      <w:pPr>
+        <w:spacing w:after="240"/>
+      </w:pPr>
+    </w:p>
+    <w:p>
+      <w:pPr>
+        <w:pStyle w:val="Ttulo2"/>
+        <w:keepNext/>
+      </w:pPr>
+      <w:bookmarkStart w:id="33" w:name="_Toc240280866"/>
+      <w:r>
+        <w:t>3. La prueba 4 es la que más aporta, y es nueva para los profundos</w:t>
+      </w:r>
+      <w:bookmarkEnd w:id="33"/>
+    </w:p>
+    <w:p>
+      <w:pPr>
+        <w:ind w:firstLine="720"/>
+      </w:pPr>
+      <w:r>
+        <w:t>Sobre el clásico, esta prueba comprobaba que el circuito se comporta igual vela a vela que por bloques. Sobre los profundos comprueba algo que antes no estaba comprobado en ninguna parte.</w:t>
+      </w:r>
+    </w:p>
+    <w:p>
+      <w:pPr>
+        <w:ind w:firstLine="720"/>
+      </w:pPr>
+      <w:r>
+        <w:rPr>
+          <w:b/>
+          <w:bCs/>
+        </w:rPr>
+        <w:t>Los dos modelos profundos no leen sus datos de la tabla de características: los leen de la serie de precios, por posición.</w:t>
+      </w:r>
+      <w:r>
+        <w:t xml:space="preserve"> Chronos-Bolt toma los 512 cierres que terminan en la vela actual; el iTransformer toma los 96 últimos de los seis activos. Ese acceso por posición es exactamente donde una fuga entraría sin que ninguna métrica lo delatara: bastaría con que el contexto tomara </w:t>
+      </w:r>
+      <w:r>
+        <w:rPr>
+          <w:b/>
+          <w:bCs/>
+        </w:rPr>
+        <w:t>una vela de más hacia adelante</w:t>
+      </w:r>
+      <w:r>
+        <w:t xml:space="preserve"> para que los resultados subieran y siguieran pareciendo normales.</w:t>
+      </w:r>
+    </w:p>
+    <w:p>
+      <w:pPr>
+        <w:ind w:firstLine="720"/>
+      </w:pPr>
+      <w:r>
+        <w:rPr>
+          <w:b/>
+          <w:bCs/>
+        </w:rPr>
+        <w:t>Cero discrepancias en los tres.</w:t>
+      </w:r>
+      <w:r>
+        <w:t xml:space="preserve"> Las predicciones de a una son idénticas a las del bloque, así que el contexto de los dos profundos es </w:t>
+      </w:r>
+      <w:r>
+        <w:rPr>
+          <w:b/>
+          <w:bCs/>
+        </w:rPr>
+        <w:t>causal</w:t>
+      </w:r>
+      <w:r>
+        <w:t>.</w:t>
+      </w:r>
+    </w:p>
+    <w:p>
+      <w:pPr>
+        <w:ind w:left="720"/>
+      </w:pPr>
+      <w:r>
+        <w:rPr>
+          <w:b/>
+          <w:bCs/>
+        </w:rPr>
+        <w:t>Se simularon 200 velas y no las 500 del clásico</w:t>
+      </w:r>
+      <w:r>
+        <w:t xml:space="preserve">, porque Chronos-Bolt infiere vela a vela sobre el panel completo. No cambia lo que la prueba responde: </w:t>
+      </w:r>
+      <w:r>
+        <w:rPr>
+          <w:b/>
+          <w:bCs/>
+        </w:rPr>
+        <w:t>una sola discrepancia la haría fallar</w:t>
+      </w:r>
+      <w:r>
+        <w:t>, y no hubo ninguna.</w:t>
+      </w:r>
+    </w:p>
+    <w:p>
+      <w:pPr>
+        <w:pStyle w:val="Ttulo2"/>
+        <w:keepNext/>
+      </w:pPr>
+      <w:bookmarkStart w:id="34" w:name="_Toc240280867"/>
+      <w:r>
+        <w:t>4. Lo que estas pruebas dicen, incluido lo que nos corrigió</w:t>
       </w:r>
       <w:bookmarkEnd w:id="34"/>
     </w:p>
     <w:p>
       <w:pPr>
+        <w:pStyle w:val="Ttulo3"/>
+        <w:keepNext/>
+      </w:pPr>
+      <w:bookmarkStart w:id="35" w:name="_Toc240280868"/>
+      <w:r>
+        <w:t>Chronos-Bolt pasa las tres, y no lo esperábamos</w:t>
+      </w:r>
+      <w:bookmarkEnd w:id="35"/>
+    </w:p>
+    <w:p>
+      <w:pPr>
         <w:ind w:firstLine="720"/>
       </w:pPr>
       <w:r>
-        <w:t xml:space="preserve">La Semana 5 mide </w:t>
-      </w:r>
-      <w:r>
-        <w:rPr>
-          <w:b/>
-          <w:bCs/>
-        </w:rPr>
-        <w:t>una sola vez</w:t>
-      </w:r>
-      <w:r>
-        <w:t xml:space="preserve"> sobre el bloque de prueba, con el protocolo escrito de antemano y las tres lecturas posibles fijadas antes de ver el número. No hay una segunda corrida.</w:t>
+        <w:t xml:space="preserve">La expectativa escrita era que los dos profundos fallaran la prueba 2 o la 3. </w:t>
+      </w:r>
+      <w:r>
+        <w:rPr>
+          <w:b/>
+          <w:bCs/>
+        </w:rPr>
+        <w:t>Chronos-Bolt pasó las tres</w:t>
+      </w:r>
+      <w:r>
+        <w:t xml:space="preserve">, y en la sintética casi empata con el clásico: </w:t>
+      </w:r>
+      <w:r>
+        <w:rPr>
+          <w:b/>
+          <w:bCs/>
+        </w:rPr>
+        <w:t>0,409091</w:t>
+      </w:r>
+      <w:r>
+        <w:t xml:space="preserve"> contra </w:t>
+      </w:r>
+      <w:r>
+        <w:rPr>
+          <w:b/>
+          <w:bCs/>
+        </w:rPr>
+        <w:t>0,411765</w:t>
+      </w:r>
+      <w:r>
+        <w:t xml:space="preserve"> en el F1 de máximos.</w:t>
       </w:r>
     </w:p>
     <w:p>
@@ -14061,19 +16554,287 @@
         <w:ind w:firstLine="720"/>
       </w:pPr>
       <w:r>
-        <w:rPr>
-          <w:b/>
-          <w:bCs/>
-        </w:rPr>
-        <w:t>Y la expectativa se dice de antemano, para que no se lea como excusa después:</w:t>
-      </w:r>
-      <w:r>
-        <w:t xml:space="preserve"> no hay razón para esperar que el bloque de prueba mejore lo de validación. Esperar que datos no vistos favorezcan a un modelo más que los datos con los que se eligió es al revés de como funciona.</w:t>
-      </w:r>
-    </w:p>
-    <w:p>
-      <w:r>
-        <w:br w:type="page"/>
+        <w:t xml:space="preserve">Eso acota una afirmación que esta entrega hace en otra sección. Que el fundacional no supere al azar </w:t>
+      </w:r>
+      <w:r>
+        <w:rPr>
+          <w:i/>
+          <w:iCs/>
+        </w:rPr>
+        <w:t>de forma distinguible sobre validación</w:t>
+      </w:r>
+      <w:r>
+        <w:t xml:space="preserve"> con 1 959 observaciones </w:t>
+      </w:r>
+      <w:r>
+        <w:rPr>
+          <w:b/>
+          <w:bCs/>
+        </w:rPr>
+        <w:t>no es lo mismo</w:t>
+      </w:r>
+      <w:r>
+        <w:t xml:space="preserve"> </w:t>
+      </w:r>
+      <w:r>
+        <w:lastRenderedPageBreak/>
+        <w:t>que no detectar: sobre una serie donde la señal existe por construcción, detecta, y casi tan bien como el bosque.</w:t>
+      </w:r>
+    </w:p>
+    <w:p>
+      <w:pPr>
+        <w:ind w:firstLine="720"/>
+      </w:pPr>
+      <w:r>
+        <w:rPr>
+          <w:b/>
+          <w:bCs/>
+        </w:rPr>
+        <w:t>Y hay que decir por dónde pasa raspando.</w:t>
+      </w:r>
+      <w:r>
+        <w:t xml:space="preserve"> En el bloque de entrenamiento su F1 de máximos es </w:t>
+      </w:r>
+      <w:r>
+        <w:rPr>
+          <w:b/>
+          <w:bCs/>
+        </w:rPr>
+        <w:t>0,050370</w:t>
+      </w:r>
+      <w:r>
+        <w:t xml:space="preserve"> contra </w:t>
+      </w:r>
+      <w:r>
+        <w:rPr>
+          <w:b/>
+          <w:bCs/>
+        </w:rPr>
+        <w:t>0,049704</w:t>
+      </w:r>
+      <w:r>
+        <w:t xml:space="preserve"> del azar: cumple el criterio por </w:t>
+      </w:r>
+      <w:r>
+        <w:rPr>
+          <w:b/>
+          <w:bCs/>
+        </w:rPr>
+        <w:t>0,000666</w:t>
+      </w:r>
+      <w:r>
+        <w:t>. Cumplirlo por seis diezmilésimas es cumplirlo, y también es el tipo de margen que no se debe presentar como holgura.</w:t>
+      </w:r>
+    </w:p>
+    <w:p>
+      <w:pPr>
+        <w:pStyle w:val="Ttulo3"/>
+        <w:keepNext/>
+      </w:pPr>
+      <w:bookmarkStart w:id="36" w:name="_Toc240280869"/>
+      <w:r>
+        <w:t>El iTransformer falla la 2, y el modo en que falla señala dónde está el problema</w:t>
+      </w:r>
+      <w:bookmarkEnd w:id="36"/>
+    </w:p>
+    <w:p>
+      <w:pPr>
+        <w:ind w:firstLine="720"/>
+      </w:pPr>
+      <w:r>
+        <w:t xml:space="preserve">No falla por quedar por debajo del azar. Falla con un </w:t>
+      </w:r>
+      <w:r>
+        <w:rPr>
+          <w:b/>
+          <w:bCs/>
+        </w:rPr>
+        <w:t>F1 de máximos de exactamente 0,000000</w:t>
+      </w:r>
+      <w:r>
+        <w:t xml:space="preserve">: sobre la serie construida </w:t>
+      </w:r>
+      <w:r>
+        <w:rPr>
+          <w:b/>
+          <w:bCs/>
+        </w:rPr>
+        <w:t>no identifica un solo máximo</w:t>
+      </w:r>
+      <w:r>
+        <w:t xml:space="preserve">. El azar también da 0,000000 ahí, así que el criterio —que exige superarlo </w:t>
+      </w:r>
+      <w:r>
+        <w:rPr>
+          <w:b/>
+          <w:bCs/>
+        </w:rPr>
+        <w:t>estrictamente</w:t>
+      </w:r>
+      <w:r>
+        <w:t>— no se cumple por un empate en cero. Mínimos sí los detecta, 0,080000 contra 0,000000.</w:t>
+      </w:r>
+    </w:p>
+    <w:p>
+      <w:pPr>
+        <w:ind w:firstLine="720"/>
+      </w:pPr>
+      <w:r>
+        <w:rPr>
+          <w:b/>
+          <w:bCs/>
+        </w:rPr>
+        <w:t>Que falle así, y no con un número bajo, apunta al puente y no al canal.</w:t>
+      </w:r>
+      <w:r>
+        <w:t xml:space="preserve"> El canal es el mismo que el clásico recorre sacando 0,411765 en esa misma clase y sobre esos mismos datos. Lo que cambia es cómo se llega a la etiqueta: el avanzado </w:t>
+      </w:r>
+      <w:r>
+        <w:rPr>
+          <w:b/>
+          <w:bCs/>
+        </w:rPr>
+        <w:t>pronostica una trayectoria</w:t>
+      </w:r>
+      <w:r>
+        <w:t xml:space="preserve"> y después se le aplica el etiquetador. Una trayectoria demasiado suave </w:t>
+      </w:r>
+      <w:r>
+        <w:rPr>
+          <w:b/>
+          <w:bCs/>
+        </w:rPr>
+        <w:t>nunca produce un máximo estricto</w:t>
+      </w:r>
+      <w:r>
+        <w:t xml:space="preserve"> —hacen falta catorce desigualdades encadenadas— y el resultado es cero máximos, no pocos máximos.</w:t>
+      </w:r>
+    </w:p>
+    <w:p>
+      <w:pPr>
+        <w:ind w:firstLine="720"/>
+      </w:pPr>
+      <w:r>
+        <w:t>Es la misma causa que la Semana 4 ya documenta en la sección del modelo avanzado, medida ahora desde otro lado y sobre datos donde la respuesta correcta la fijamos nosotros.</w:t>
+      </w:r>
+    </w:p>
+    <w:p>
+      <w:pPr>
+        <w:pStyle w:val="Ttulo3"/>
+        <w:keepNext/>
+      </w:pPr>
+      <w:bookmarkStart w:id="37" w:name="_Toc240280870"/>
+      <w:r>
+        <w:t>Lo que no dicen</w:t>
+      </w:r>
+      <w:bookmarkEnd w:id="37"/>
+    </w:p>
+    <w:p>
+      <w:pPr>
+        <w:ind w:firstLine="720"/>
+      </w:pPr>
+      <w:r>
+        <w:rPr>
+          <w:b/>
+          <w:bCs/>
+        </w:rPr>
+        <w:t>Ninguna de las tres mide si el sistema sirve.</w:t>
+      </w:r>
+      <w:r>
+        <w:t xml:space="preserve"> La 2 y la 3 usan datos construidos o ya vistos; la 4 no mide rendimiento en absoluto, mide coherencia. El rendimiento sobre datos no </w:t>
+      </w:r>
+      <w:r>
+        <w:lastRenderedPageBreak/>
+        <w:t>vistos está en la comparación sobre validación, y la medición única sobre el bloque de prueba en la Semana 5.</w:t>
+      </w:r>
+    </w:p>
+    <w:p>
+      <w:pPr>
+        <w:ind w:firstLine="720"/>
+      </w:pPr>
+      <w:r>
+        <w:t xml:space="preserve">Y </w:t>
+      </w:r>
+      <w:r>
+        <w:rPr>
+          <w:b/>
+          <w:bCs/>
+        </w:rPr>
+        <w:t>nada de esto tocó el bloque de prueba</w:t>
+      </w:r>
+      <w:r>
+        <w:t>, que se midió una sola vez el 07/09 y cuya cifra el informe reporta sin cambios. Estas pruebas son sintético, entrenamiento y validación: datos que sí se pueden volver a mirar.</w:t>
+      </w:r>
+    </w:p>
+    <w:p>
+      <w:pPr>
+        <w:pStyle w:val="Ttulo2"/>
+        <w:keepNext/>
+      </w:pPr>
+      <w:bookmarkStart w:id="38" w:name="_Toc240280871"/>
+      <w:r>
+        <w:t>5. Reproducirlo</w:t>
+      </w:r>
+      <w:bookmarkEnd w:id="38"/>
+    </w:p>
+    <w:p>
+      <w:pPr>
+        <w:ind w:firstLine="720"/>
+      </w:pPr>
+      <w:r>
+        <w:t>``</w:t>
+      </w:r>
+      <w:r>
+        <w:rPr>
+          <w:rFonts w:ascii="Courier New" w:eastAsia="Courier New" w:hAnsi="Courier New" w:cs="Courier New"/>
+          <w:sz w:val="22"/>
+          <w:szCs w:val="22"/>
+        </w:rPr>
+        <w:t xml:space="preserve">bash uv run python scripts/pruebas_deteccion_profundos.py </w:t>
+      </w:r>
+      <w:r>
+        <w:t>``</w:t>
+      </w:r>
+    </w:p>
+    <w:p>
+      <w:pPr>
+        <w:ind w:firstLine="720"/>
+      </w:pPr>
+      <w:r>
+        <w:t xml:space="preserve">Necesita el entorno con </w:t>
+      </w:r>
+      <w:r>
+        <w:rPr>
+          <w:rFonts w:ascii="Courier New" w:eastAsia="Courier New" w:hAnsi="Courier New" w:cs="Courier New"/>
+          <w:sz w:val="22"/>
+          <w:szCs w:val="22"/>
+        </w:rPr>
+        <w:t>torch</w:t>
+      </w:r>
+      <w:r>
+        <w:t xml:space="preserve"> y </w:t>
+      </w:r>
+      <w:r>
+        <w:rPr>
+          <w:rFonts w:ascii="Courier New" w:eastAsia="Courier New" w:hAnsi="Courier New" w:cs="Courier New"/>
+          <w:sz w:val="22"/>
+          <w:szCs w:val="22"/>
+        </w:rPr>
+        <w:t>chronos</w:t>
+      </w:r>
+      <w:r>
+        <w:t xml:space="preserve">. Deja la constancia completa —con el criterio y la expectativa escritos antes— en </w:t>
+      </w:r>
+      <w:r>
+        <w:rPr>
+          <w:rFonts w:ascii="Courier New" w:eastAsia="Courier New" w:hAnsi="Courier New" w:cs="Courier New"/>
+          <w:sz w:val="22"/>
+          <w:szCs w:val="22"/>
+        </w:rPr>
+        <w:t>docs/evidencias/pruebas-deteccion-profundos.json</w:t>
+      </w:r>
+      <w:r>
+        <w:t>.</w:t>
       </w:r>
     </w:p>
     <w:p>
@@ -14081,12 +16842,482 @@
         <w:pStyle w:val="Ttulo1"/>
         <w:keepNext/>
       </w:pPr>
-      <w:bookmarkStart w:id="35" w:name="_Toc239765438"/>
+      <w:bookmarkStart w:id="39" w:name="_Toc240280872"/>
+      <w:r>
+        <w:t>Conclusiones</w:t>
+      </w:r>
+      <w:bookmarkEnd w:id="39"/>
+    </w:p>
+    <w:p>
+      <w:pPr>
+        <w:pStyle w:val="Ttulo2"/>
+        <w:keepNext/>
+      </w:pPr>
+      <w:bookmarkStart w:id="40" w:name="_Toc240280873"/>
+      <w:r>
+        <w:t>El resultado central de esta semana, sin adornos</w:t>
+      </w:r>
+      <w:bookmarkEnd w:id="40"/>
+    </w:p>
+    <w:p>
+      <w:pPr>
+        <w:ind w:firstLine="720"/>
+      </w:pPr>
+      <w:r>
+        <w:rPr>
+          <w:b/>
+          <w:bCs/>
+        </w:rPr>
+        <w:t>Ningún modelo profundo mejora al bosque aleatorio clásico.</w:t>
+      </w:r>
+    </w:p>
+    <w:p>
+      <w:pPr>
+        <w:ind w:left="720"/>
+      </w:pPr>
+      <w:r>
+        <w:t xml:space="preserve">• El </w:t>
+      </w:r>
+      <w:r>
+        <w:rPr>
+          <w:b/>
+          <w:bCs/>
+        </w:rPr>
+        <w:t>bosque clásico</w:t>
+      </w:r>
+      <w:r>
+        <w:t xml:space="preserve"> queda primero, con F1 macro </w:t>
+      </w:r>
+      <w:r>
+        <w:rPr>
+          <w:b/>
+          <w:bCs/>
+        </w:rPr>
+        <w:t>0,390498</w:t>
+      </w:r>
+      <w:r>
+        <w:t xml:space="preserve"> y precisión direccional </w:t>
+      </w:r>
+      <w:r>
+        <w:rPr>
+          <w:b/>
+          <w:bCs/>
+        </w:rPr>
+        <w:t>0,103627</w:t>
+      </w:r>
+      <w:r>
+        <w:t>.</w:t>
+      </w:r>
+    </w:p>
+    <w:p>
+      <w:pPr>
+        <w:ind w:left="720"/>
+      </w:pPr>
+      <w:r>
+        <w:t xml:space="preserve">• </w:t>
+      </w:r>
+      <w:r>
+        <w:rPr>
+          <w:b/>
+          <w:bCs/>
+        </w:rPr>
+        <w:t>Chronos-Bolt</w:t>
+      </w:r>
+      <w:r>
+        <w:t xml:space="preserve"> queda 0,021908 por debajo del bosque, con intervalo que incluye el cero: no se distingue de él.</w:t>
+      </w:r>
+    </w:p>
+    <w:p>
+      <w:pPr>
+        <w:ind w:left="720"/>
+      </w:pPr>
+      <w:r>
+        <w:t xml:space="preserve">• </w:t>
+      </w:r>
+      <w:r>
+        <w:rPr>
+          <w:b/>
+          <w:bCs/>
+        </w:rPr>
+        <w:t>iTransformer</w:t>
+      </w:r>
+      <w:r>
+        <w:t xml:space="preserve"> queda por debajo del bosque en las cinco semillas.</w:t>
+      </w:r>
+    </w:p>
+    <w:p>
+      <w:pPr>
+        <w:ind w:firstLine="720"/>
+      </w:pPr>
+      <w:r>
+        <w:rPr>
+          <w:b/>
+          <w:bCs/>
+        </w:rPr>
+        <w:t>Y sobre este bloque, ninguno de los dos profundos supera al azar de forma distinguible.</w:t>
+      </w:r>
+      <w:r>
+        <w:t xml:space="preserve"> Le ganan en la media y el intervalo incluye el cero en los dos casos.</w:t>
+      </w:r>
+    </w:p>
+    <w:p>
+      <w:pPr>
+        <w:ind w:left="720"/>
+      </w:pPr>
+      <w:r>
+        <w:rPr>
+          <w:b/>
+          <w:bCs/>
+        </w:rPr>
+        <w:t>Esa última frase se acotó después, y conviene decirlo acá.</w:t>
+      </w:r>
+      <w:r>
+        <w:t xml:space="preserve"> Medida sobre nueve tramos consecutivos —</w:t>
+      </w:r>
+      <w:r>
+        <w:rPr>
+          <w:b/>
+          <w:bCs/>
+        </w:rPr>
+        <w:t>7 311 observaciones</w:t>
+      </w:r>
+      <w:r>
+        <w:t xml:space="preserve"> en vez de 1 959— la lectura </w:t>
+      </w:r>
+      <w:r>
+        <w:rPr>
+          <w:b/>
+          <w:bCs/>
+        </w:rPr>
+        <w:t>se parte en dos</w:t>
+      </w:r>
+      <w:r>
+        <w:t xml:space="preserve">: Chronos-Bolt </w:t>
+      </w:r>
+      <w:r>
+        <w:rPr>
+          <w:b/>
+          <w:bCs/>
+        </w:rPr>
+        <w:t>sí</w:t>
+      </w:r>
+      <w:r>
+        <w:t xml:space="preserve"> supera al azar (+0,027769, intervalo que excluye el cero) y el </w:t>
+      </w:r>
+      <w:r>
+        <w:lastRenderedPageBreak/>
+        <w:t xml:space="preserve">iTransformer </w:t>
+      </w:r>
+      <w:r>
+        <w:rPr>
+          <w:b/>
+          <w:bCs/>
+        </w:rPr>
+        <w:t>sigue sin superarlo</w:t>
+      </w:r>
+      <w:r>
+        <w:t xml:space="preserve"> ni con cuatro veces más observaciones.  Lo que era «ninguno de los dos» resultó ser </w:t>
+      </w:r>
+      <w:r>
+        <w:rPr>
+          <w:b/>
+          <w:bCs/>
+        </w:rPr>
+        <w:t>uno de cada</w:t>
+      </w:r>
+      <w:r>
+        <w:t>. Y la mitad que queda más fuerte es la del avanzado: no superar al azar con 7 311 observaciones dice bastante más que no superarlo con 1 959. Está desarrollado en el informe final.</w:t>
+      </w:r>
+    </w:p>
+    <w:p>
+      <w:pPr>
+        <w:ind w:firstLine="720"/>
+      </w:pPr>
+      <w:r>
+        <w:t>El enunciado sugiere que un modelo fundacional y un Transformer son las herramientas para este problema. Medido con el mismo arnés, la misma partición y el mismo piso, no le ganan a un bosque aleatorio.</w:t>
+      </w:r>
+    </w:p>
+    <w:p>
+      <w:pPr>
+        <w:pStyle w:val="Ttulo2"/>
+        <w:keepNext/>
+      </w:pPr>
+      <w:bookmarkStart w:id="41" w:name="_Toc240280874"/>
+      <w:r>
+        <w:t>Por qué ese resultado se puede creer</w:t>
+      </w:r>
+      <w:bookmarkEnd w:id="41"/>
+    </w:p>
+    <w:p>
+      <w:pPr>
+        <w:ind w:firstLine="720"/>
+      </w:pPr>
+      <w:r>
+        <w:t>Porque las tres cosas que lo harían dudoso se cerraron antes de medir:</w:t>
+      </w:r>
+    </w:p>
+    <w:p>
+      <w:pPr>
+        <w:ind w:firstLine="720"/>
+      </w:pPr>
+      <w:r>
+        <w:rPr>
+          <w:b/>
+          <w:bCs/>
+        </w:rPr>
+        <w:t>El criterio estaba escrito.</w:t>
+      </w:r>
+      <w:r>
+        <w:t xml:space="preserve"> Cuando el margen y el intervalo discrepan manda el intervalo, y se prefiere el modelo más simple. Eso se fijó antes de ver la tabla, no después.</w:t>
+      </w:r>
+    </w:p>
+    <w:p>
+      <w:pPr>
+        <w:ind w:firstLine="720"/>
+      </w:pPr>
+      <w:r>
+        <w:rPr>
+          <w:b/>
+          <w:bCs/>
+        </w:rPr>
+        <w:t>El piso no se eligió por conveniencia.</w:t>
+      </w:r>
+      <w:r>
+        <w:t xml:space="preserve"> Los modelos se comparan contra el azar de la misma corrida, que se mueve con los datos, y no contra un número fijo.</w:t>
+      </w:r>
+    </w:p>
+    <w:p>
+      <w:pPr>
+        <w:ind w:firstLine="720"/>
+      </w:pPr>
+      <w:r>
+        <w:rPr>
+          <w:b/>
+          <w:bCs/>
+        </w:rPr>
+        <w:t>Los hiperparámetros no se ajustaron buscando el mejor número.</w:t>
+      </w:r>
+      <w:r>
+        <w:t xml:space="preserve"> El rango entre cinco semillas del modelo avanzado es </w:t>
+      </w:r>
+      <w:r>
+        <w:rPr>
+          <w:b/>
+          <w:bCs/>
+        </w:rPr>
+        <w:t>0,030377</w:t>
+      </w:r>
+      <w:r>
+        <w:t xml:space="preserve">, que supera el umbral de decisión de </w:t>
+      </w:r>
+      <w:r>
+        <w:rPr>
+          <w:b/>
+          <w:bCs/>
+        </w:rPr>
+        <w:t>0,02</w:t>
+      </w:r>
+      <w:r>
+        <w:t xml:space="preserve">. Con esa dispersión, elegir la mejor celda de una rejilla no selecciona la mejor configuración: selecciona </w:t>
+      </w:r>
+      <w:r>
+        <w:rPr>
+          <w:b/>
+          <w:bCs/>
+        </w:rPr>
+        <w:t>la celda a la que le tocó la semilla más afortunada</w:t>
+      </w:r>
+      <w:r>
+        <w:t>. Por eso se promedian cinco semillas y se compara de forma pareada.</w:t>
+      </w:r>
+    </w:p>
+    <w:p>
+      <w:pPr>
+        <w:pStyle w:val="Ttulo2"/>
+        <w:keepNext/>
+      </w:pPr>
+      <w:bookmarkStart w:id="42" w:name="_Toc240280875"/>
+      <w:r>
+        <w:t>Una limitación del instrumento, encontrada midiendo</w:t>
+      </w:r>
+      <w:bookmarkEnd w:id="42"/>
+    </w:p>
+    <w:p>
+      <w:pPr>
+        <w:ind w:firstLine="720"/>
+      </w:pPr>
+      <w:r>
+        <w:t xml:space="preserve">Uno de los intervalos de esta entrega </w:t>
+      </w:r>
+      <w:r>
+        <w:rPr>
+          <w:b/>
+          <w:bCs/>
+        </w:rPr>
+        <w:t>no se reproduce entre corridas</w:t>
+      </w:r>
+      <w:r>
+        <w:t>. Volviendo a medir validación con el mismo código y los mismos datos, el intervalo del contraste entre el iTransformer y el bosque cambió de lado, porque el límite vivía a menos de dos milésimas del cero.</w:t>
+      </w:r>
+    </w:p>
+    <w:p>
+      <w:pPr>
+        <w:ind w:firstLine="720"/>
+      </w:pPr>
+      <w:r>
+        <w:rPr>
+          <w:b/>
+          <w:bCs/>
+        </w:rPr>
+        <w:lastRenderedPageBreak/>
+        <w:t>La causa está identificada y no es el remuestreo</w:t>
+      </w:r>
+      <w:r>
+        <w:t>, que está sembrado y es determinista dadas las predicciones: lo que se mueve es el iTransformer, que no reproduce entre procesos.</w:t>
+      </w:r>
+    </w:p>
+    <w:p>
+      <w:pPr>
+        <w:ind w:firstLine="720"/>
+      </w:pPr>
+      <w:r>
+        <w:t xml:space="preserve">Y el fondo no es fragilidad: el remuestreo pareado resamplea las </w:t>
+      </w:r>
+      <w:r>
+        <w:rPr>
+          <w:b/>
+          <w:bCs/>
+        </w:rPr>
+        <w:t>filas</w:t>
+      </w:r>
+      <w:r>
+        <w:t xml:space="preserve"> condicionando en </w:t>
+      </w:r>
+      <w:r>
+        <w:rPr>
+          <w:b/>
+          <w:bCs/>
+        </w:rPr>
+        <w:t>un solo sorteo del entrenamiento</w:t>
+      </w:r>
+      <w:r>
+        <w:t xml:space="preserve">. Cuando el sorteo del entrenamiento es la fuente dominante de variación, el intervalo de una corrida no es un instrumento frágil — </w:t>
+      </w:r>
+      <w:r>
+        <w:rPr>
+          <w:b/>
+          <w:bCs/>
+        </w:rPr>
+        <w:t>es el instrumento equivocado</w:t>
+      </w:r>
+      <w:r>
+        <w:t>.</w:t>
+      </w:r>
+    </w:p>
+    <w:p>
+      <w:pPr>
+        <w:ind w:firstLine="720"/>
+      </w:pPr>
+      <w:r>
+        <w:t xml:space="preserve">Se decidió qué hacer con eso </w:t>
+      </w:r>
+      <w:r>
+        <w:rPr>
+          <w:b/>
+          <w:bCs/>
+        </w:rPr>
+        <w:t>antes</w:t>
+      </w:r>
+      <w:r>
+        <w:t xml:space="preserve"> de tocar el bloque de prueba: donde entre un modelo que no reproduce, el intervalo se reporta pero no decide, y el peso lo lleva la estabilidad del signo entre semillas.</w:t>
+      </w:r>
+    </w:p>
+    <w:p>
+      <w:pPr>
+        <w:ind w:firstLine="720"/>
+      </w:pPr>
+      <w:r>
+        <w:rPr>
+          <w:b/>
+          <w:bCs/>
+        </w:rPr>
+        <w:t>El alcance está acotado y medido:</w:t>
+      </w:r>
+      <w:r>
+        <w:t xml:space="preserve"> el bosque y el </w:t>
+      </w:r>
+      <w:r>
+        <w:rPr>
+          <w:rFonts w:ascii="Courier New" w:eastAsia="Courier New" w:hAnsi="Courier New" w:cs="Courier New"/>
+          <w:sz w:val="22"/>
+          <w:szCs w:val="22"/>
+        </w:rPr>
+        <w:t>baseline_aleatorio</w:t>
+      </w:r>
+      <w:r>
+        <w:t xml:space="preserve"> reproducen bit a bit entre procesos, con la misma huella SHA-256 de las 1 959 predicciones. La comparación de la que depende el veredicto del proyecto no está afectada.</w:t>
+      </w:r>
+    </w:p>
+    <w:p>
+      <w:pPr>
+        <w:pStyle w:val="Ttulo2"/>
+        <w:keepNext/>
+      </w:pPr>
+      <w:bookmarkStart w:id="43" w:name="_Toc240280876"/>
+      <w:r>
+        <w:t>Lo que sigue</w:t>
+      </w:r>
+      <w:bookmarkEnd w:id="43"/>
+    </w:p>
+    <w:p>
+      <w:pPr>
+        <w:ind w:firstLine="720"/>
+      </w:pPr>
+      <w:r>
+        <w:t xml:space="preserve">La Semana 5 mide </w:t>
+      </w:r>
+      <w:r>
+        <w:rPr>
+          <w:b/>
+          <w:bCs/>
+        </w:rPr>
+        <w:t>una sola vez</w:t>
+      </w:r>
+      <w:r>
+        <w:t xml:space="preserve"> sobre el bloque de prueba, con el protocolo escrito de antemano y las tres lecturas posibles fijadas antes de ver el número. No hay una segunda corrida.</w:t>
+      </w:r>
+    </w:p>
+    <w:p>
+      <w:pPr>
+        <w:ind w:firstLine="720"/>
+      </w:pPr>
+      <w:r>
+        <w:rPr>
+          <w:b/>
+          <w:bCs/>
+        </w:rPr>
+        <w:t>Y la expectativa se dice de antemano, para que no se lea como excusa después:</w:t>
+      </w:r>
+      <w:r>
+        <w:t xml:space="preserve"> no hay razón para esperar que el bloque de prueba mejore lo de validación. Esperar que datos no vistos favorezcan a un modelo más que los datos con los que se eligió es al revés de como funciona.</w:t>
+      </w:r>
+    </w:p>
+    <w:p>
+      <w:r>
+        <w:br w:type="page"/>
+      </w:r>
+    </w:p>
+    <w:p>
+      <w:pPr>
+        <w:pStyle w:val="Ttulo1"/>
+        <w:keepNext/>
+      </w:pPr>
+      <w:bookmarkStart w:id="44" w:name="_Toc240280877"/>
       <w:r>
         <w:lastRenderedPageBreak/>
         <w:t>Referencias</w:t>
       </w:r>
-      <w:bookmarkEnd w:id="35"/>
+      <w:bookmarkEnd w:id="44"/>
     </w:p>
     <w:p>
       <w:pPr>
@@ -14193,10 +17424,10 @@
 <file path=word/numbering.xml><?xml version="1.0" encoding="utf-8"?>
 <w:numbering xmlns:wpc="http://schemas.microsoft.com/office/word/2010/wordprocessingCanvas" xmlns:cx="http://schemas.microsoft.com/office/drawing/2014/chartex" xmlns:cx1="http://schemas.microsoft.com/office/drawing/2015/9/8/chartex" xmlns:cx2="http://schemas.microsoft.com/office/drawing/2015/10/21/chartex" xmlns:cx3="http://schemas.microsoft.com/office/drawing/2016/5/9/chartex" xmlns:cx4="http://schemas.microsoft.com/office/drawing/2016/5/10/chartex" xmlns:cx5="http://schemas.microsoft.com/office/drawing/2016/5/11/chartex" xmlns:cx6="http://schemas.microsoft.com/office/drawing/2016/5/12/chartex" xmlns:cx7="http://schemas.microsoft.com/office/drawing/2016/5/13/chartex" xmlns:cx8="http://schemas.microsoft.com/office/drawing/2016/5/14/chartex" xmlns:mc="http://schemas.openxmlformats.org/markup-compatibility/2006" xmlns:aink="http://schemas.microsoft.com/office/drawing/2016/ink" xmlns:am3d="http://schemas.microsoft.com/office/drawing/2017/model3d" xmlns:o="urn:schemas-microsoft-com:office:office" xmlns:oel="http://schemas.microsoft.com/office/2019/extlst" xmlns:r="http://schemas.openxmlformats.org/officeDocument/2006/relationships" xmlns:m="http://schemas.openxmlformats.org/officeDocument/2006/math" xmlns:v="urn:schemas-microsoft-com:vml" xmlns:wp14="http://schemas.microsoft.com/office/word/2010/wordprocessingDrawing" xmlns:wp="http://schemas.openxmlformats.org/drawingml/2006/wordprocessingDrawing" xmlns:w10="urn:schemas-microsoft-com:office:word" xmlns:w="http://schemas.openxmlformats.org/wordprocessingml/2006/main" xmlns:w14="http://schemas.microsoft.com/office/word/2010/wordml" xmlns:w15="http://schemas.microsoft.com/office/word/2012/wordml" xmlns:w16cex="http://schemas.microsoft.com/office/word/2018/wordml/cex" xmlns:w16cid="http://schemas.microsoft.com/office/word/2016/wordml/cid" xmlns:w16="http://schemas.microsoft.com/office/word/2018/wordml" xmlns:w16du="http://schemas.microsoft.com/office/word/2023/wordml/word16du" xmlns:w16sdtdh="http://schemas.microsoft.com/office/word/2020/wordml/sdtdatahash" xmlns:w16sdtfl="http://schemas.microsoft.com/office/word/2024/wordml/sdtformatlock" xmlns:w16se="http://schemas.microsoft.com/office/word/2015/wordml/symex" xmlns:wpg="http://schemas.microsoft.com/office/word/2010/wordprocessingGroup" xmlns:wpi="http://schemas.microsoft.com/office/word/2010/wordprocessingInk" xmlns:wne="http://schemas.microsoft.com/office/word/2006/wordml" xmlns:wps="http://schemas.microsoft.com/office/word/2010/wordprocessingShape" mc:Ignorable="w14 w15 w16se w16cid w16 w16cex w16sdtdh w16sdtfl w16du wp14">
   <w:abstractNum w:abstractNumId="0" w15:restartNumberingAfterBreak="0">
-    <w:nsid w:val="47AA0288"/>
+    <w:nsid w:val="435E3A73"/>
     <w:multiLevelType w:val="hybridMultilevel"/>
-    <w:tmpl w:val="28DE390E"/>
-    <w:lvl w:ilvl="0" w:tplc="56BA82AA">
+    <w:tmpl w:val="DD102B8C"/>
+    <w:lvl w:ilvl="0" w:tplc="F2EA98EA">
       <w:start w:val="1"/>
       <w:numFmt w:val="bullet"/>
       <w:lvlText w:val="●"/>
@@ -14205,7 +17436,7 @@
         <w:ind w:left="720" w:hanging="360"/>
       </w:pPr>
     </w:lvl>
-    <w:lvl w:ilvl="1" w:tplc="4CD60C14">
+    <w:lvl w:ilvl="1" w:tplc="C60AF788">
       <w:start w:val="1"/>
       <w:numFmt w:val="bullet"/>
       <w:lvlText w:val="○"/>
@@ -14214,7 +17445,7 @@
         <w:ind w:left="1440" w:hanging="360"/>
       </w:pPr>
     </w:lvl>
-    <w:lvl w:ilvl="2" w:tplc="C6EA977C">
+    <w:lvl w:ilvl="2" w:tplc="E5824E20">
       <w:start w:val="1"/>
       <w:numFmt w:val="bullet"/>
       <w:lvlText w:val="■"/>
@@ -14223,7 +17454,7 @@
         <w:ind w:left="2160" w:hanging="360"/>
       </w:pPr>
     </w:lvl>
-    <w:lvl w:ilvl="3" w:tplc="E3BE7264">
+    <w:lvl w:ilvl="3" w:tplc="ACE682EE">
       <w:start w:val="1"/>
       <w:numFmt w:val="bullet"/>
       <w:lvlText w:val="●"/>
@@ -14232,7 +17463,7 @@
         <w:ind w:left="2880" w:hanging="360"/>
       </w:pPr>
     </w:lvl>
-    <w:lvl w:ilvl="4" w:tplc="FE3E396E">
+    <w:lvl w:ilvl="4" w:tplc="6B6448BE">
       <w:start w:val="1"/>
       <w:numFmt w:val="bullet"/>
       <w:lvlText w:val="○"/>
@@ -14241,7 +17472,7 @@
         <w:ind w:left="3600" w:hanging="360"/>
       </w:pPr>
     </w:lvl>
-    <w:lvl w:ilvl="5" w:tplc="7F86B59C">
+    <w:lvl w:ilvl="5" w:tplc="34CAB2A2">
       <w:start w:val="1"/>
       <w:numFmt w:val="bullet"/>
       <w:lvlText w:val="■"/>
@@ -14250,7 +17481,7 @@
         <w:ind w:left="4320" w:hanging="360"/>
       </w:pPr>
     </w:lvl>
-    <w:lvl w:ilvl="6" w:tplc="C39A94FA">
+    <w:lvl w:ilvl="6" w:tplc="9CAAD46C">
       <w:start w:val="1"/>
       <w:numFmt w:val="bullet"/>
       <w:lvlText w:val="●"/>
@@ -14259,7 +17490,7 @@
         <w:ind w:left="5040" w:hanging="360"/>
       </w:pPr>
     </w:lvl>
-    <w:lvl w:ilvl="7" w:tplc="C2D0567E">
+    <w:lvl w:ilvl="7" w:tplc="F5AAFF34">
       <w:start w:val="1"/>
       <w:numFmt w:val="bullet"/>
       <w:lvlText w:val="●"/>
@@ -14268,7 +17499,7 @@
         <w:ind w:left="5760" w:hanging="360"/>
       </w:pPr>
     </w:lvl>
-    <w:lvl w:ilvl="8" w:tplc="A00A4696">
+    <w:lvl w:ilvl="8" w:tplc="2BF85742">
       <w:start w:val="1"/>
       <w:numFmt w:val="bullet"/>
       <w:lvlText w:val="●"/>
@@ -14278,7 +17509,7 @@
       </w:pPr>
     </w:lvl>
   </w:abstractNum>
-  <w:num w:numId="1" w16cid:durableId="365561995">
+  <w:num w:numId="1" w16cid:durableId="929004432">
     <w:abstractNumId w:val="0"/>
     <w:lvlOverride w:ilvl="0">
       <w:startOverride w:val="1"/>
@@ -14901,7 +18132,7 @@
     <w:autoRedefine/>
     <w:uiPriority w:val="39"/>
     <w:unhideWhenUsed/>
-    <w:rsid w:val="003D2F13"/>
+    <w:rsid w:val="007F20F3"/>
     <w:pPr>
       <w:spacing w:after="100"/>
     </w:pPr>
@@ -14913,7 +18144,7 @@
     <w:autoRedefine/>
     <w:uiPriority w:val="39"/>
     <w:unhideWhenUsed/>
-    <w:rsid w:val="003D2F13"/>
+    <w:rsid w:val="007F20F3"/>
     <w:pPr>
       <w:spacing w:after="100"/>
       <w:ind w:left="240"/>
@@ -14926,7 +18157,7 @@
     <w:autoRedefine/>
     <w:uiPriority w:val="39"/>
     <w:unhideWhenUsed/>
-    <w:rsid w:val="003D2F13"/>
+    <w:rsid w:val="007F20F3"/>
     <w:pPr>
       <w:spacing w:after="100"/>
       <w:ind w:left="480"/>

--- a/docs/entregas/semana-4/Caso 1 - Semana 4 - Modelo avanzado y comparacion.docx
+++ b/docs/entregas/semana-4/Caso 1 - Semana 4 - Modelo avanzado y comparacion.docx
@@ -147,7 +147,7 @@
     <w:sdt>
       <w:sdtPr>
         <w:alias w:val="Contenido"/>
-        <w:id w:val="273757853"/>
+        <w:id w:val="-8529351"/>
       </w:sdtPr>
       <w:sdtEndPr/>
       <w:sdtContent>
@@ -174,7 +174,7 @@
           <w:r>
             <w:fldChar w:fldCharType="separate"/>
           </w:r>
-          <w:hyperlink w:anchor="_Toc240280833" w:history="1">
+          <w:hyperlink w:anchor="_Toc240299272" w:history="1">
             <w:r>
               <w:rPr>
                 <w:rStyle w:val="Hipervnculo"/>
@@ -198,7 +198,7 @@
               <w:rPr>
                 <w:noProof/>
               </w:rPr>
-              <w:instrText xml:space="preserve"> PAGEREF _Toc240280833 \h </w:instrText>
+              <w:instrText xml:space="preserve"> PAGEREF _Toc240299272 \h </w:instrText>
             </w:r>
             <w:r>
               <w:rPr>
@@ -239,7 +239,7 @@
               <w14:ligatures w14:val="standardContextual"/>
             </w:rPr>
           </w:pPr>
-          <w:hyperlink w:anchor="_Toc240280834" w:history="1">
+          <w:hyperlink w:anchor="_Toc240299273" w:history="1">
             <w:r>
               <w:rPr>
                 <w:rStyle w:val="Hipervnculo"/>
@@ -263,7 +263,7 @@
               <w:rPr>
                 <w:noProof/>
               </w:rPr>
-              <w:instrText xml:space="preserve"> PAGEREF _Toc240280834 \h </w:instrText>
+              <w:instrText xml:space="preserve"> PAGEREF _Toc240299273 \h </w:instrText>
             </w:r>
             <w:r>
               <w:rPr>
@@ -304,7 +304,7 @@
               <w14:ligatures w14:val="standardContextual"/>
             </w:rPr>
           </w:pPr>
-          <w:hyperlink w:anchor="_Toc240280835" w:history="1">
+          <w:hyperlink w:anchor="_Toc240299274" w:history="1">
             <w:r>
               <w:rPr>
                 <w:rStyle w:val="Hipervnculo"/>
@@ -328,7 +328,7 @@
               <w:rPr>
                 <w:noProof/>
               </w:rPr>
-              <w:instrText xml:space="preserve"> PAGEREF _Toc240280835 \h </w:instrText>
+              <w:instrText xml:space="preserve"> PAGEREF _Toc240299274 \h </w:instrText>
             </w:r>
             <w:r>
               <w:rPr>
@@ -369,7 +369,7 @@
               <w14:ligatures w14:val="standardContextual"/>
             </w:rPr>
           </w:pPr>
-          <w:hyperlink w:anchor="_Toc240280836" w:history="1">
+          <w:hyperlink w:anchor="_Toc240299275" w:history="1">
             <w:r>
               <w:rPr>
                 <w:rStyle w:val="Hipervnculo"/>
@@ -393,7 +393,7 @@
               <w:rPr>
                 <w:noProof/>
               </w:rPr>
-              <w:instrText xml:space="preserve"> PAGEREF _Toc240280836 \h </w:instrText>
+              <w:instrText xml:space="preserve"> PAGEREF _Toc240299275 \h </w:instrText>
             </w:r>
             <w:r>
               <w:rPr>
@@ -434,7 +434,7 @@
               <w14:ligatures w14:val="standardContextual"/>
             </w:rPr>
           </w:pPr>
-          <w:hyperlink w:anchor="_Toc240280837" w:history="1">
+          <w:hyperlink w:anchor="_Toc240299276" w:history="1">
             <w:r>
               <w:rPr>
                 <w:rStyle w:val="Hipervnculo"/>
@@ -458,7 +458,7 @@
               <w:rPr>
                 <w:noProof/>
               </w:rPr>
-              <w:instrText xml:space="preserve"> PAGEREF _Toc240280837 \h </w:instrText>
+              <w:instrText xml:space="preserve"> PAGEREF _Toc240299276 \h </w:instrText>
             </w:r>
             <w:r>
               <w:rPr>
@@ -499,7 +499,7 @@
               <w14:ligatures w14:val="standardContextual"/>
             </w:rPr>
           </w:pPr>
-          <w:hyperlink w:anchor="_Toc240280838" w:history="1">
+          <w:hyperlink w:anchor="_Toc240299277" w:history="1">
             <w:r>
               <w:rPr>
                 <w:rStyle w:val="Hipervnculo"/>
@@ -523,7 +523,7 @@
               <w:rPr>
                 <w:noProof/>
               </w:rPr>
-              <w:instrText xml:space="preserve"> PAGEREF _Toc240280838 \h </w:instrText>
+              <w:instrText xml:space="preserve"> PAGEREF _Toc240299277 \h </w:instrText>
             </w:r>
             <w:r>
               <w:rPr>
@@ -564,7 +564,7 @@
               <w14:ligatures w14:val="standardContextual"/>
             </w:rPr>
           </w:pPr>
-          <w:hyperlink w:anchor="_Toc240280839" w:history="1">
+          <w:hyperlink w:anchor="_Toc240299278" w:history="1">
             <w:r>
               <w:rPr>
                 <w:rStyle w:val="Hipervnculo"/>
@@ -588,7 +588,7 @@
               <w:rPr>
                 <w:noProof/>
               </w:rPr>
-              <w:instrText xml:space="preserve"> PAGEREF _Toc240280839 \h </w:instrText>
+              <w:instrText xml:space="preserve"> PAGEREF _Toc240299278 \h </w:instrText>
             </w:r>
             <w:r>
               <w:rPr>
@@ -629,7 +629,7 @@
               <w14:ligatures w14:val="standardContextual"/>
             </w:rPr>
           </w:pPr>
-          <w:hyperlink w:anchor="_Toc240280840" w:history="1">
+          <w:hyperlink w:anchor="_Toc240299279" w:history="1">
             <w:r>
               <w:rPr>
                 <w:rStyle w:val="Hipervnculo"/>
@@ -653,7 +653,7 @@
               <w:rPr>
                 <w:noProof/>
               </w:rPr>
-              <w:instrText xml:space="preserve"> PAGEREF _Toc240280840 \h </w:instrText>
+              <w:instrText xml:space="preserve"> PAGEREF _Toc240299279 \h </w:instrText>
             </w:r>
             <w:r>
               <w:rPr>
@@ -694,7 +694,7 @@
               <w14:ligatures w14:val="standardContextual"/>
             </w:rPr>
           </w:pPr>
-          <w:hyperlink w:anchor="_Toc240280841" w:history="1">
+          <w:hyperlink w:anchor="_Toc240299280" w:history="1">
             <w:r>
               <w:rPr>
                 <w:rStyle w:val="Hipervnculo"/>
@@ -718,7 +718,7 @@
               <w:rPr>
                 <w:noProof/>
               </w:rPr>
-              <w:instrText xml:space="preserve"> PAGEREF _Toc240280841 \h </w:instrText>
+              <w:instrText xml:space="preserve"> PAGEREF _Toc240299280 \h </w:instrText>
             </w:r>
             <w:r>
               <w:rPr>
@@ -759,7 +759,7 @@
               <w14:ligatures w14:val="standardContextual"/>
             </w:rPr>
           </w:pPr>
-          <w:hyperlink w:anchor="_Toc240280842" w:history="1">
+          <w:hyperlink w:anchor="_Toc240299281" w:history="1">
             <w:r>
               <w:rPr>
                 <w:rStyle w:val="Hipervnculo"/>
@@ -783,7 +783,7 @@
               <w:rPr>
                 <w:noProof/>
               </w:rPr>
-              <w:instrText xml:space="preserve"> PAGEREF _Toc240280842 \h </w:instrText>
+              <w:instrText xml:space="preserve"> PAGEREF _Toc240299281 \h </w:instrText>
             </w:r>
             <w:r>
               <w:rPr>
@@ -824,7 +824,7 @@
               <w14:ligatures w14:val="standardContextual"/>
             </w:rPr>
           </w:pPr>
-          <w:hyperlink w:anchor="_Toc240280843" w:history="1">
+          <w:hyperlink w:anchor="_Toc240299282" w:history="1">
             <w:r>
               <w:rPr>
                 <w:rStyle w:val="Hipervnculo"/>
@@ -848,7 +848,7 @@
               <w:rPr>
                 <w:noProof/>
               </w:rPr>
-              <w:instrText xml:space="preserve"> PAGEREF _Toc240280843 \h </w:instrText>
+              <w:instrText xml:space="preserve"> PAGEREF _Toc240299282 \h </w:instrText>
             </w:r>
             <w:r>
               <w:rPr>
@@ -889,7 +889,7 @@
               <w14:ligatures w14:val="standardContextual"/>
             </w:rPr>
           </w:pPr>
-          <w:hyperlink w:anchor="_Toc240280844" w:history="1">
+          <w:hyperlink w:anchor="_Toc240299283" w:history="1">
             <w:r>
               <w:rPr>
                 <w:rStyle w:val="Hipervnculo"/>
@@ -913,7 +913,7 @@
               <w:rPr>
                 <w:noProof/>
               </w:rPr>
-              <w:instrText xml:space="preserve"> PAGEREF _Toc240280844 \h </w:instrText>
+              <w:instrText xml:space="preserve"> PAGEREF _Toc240299283 \h </w:instrText>
             </w:r>
             <w:r>
               <w:rPr>
@@ -954,7 +954,7 @@
               <w14:ligatures w14:val="standardContextual"/>
             </w:rPr>
           </w:pPr>
-          <w:hyperlink w:anchor="_Toc240280845" w:history="1">
+          <w:hyperlink w:anchor="_Toc240299284" w:history="1">
             <w:r>
               <w:rPr>
                 <w:rStyle w:val="Hipervnculo"/>
@@ -978,7 +978,7 @@
               <w:rPr>
                 <w:noProof/>
               </w:rPr>
-              <w:instrText xml:space="preserve"> PAGEREF _Toc240280845 \h </w:instrText>
+              <w:instrText xml:space="preserve"> PAGEREF _Toc240299284 \h </w:instrText>
             </w:r>
             <w:r>
               <w:rPr>
@@ -1019,7 +1019,7 @@
               <w14:ligatures w14:val="standardContextual"/>
             </w:rPr>
           </w:pPr>
-          <w:hyperlink w:anchor="_Toc240280846" w:history="1">
+          <w:hyperlink w:anchor="_Toc240299285" w:history="1">
             <w:r>
               <w:rPr>
                 <w:rStyle w:val="Hipervnculo"/>
@@ -1043,7 +1043,7 @@
               <w:rPr>
                 <w:noProof/>
               </w:rPr>
-              <w:instrText xml:space="preserve"> PAGEREF _Toc240280846 \h </w:instrText>
+              <w:instrText xml:space="preserve"> PAGEREF _Toc240299285 \h </w:instrText>
             </w:r>
             <w:r>
               <w:rPr>
@@ -1084,7 +1084,7 @@
               <w14:ligatures w14:val="standardContextual"/>
             </w:rPr>
           </w:pPr>
-          <w:hyperlink w:anchor="_Toc240280847" w:history="1">
+          <w:hyperlink w:anchor="_Toc240299286" w:history="1">
             <w:r>
               <w:rPr>
                 <w:rStyle w:val="Hipervnculo"/>
@@ -1108,7 +1108,7 @@
               <w:rPr>
                 <w:noProof/>
               </w:rPr>
-              <w:instrText xml:space="preserve"> PAGEREF _Toc240280847 \h </w:instrText>
+              <w:instrText xml:space="preserve"> PAGEREF _Toc240299286 \h </w:instrText>
             </w:r>
             <w:r>
               <w:rPr>
@@ -1149,7 +1149,7 @@
               <w14:ligatures w14:val="standardContextual"/>
             </w:rPr>
           </w:pPr>
-          <w:hyperlink w:anchor="_Toc240280848" w:history="1">
+          <w:hyperlink w:anchor="_Toc240299287" w:history="1">
             <w:r>
               <w:rPr>
                 <w:rStyle w:val="Hipervnculo"/>
@@ -1173,7 +1173,7 @@
               <w:rPr>
                 <w:noProof/>
               </w:rPr>
-              <w:instrText xml:space="preserve"> PAGEREF _Toc240280848 \h </w:instrText>
+              <w:instrText xml:space="preserve"> PAGEREF _Toc240299287 \h </w:instrText>
             </w:r>
             <w:r>
               <w:rPr>
@@ -1214,7 +1214,7 @@
               <w14:ligatures w14:val="standardContextual"/>
             </w:rPr>
           </w:pPr>
-          <w:hyperlink w:anchor="_Toc240280849" w:history="1">
+          <w:hyperlink w:anchor="_Toc240299288" w:history="1">
             <w:r>
               <w:rPr>
                 <w:rStyle w:val="Hipervnculo"/>
@@ -1238,7 +1238,7 @@
               <w:rPr>
                 <w:noProof/>
               </w:rPr>
-              <w:instrText xml:space="preserve"> PAGEREF _Toc240280849 \h </w:instrText>
+              <w:instrText xml:space="preserve"> PAGEREF _Toc240299288 \h </w:instrText>
             </w:r>
             <w:r>
               <w:rPr>
@@ -1279,7 +1279,7 @@
               <w14:ligatures w14:val="standardContextual"/>
             </w:rPr>
           </w:pPr>
-          <w:hyperlink w:anchor="_Toc240280850" w:history="1">
+          <w:hyperlink w:anchor="_Toc240299289" w:history="1">
             <w:r>
               <w:rPr>
                 <w:rStyle w:val="Hipervnculo"/>
@@ -1303,7 +1303,7 @@
               <w:rPr>
                 <w:noProof/>
               </w:rPr>
-              <w:instrText xml:space="preserve"> PAGEREF _Toc240280850 \h </w:instrText>
+              <w:instrText xml:space="preserve"> PAGEREF _Toc240299289 \h </w:instrText>
             </w:r>
             <w:r>
               <w:rPr>
@@ -1344,7 +1344,7 @@
               <w14:ligatures w14:val="standardContextual"/>
             </w:rPr>
           </w:pPr>
-          <w:hyperlink w:anchor="_Toc240280851" w:history="1">
+          <w:hyperlink w:anchor="_Toc240299290" w:history="1">
             <w:r>
               <w:rPr>
                 <w:rStyle w:val="Hipervnculo"/>
@@ -1368,7 +1368,7 @@
               <w:rPr>
                 <w:noProof/>
               </w:rPr>
-              <w:instrText xml:space="preserve"> PAGEREF _Toc240280851 \h </w:instrText>
+              <w:instrText xml:space="preserve"> PAGEREF _Toc240299290 \h </w:instrText>
             </w:r>
             <w:r>
               <w:rPr>
@@ -1409,7 +1409,7 @@
               <w14:ligatures w14:val="standardContextual"/>
             </w:rPr>
           </w:pPr>
-          <w:hyperlink w:anchor="_Toc240280852" w:history="1">
+          <w:hyperlink w:anchor="_Toc240299291" w:history="1">
             <w:r>
               <w:rPr>
                 <w:rStyle w:val="Hipervnculo"/>
@@ -1433,7 +1433,7 @@
               <w:rPr>
                 <w:noProof/>
               </w:rPr>
-              <w:instrText xml:space="preserve"> PAGEREF _Toc240280852 \h </w:instrText>
+              <w:instrText xml:space="preserve"> PAGEREF _Toc240299291 \h </w:instrText>
             </w:r>
             <w:r>
               <w:rPr>
@@ -1474,7 +1474,7 @@
               <w14:ligatures w14:val="standardContextual"/>
             </w:rPr>
           </w:pPr>
-          <w:hyperlink w:anchor="_Toc240280853" w:history="1">
+          <w:hyperlink w:anchor="_Toc240299292" w:history="1">
             <w:r>
               <w:rPr>
                 <w:rStyle w:val="Hipervnculo"/>
@@ -1498,7 +1498,7 @@
               <w:rPr>
                 <w:noProof/>
               </w:rPr>
-              <w:instrText xml:space="preserve"> PAGEREF _Toc240280853 \h </w:instrText>
+              <w:instrText xml:space="preserve"> PAGEREF _Toc240299292 \h </w:instrText>
             </w:r>
             <w:r>
               <w:rPr>
@@ -1539,7 +1539,7 @@
               <w14:ligatures w14:val="standardContextual"/>
             </w:rPr>
           </w:pPr>
-          <w:hyperlink w:anchor="_Toc240280854" w:history="1">
+          <w:hyperlink w:anchor="_Toc240299293" w:history="1">
             <w:r>
               <w:rPr>
                 <w:rStyle w:val="Hipervnculo"/>
@@ -1563,7 +1563,7 @@
               <w:rPr>
                 <w:noProof/>
               </w:rPr>
-              <w:instrText xml:space="preserve"> PAGEREF _Toc240280854 \h </w:instrText>
+              <w:instrText xml:space="preserve"> PAGEREF _Toc240299293 \h </w:instrText>
             </w:r>
             <w:r>
               <w:rPr>
@@ -1604,7 +1604,7 @@
               <w14:ligatures w14:val="standardContextual"/>
             </w:rPr>
           </w:pPr>
-          <w:hyperlink w:anchor="_Toc240280855" w:history="1">
+          <w:hyperlink w:anchor="_Toc240299294" w:history="1">
             <w:r>
               <w:rPr>
                 <w:rStyle w:val="Hipervnculo"/>
@@ -1628,7 +1628,7 @@
               <w:rPr>
                 <w:noProof/>
               </w:rPr>
-              <w:instrText xml:space="preserve"> PAGEREF _Toc240280855 \h </w:instrText>
+              <w:instrText xml:space="preserve"> PAGEREF _Toc240299294 \h </w:instrText>
             </w:r>
             <w:r>
               <w:rPr>
@@ -1669,7 +1669,7 @@
               <w14:ligatures w14:val="standardContextual"/>
             </w:rPr>
           </w:pPr>
-          <w:hyperlink w:anchor="_Toc240280856" w:history="1">
+          <w:hyperlink w:anchor="_Toc240299295" w:history="1">
             <w:r>
               <w:rPr>
                 <w:rStyle w:val="Hipervnculo"/>
@@ -1693,7 +1693,7 @@
               <w:rPr>
                 <w:noProof/>
               </w:rPr>
-              <w:instrText xml:space="preserve"> PAGEREF _Toc240280856 \h </w:instrText>
+              <w:instrText xml:space="preserve"> PAGEREF _Toc240299295 \h </w:instrText>
             </w:r>
             <w:r>
               <w:rPr>
@@ -1734,7 +1734,7 @@
               <w14:ligatures w14:val="standardContextual"/>
             </w:rPr>
           </w:pPr>
-          <w:hyperlink w:anchor="_Toc240280857" w:history="1">
+          <w:hyperlink w:anchor="_Toc240299296" w:history="1">
             <w:r>
               <w:rPr>
                 <w:rStyle w:val="Hipervnculo"/>
@@ -1758,7 +1758,7 @@
               <w:rPr>
                 <w:noProof/>
               </w:rPr>
-              <w:instrText xml:space="preserve"> PAGEREF _Toc240280857 \h </w:instrText>
+              <w:instrText xml:space="preserve"> PAGEREF _Toc240299296 \h </w:instrText>
             </w:r>
             <w:r>
               <w:rPr>
@@ -1799,7 +1799,7 @@
               <w14:ligatures w14:val="standardContextual"/>
             </w:rPr>
           </w:pPr>
-          <w:hyperlink w:anchor="_Toc240280858" w:history="1">
+          <w:hyperlink w:anchor="_Toc240299297" w:history="1">
             <w:r>
               <w:rPr>
                 <w:rStyle w:val="Hipervnculo"/>
@@ -1823,7 +1823,7 @@
               <w:rPr>
                 <w:noProof/>
               </w:rPr>
-              <w:instrText xml:space="preserve"> PAGEREF _Toc240280858 \h </w:instrText>
+              <w:instrText xml:space="preserve"> PAGEREF _Toc240299297 \h </w:instrText>
             </w:r>
             <w:r>
               <w:rPr>
@@ -1864,7 +1864,7 @@
               <w14:ligatures w14:val="standardContextual"/>
             </w:rPr>
           </w:pPr>
-          <w:hyperlink w:anchor="_Toc240280859" w:history="1">
+          <w:hyperlink w:anchor="_Toc240299298" w:history="1">
             <w:r>
               <w:rPr>
                 <w:rStyle w:val="Hipervnculo"/>
@@ -1888,7 +1888,7 @@
               <w:rPr>
                 <w:noProof/>
               </w:rPr>
-              <w:instrText xml:space="preserve"> PAGEREF _Toc240280859 \h </w:instrText>
+              <w:instrText xml:space="preserve"> PAGEREF _Toc240299298 \h </w:instrText>
             </w:r>
             <w:r>
               <w:rPr>
@@ -1929,7 +1929,7 @@
               <w14:ligatures w14:val="standardContextual"/>
             </w:rPr>
           </w:pPr>
-          <w:hyperlink w:anchor="_Toc240280860" w:history="1">
+          <w:hyperlink w:anchor="_Toc240299299" w:history="1">
             <w:r>
               <w:rPr>
                 <w:rStyle w:val="Hipervnculo"/>
@@ -1953,7 +1953,7 @@
               <w:rPr>
                 <w:noProof/>
               </w:rPr>
-              <w:instrText xml:space="preserve"> PAGEREF _Toc240280860 \h </w:instrText>
+              <w:instrText xml:space="preserve"> PAGEREF _Toc240299299 \h </w:instrText>
             </w:r>
             <w:r>
               <w:rPr>
@@ -1994,7 +1994,7 @@
               <w14:ligatures w14:val="standardContextual"/>
             </w:rPr>
           </w:pPr>
-          <w:hyperlink w:anchor="_Toc240280861" w:history="1">
+          <w:hyperlink w:anchor="_Toc240299300" w:history="1">
             <w:r>
               <w:rPr>
                 <w:rStyle w:val="Hipervnculo"/>
@@ -2018,7 +2018,7 @@
               <w:rPr>
                 <w:noProof/>
               </w:rPr>
-              <w:instrText xml:space="preserve"> PAGEREF _Toc240280861 \h </w:instrText>
+              <w:instrText xml:space="preserve"> PAGEREF _Toc240299300 \h </w:instrText>
             </w:r>
             <w:r>
               <w:rPr>
@@ -2059,7 +2059,7 @@
               <w14:ligatures w14:val="standardContextual"/>
             </w:rPr>
           </w:pPr>
-          <w:hyperlink w:anchor="_Toc240280862" w:history="1">
+          <w:hyperlink w:anchor="_Toc240299301" w:history="1">
             <w:r>
               <w:rPr>
                 <w:rStyle w:val="Hipervnculo"/>
@@ -2083,7 +2083,7 @@
               <w:rPr>
                 <w:noProof/>
               </w:rPr>
-              <w:instrText xml:space="preserve"> PAGEREF _Toc240280862 \h </w:instrText>
+              <w:instrText xml:space="preserve"> PAGEREF _Toc240299301 \h </w:instrText>
             </w:r>
             <w:r>
               <w:rPr>
@@ -2124,7 +2124,7 @@
               <w14:ligatures w14:val="standardContextual"/>
             </w:rPr>
           </w:pPr>
-          <w:hyperlink w:anchor="_Toc240280863" w:history="1">
+          <w:hyperlink w:anchor="_Toc240299302" w:history="1">
             <w:r>
               <w:rPr>
                 <w:rStyle w:val="Hipervnculo"/>
@@ -2148,7 +2148,7 @@
               <w:rPr>
                 <w:noProof/>
               </w:rPr>
-              <w:instrText xml:space="preserve"> PAGEREF _Toc240280863 \h </w:instrText>
+              <w:instrText xml:space="preserve"> PAGEREF _Toc240299302 \h </w:instrText>
             </w:r>
             <w:r>
               <w:rPr>
@@ -2189,7 +2189,7 @@
               <w14:ligatures w14:val="standardContextual"/>
             </w:rPr>
           </w:pPr>
-          <w:hyperlink w:anchor="_Toc240280864" w:history="1">
+          <w:hyperlink w:anchor="_Toc240299303" w:history="1">
             <w:r>
               <w:rPr>
                 <w:rStyle w:val="Hipervnculo"/>
@@ -2213,7 +2213,7 @@
               <w:rPr>
                 <w:noProof/>
               </w:rPr>
-              <w:instrText xml:space="preserve"> PAGEREF _Toc240280864 \h </w:instrText>
+              <w:instrText xml:space="preserve"> PAGEREF _Toc240299303 \h </w:instrText>
             </w:r>
             <w:r>
               <w:rPr>
@@ -2254,7 +2254,7 @@
               <w14:ligatures w14:val="standardContextual"/>
             </w:rPr>
           </w:pPr>
-          <w:hyperlink w:anchor="_Toc240280865" w:history="1">
+          <w:hyperlink w:anchor="_Toc240299304" w:history="1">
             <w:r>
               <w:rPr>
                 <w:rStyle w:val="Hipervnculo"/>
@@ -2278,7 +2278,7 @@
               <w:rPr>
                 <w:noProof/>
               </w:rPr>
-              <w:instrText xml:space="preserve"> PAGEREF _Toc240280865 \h </w:instrText>
+              <w:instrText xml:space="preserve"> PAGEREF _Toc240299304 \h </w:instrText>
             </w:r>
             <w:r>
               <w:rPr>
@@ -2319,7 +2319,7 @@
               <w14:ligatures w14:val="standardContextual"/>
             </w:rPr>
           </w:pPr>
-          <w:hyperlink w:anchor="_Toc240280866" w:history="1">
+          <w:hyperlink w:anchor="_Toc240299305" w:history="1">
             <w:r>
               <w:rPr>
                 <w:rStyle w:val="Hipervnculo"/>
@@ -2343,7 +2343,7 @@
               <w:rPr>
                 <w:noProof/>
               </w:rPr>
-              <w:instrText xml:space="preserve"> PAGEREF _Toc240280866 \h </w:instrText>
+              <w:instrText xml:space="preserve"> PAGEREF _Toc240299305 \h </w:instrText>
             </w:r>
             <w:r>
               <w:rPr>
@@ -2384,7 +2384,7 @@
               <w14:ligatures w14:val="standardContextual"/>
             </w:rPr>
           </w:pPr>
-          <w:hyperlink w:anchor="_Toc240280867" w:history="1">
+          <w:hyperlink w:anchor="_Toc240299306" w:history="1">
             <w:r>
               <w:rPr>
                 <w:rStyle w:val="Hipervnculo"/>
@@ -2408,7 +2408,7 @@
               <w:rPr>
                 <w:noProof/>
               </w:rPr>
-              <w:instrText xml:space="preserve"> PAGEREF _Toc240280867 \h </w:instrText>
+              <w:instrText xml:space="preserve"> PAGEREF _Toc240299306 \h </w:instrText>
             </w:r>
             <w:r>
               <w:rPr>
@@ -2449,7 +2449,7 @@
               <w14:ligatures w14:val="standardContextual"/>
             </w:rPr>
           </w:pPr>
-          <w:hyperlink w:anchor="_Toc240280868" w:history="1">
+          <w:hyperlink w:anchor="_Toc240299307" w:history="1">
             <w:r>
               <w:rPr>
                 <w:rStyle w:val="Hipervnculo"/>
@@ -2473,7 +2473,7 @@
               <w:rPr>
                 <w:noProof/>
               </w:rPr>
-              <w:instrText xml:space="preserve"> PAGEREF _Toc240280868 \h </w:instrText>
+              <w:instrText xml:space="preserve"> PAGEREF _Toc240299307 \h </w:instrText>
             </w:r>
             <w:r>
               <w:rPr>
@@ -2514,7 +2514,7 @@
               <w14:ligatures w14:val="standardContextual"/>
             </w:rPr>
           </w:pPr>
-          <w:hyperlink w:anchor="_Toc240280869" w:history="1">
+          <w:hyperlink w:anchor="_Toc240299308" w:history="1">
             <w:r>
               <w:rPr>
                 <w:rStyle w:val="Hipervnculo"/>
@@ -2538,7 +2538,7 @@
               <w:rPr>
                 <w:noProof/>
               </w:rPr>
-              <w:instrText xml:space="preserve"> PAGEREF _Toc240280869 \h </w:instrText>
+              <w:instrText xml:space="preserve"> PAGEREF _Toc240299308 \h </w:instrText>
             </w:r>
             <w:r>
               <w:rPr>
@@ -2579,7 +2579,7 @@
               <w14:ligatures w14:val="standardContextual"/>
             </w:rPr>
           </w:pPr>
-          <w:hyperlink w:anchor="_Toc240280870" w:history="1">
+          <w:hyperlink w:anchor="_Toc240299309" w:history="1">
             <w:r>
               <w:rPr>
                 <w:rStyle w:val="Hipervnculo"/>
@@ -2603,7 +2603,7 @@
               <w:rPr>
                 <w:noProof/>
               </w:rPr>
-              <w:instrText xml:space="preserve"> PAGEREF _Toc240280870 \h </w:instrText>
+              <w:instrText xml:space="preserve"> PAGEREF _Toc240299309 \h </w:instrText>
             </w:r>
             <w:r>
               <w:rPr>
@@ -2620,7 +2620,7 @@
               <w:rPr>
                 <w:noProof/>
               </w:rPr>
-              <w:t>26</w:t>
+              <w:t>27</w:t>
             </w:r>
             <w:r>
               <w:rPr>
@@ -2644,7 +2644,7 @@
               <w14:ligatures w14:val="standardContextual"/>
             </w:rPr>
           </w:pPr>
-          <w:hyperlink w:anchor="_Toc240280871" w:history="1">
+          <w:hyperlink w:anchor="_Toc240299310" w:history="1">
             <w:r>
               <w:rPr>
                 <w:rStyle w:val="Hipervnculo"/>
@@ -2668,7 +2668,7 @@
               <w:rPr>
                 <w:noProof/>
               </w:rPr>
-              <w:instrText xml:space="preserve"> PAGEREF _Toc240280871 \h </w:instrText>
+              <w:instrText xml:space="preserve"> PAGEREF _Toc240299310 \h </w:instrText>
             </w:r>
             <w:r>
               <w:rPr>
@@ -2685,7 +2685,7 @@
               <w:rPr>
                 <w:noProof/>
               </w:rPr>
-              <w:t>27</w:t>
+              <w:t>28</w:t>
             </w:r>
             <w:r>
               <w:rPr>
@@ -2709,7 +2709,7 @@
               <w14:ligatures w14:val="standardContextual"/>
             </w:rPr>
           </w:pPr>
-          <w:hyperlink w:anchor="_Toc240280872" w:history="1">
+          <w:hyperlink w:anchor="_Toc240299311" w:history="1">
             <w:r>
               <w:rPr>
                 <w:rStyle w:val="Hipervnculo"/>
@@ -2733,7 +2733,7 @@
               <w:rPr>
                 <w:noProof/>
               </w:rPr>
-              <w:instrText xml:space="preserve"> PAGEREF _Toc240280872 \h </w:instrText>
+              <w:instrText xml:space="preserve"> PAGEREF _Toc240299311 \h </w:instrText>
             </w:r>
             <w:r>
               <w:rPr>
@@ -2750,7 +2750,7 @@
               <w:rPr>
                 <w:noProof/>
               </w:rPr>
-              <w:t>27</w:t>
+              <w:t>28</w:t>
             </w:r>
             <w:r>
               <w:rPr>
@@ -2774,7 +2774,7 @@
               <w14:ligatures w14:val="standardContextual"/>
             </w:rPr>
           </w:pPr>
-          <w:hyperlink w:anchor="_Toc240280873" w:history="1">
+          <w:hyperlink w:anchor="_Toc240299312" w:history="1">
             <w:r>
               <w:rPr>
                 <w:rStyle w:val="Hipervnculo"/>
@@ -2798,7 +2798,7 @@
               <w:rPr>
                 <w:noProof/>
               </w:rPr>
-              <w:instrText xml:space="preserve"> PAGEREF _Toc240280873 \h </w:instrText>
+              <w:instrText xml:space="preserve"> PAGEREF _Toc240299312 \h </w:instrText>
             </w:r>
             <w:r>
               <w:rPr>
@@ -2815,7 +2815,7 @@
               <w:rPr>
                 <w:noProof/>
               </w:rPr>
-              <w:t>27</w:t>
+              <w:t>28</w:t>
             </w:r>
             <w:r>
               <w:rPr>
@@ -2839,7 +2839,7 @@
               <w14:ligatures w14:val="standardContextual"/>
             </w:rPr>
           </w:pPr>
-          <w:hyperlink w:anchor="_Toc240280874" w:history="1">
+          <w:hyperlink w:anchor="_Toc240299313" w:history="1">
             <w:r>
               <w:rPr>
                 <w:rStyle w:val="Hipervnculo"/>
@@ -2863,7 +2863,7 @@
               <w:rPr>
                 <w:noProof/>
               </w:rPr>
-              <w:instrText xml:space="preserve"> PAGEREF _Toc240280874 \h </w:instrText>
+              <w:instrText xml:space="preserve"> PAGEREF _Toc240299313 \h </w:instrText>
             </w:r>
             <w:r>
               <w:rPr>
@@ -2880,7 +2880,7 @@
               <w:rPr>
                 <w:noProof/>
               </w:rPr>
-              <w:t>28</w:t>
+              <w:t>29</w:t>
             </w:r>
             <w:r>
               <w:rPr>
@@ -2904,7 +2904,7 @@
               <w14:ligatures w14:val="standardContextual"/>
             </w:rPr>
           </w:pPr>
-          <w:hyperlink w:anchor="_Toc240280875" w:history="1">
+          <w:hyperlink w:anchor="_Toc240299314" w:history="1">
             <w:r>
               <w:rPr>
                 <w:rStyle w:val="Hipervnculo"/>
@@ -2928,7 +2928,7 @@
               <w:rPr>
                 <w:noProof/>
               </w:rPr>
-              <w:instrText xml:space="preserve"> PAGEREF _Toc240280875 \h </w:instrText>
+              <w:instrText xml:space="preserve"> PAGEREF _Toc240299314 \h </w:instrText>
             </w:r>
             <w:r>
               <w:rPr>
@@ -2945,7 +2945,7 @@
               <w:rPr>
                 <w:noProof/>
               </w:rPr>
-              <w:t>28</w:t>
+              <w:t>29</w:t>
             </w:r>
             <w:r>
               <w:rPr>
@@ -2969,7 +2969,7 @@
               <w14:ligatures w14:val="standardContextual"/>
             </w:rPr>
           </w:pPr>
-          <w:hyperlink w:anchor="_Toc240280876" w:history="1">
+          <w:hyperlink w:anchor="_Toc240299315" w:history="1">
             <w:r>
               <w:rPr>
                 <w:rStyle w:val="Hipervnculo"/>
@@ -2993,7 +2993,7 @@
               <w:rPr>
                 <w:noProof/>
               </w:rPr>
-              <w:instrText xml:space="preserve"> PAGEREF _Toc240280876 \h </w:instrText>
+              <w:instrText xml:space="preserve"> PAGEREF _Toc240299315 \h </w:instrText>
             </w:r>
             <w:r>
               <w:rPr>
@@ -3010,7 +3010,7 @@
               <w:rPr>
                 <w:noProof/>
               </w:rPr>
-              <w:t>29</w:t>
+              <w:t>30</w:t>
             </w:r>
             <w:r>
               <w:rPr>
@@ -3034,7 +3034,7 @@
               <w14:ligatures w14:val="standardContextual"/>
             </w:rPr>
           </w:pPr>
-          <w:hyperlink w:anchor="_Toc240280877" w:history="1">
+          <w:hyperlink w:anchor="_Toc240299316" w:history="1">
             <w:r>
               <w:rPr>
                 <w:rStyle w:val="Hipervnculo"/>
@@ -3058,7 +3058,7 @@
               <w:rPr>
                 <w:noProof/>
               </w:rPr>
-              <w:instrText xml:space="preserve"> PAGEREF _Toc240280877 \h </w:instrText>
+              <w:instrText xml:space="preserve"> PAGEREF _Toc240299316 \h </w:instrText>
             </w:r>
             <w:r>
               <w:rPr>
@@ -3075,7 +3075,7 @@
               <w:rPr>
                 <w:noProof/>
               </w:rPr>
-              <w:t>30</w:t>
+              <w:t>31</w:t>
             </w:r>
             <w:r>
               <w:rPr>
@@ -3102,7 +3102,7 @@
         <w:pStyle w:val="Ttulo1"/>
         <w:keepNext/>
       </w:pPr>
-      <w:bookmarkStart w:id="0" w:name="_Toc240280833"/>
+      <w:bookmarkStart w:id="0" w:name="_Toc240299272"/>
       <w:r>
         <w:lastRenderedPageBreak/>
         <w:t>Sistema de Pronóstico de Puntos de Inflexión en el Precio de Litecoin</w:t>
@@ -3225,7 +3225,7 @@
         <w:pStyle w:val="Ttulo2"/>
         <w:keepNext/>
       </w:pPr>
-      <w:bookmarkStart w:id="1" w:name="_Toc240280834"/>
+      <w:bookmarkStart w:id="1" w:name="_Toc240299273"/>
       <w:r>
         <w:t>Qué se entrega esta semana</w:t>
       </w:r>
@@ -3591,7 +3591,7 @@
         <w:pStyle w:val="Ttulo2"/>
         <w:keepNext/>
       </w:pPr>
-      <w:bookmarkStart w:id="2" w:name="_Toc240280835"/>
+      <w:bookmarkStart w:id="2" w:name="_Toc240299274"/>
       <w:r>
         <w:lastRenderedPageBreak/>
         <w:t>Lo que esta semana añade a la anterior, y por qué el orden importa</w:t>
@@ -3678,7 +3678,7 @@
         <w:pStyle w:val="Ttulo2"/>
         <w:keepNext/>
       </w:pPr>
-      <w:bookmarkStart w:id="3" w:name="_Toc240280836"/>
+      <w:bookmarkStart w:id="3" w:name="_Toc240299275"/>
       <w:r>
         <w:t>El capítulo de características va primero, y no es relleno</w:t>
       </w:r>
@@ -3755,7 +3755,7 @@
         <w:pStyle w:val="Ttulo2"/>
         <w:keepNext/>
       </w:pPr>
-      <w:bookmarkStart w:id="4" w:name="_Toc240280837"/>
+      <w:bookmarkStart w:id="4" w:name="_Toc240299276"/>
       <w:r>
         <w:lastRenderedPageBreak/>
         <w:t>Lo que esta entrega permite afirmar, y lo que no</w:t>
@@ -3807,7 +3807,7 @@
         <w:pStyle w:val="Ttulo1"/>
         <w:keepNext/>
       </w:pPr>
-      <w:bookmarkStart w:id="5" w:name="_Toc240280838"/>
+      <w:bookmarkStart w:id="5" w:name="_Toc240299277"/>
       <w:r>
         <w:t>Ingeniería de Características</w:t>
       </w:r>
@@ -3918,7 +3918,7 @@
         <w:pStyle w:val="Ttulo2"/>
         <w:keepNext/>
       </w:pPr>
-      <w:bookmarkStart w:id="6" w:name="_Toc240280839"/>
+      <w:bookmarkStart w:id="6" w:name="_Toc240299278"/>
       <w:r>
         <w:t>2.1 Las seis familias</w:t>
       </w:r>
@@ -4594,7 +4594,7 @@
         <w:pStyle w:val="Ttulo2"/>
         <w:keepNext/>
       </w:pPr>
-      <w:bookmarkStart w:id="7" w:name="_Toc240280840"/>
+      <w:bookmarkStart w:id="7" w:name="_Toc240299279"/>
       <w:r>
         <w:t>2.2 Cero columnas en nivel de precio, y lo que costó llegar ahí</w:t>
       </w:r>
@@ -4836,7 +4836,7 @@
         <w:pStyle w:val="Ttulo2"/>
         <w:keepNext/>
       </w:pPr>
-      <w:bookmarkStart w:id="8" w:name="_Toc240280841"/>
+      <w:bookmarkStart w:id="8" w:name="_Toc240299280"/>
       <w:r>
         <w:t>2.3 Qué usa el modelo, medido por permutación</w:t>
       </w:r>
@@ -6273,7 +6273,7 @@
         <w:pStyle w:val="Ttulo2"/>
         <w:keepNext/>
       </w:pPr>
-      <w:bookmarkStart w:id="9" w:name="_Toc240280842"/>
+      <w:bookmarkStart w:id="9" w:name="_Toc240299281"/>
       <w:r>
         <w:t>2.4 El piso de ruido: qué hace que la tabla signifique algo</w:t>
       </w:r>
@@ -6409,7 +6409,7 @@
           <w:noProof/>
         </w:rPr>
         <w:drawing>
-          <wp:inline distT="0" distB="0" distL="0" distR="0" wp14:anchorId="78C70FA0" wp14:editId="07AF73B3">
+          <wp:inline distT="0" distB="0" distL="0" distR="0" wp14:anchorId="1487841B" wp14:editId="2DE3BA08">
             <wp:extent cx="5715000" cy="4905375"/>
             <wp:effectExtent l="0" t="0" r="0" b="0"/>
             <wp:docPr id="1" name="Imagen 1"/>
@@ -6526,7 +6526,7 @@
         <w:pStyle w:val="Ttulo2"/>
         <w:keepNext/>
       </w:pPr>
-      <w:bookmarkStart w:id="10" w:name="_Toc240280843"/>
+      <w:bookmarkStart w:id="10" w:name="_Toc240299282"/>
       <w:r>
         <w:t>2.5 Recortar las 17: medido, no opinado</w:t>
       </w:r>
@@ -7405,7 +7405,7 @@
         <w:pStyle w:val="Ttulo2"/>
         <w:keepNext/>
       </w:pPr>
-      <w:bookmarkStart w:id="11" w:name="_Toc240280844"/>
+      <w:bookmarkStart w:id="11" w:name="_Toc240299283"/>
       <w:r>
         <w:t>2.6 La tensión con el resultado multivariante, y por qué no es una contradicción</w:t>
       </w:r>
@@ -7587,7 +7587,7 @@
         <w:pStyle w:val="Ttulo2"/>
         <w:keepNext/>
       </w:pPr>
-      <w:bookmarkStart w:id="12" w:name="_Toc240280845"/>
+      <w:bookmarkStart w:id="12" w:name="_Toc240299284"/>
       <w:r>
         <w:t>2.7 Lo que esta sección no puede afirmar</w:t>
       </w:r>
@@ -7727,7 +7727,7 @@
         <w:pStyle w:val="Ttulo1"/>
         <w:keepNext/>
       </w:pPr>
-      <w:bookmarkStart w:id="13" w:name="_Toc240280846"/>
+      <w:bookmarkStart w:id="13" w:name="_Toc240299285"/>
       <w:r>
         <w:t>El Modelo Avanzado: iTransformer</w:t>
       </w:r>
@@ -7787,7 +7787,7 @@
         <w:pStyle w:val="Ttulo2"/>
         <w:keepNext/>
       </w:pPr>
-      <w:bookmarkStart w:id="14" w:name="_Toc240280847"/>
+      <w:bookmarkStart w:id="14" w:name="_Toc240299286"/>
       <w:r>
         <w:t>iTransformer</w:t>
       </w:r>
@@ -7828,7 +7828,7 @@
         <w:pStyle w:val="Ttulo3"/>
         <w:keepNext/>
       </w:pPr>
-      <w:bookmarkStart w:id="15" w:name="_Toc240280848"/>
+      <w:bookmarkStart w:id="15" w:name="_Toc240299287"/>
       <w:r>
         <w:t>Por qué no es Informer</w:t>
       </w:r>
@@ -7933,7 +7933,7 @@
         <w:pStyle w:val="Ttulo3"/>
         <w:keepNext/>
       </w:pPr>
-      <w:bookmarkStart w:id="16" w:name="_Toc240280849"/>
+      <w:bookmarkStart w:id="16" w:name="_Toc240299288"/>
       <w:r>
         <w:t>Lo que cuesta</w:t>
       </w:r>
@@ -8454,7 +8454,7 @@
         <w:pStyle w:val="Ttulo2"/>
         <w:keepNext/>
       </w:pPr>
-      <w:bookmarkStart w:id="17" w:name="_Toc240280850"/>
+      <w:bookmarkStart w:id="17" w:name="_Toc240299289"/>
       <w:r>
         <w:t>Por qué no se ajustaron hiperparámetros</w:t>
       </w:r>
@@ -8581,7 +8581,7 @@
         <w:pStyle w:val="Ttulo1"/>
         <w:keepNext/>
       </w:pPr>
-      <w:bookmarkStart w:id="18" w:name="_Toc240280851"/>
+      <w:bookmarkStart w:id="18" w:name="_Toc240299290"/>
       <w:r>
         <w:t>Rendimiento Comparado y Lo Que No se Puede Afirmar</w:t>
       </w:r>
@@ -8641,7 +8641,7 @@
         <w:pStyle w:val="Ttulo2"/>
         <w:keepNext/>
       </w:pPr>
-      <w:bookmarkStart w:id="19" w:name="_Toc240280852"/>
+      <w:bookmarkStart w:id="19" w:name="_Toc240299291"/>
       <w:r>
         <w:lastRenderedPageBreak/>
         <w:t>Rendimiento sobre validación</w:t>
@@ -9449,7 +9449,7 @@
         <w:pStyle w:val="Ttulo3"/>
         <w:keepNext/>
       </w:pPr>
-      <w:bookmarkStart w:id="20" w:name="_Toc240280853"/>
+      <w:bookmarkStart w:id="20" w:name="_Toc240299292"/>
       <w:r>
         <w:t>Las comparaciones que deciden</w:t>
       </w:r>
@@ -10533,7 +10533,7 @@
         <w:pStyle w:val="Ttulo2"/>
         <w:keepNext/>
       </w:pPr>
-      <w:bookmarkStart w:id="21" w:name="_Toc240280854"/>
+      <w:bookmarkStart w:id="21" w:name="_Toc240299293"/>
       <w:r>
         <w:t>Lo que no se puede afirmar, y por qué</w:t>
       </w:r>
@@ -10544,7 +10544,7 @@
         <w:pStyle w:val="Ttulo3"/>
         <w:keepNext/>
       </w:pPr>
-      <w:bookmarkStart w:id="22" w:name="_Toc240280855"/>
+      <w:bookmarkStart w:id="22" w:name="_Toc240299294"/>
       <w:r>
         <w:t>Los activos de apoyo: signo estable en las cinco, sin distinguibilidad afirmable</w:t>
       </w:r>
@@ -11467,7 +11467,7 @@
         <w:pStyle w:val="Ttulo3"/>
         <w:keepNext/>
       </w:pPr>
-      <w:bookmarkStart w:id="23" w:name="_Toc240280856"/>
+      <w:bookmarkStart w:id="23" w:name="_Toc240299295"/>
       <w:r>
         <w:t>La dispersión no es pareja, y es peor donde más importa</w:t>
       </w:r>
@@ -12436,7 +12436,7 @@
         <w:pStyle w:val="Ttulo3"/>
         <w:keepNext/>
       </w:pPr>
-      <w:bookmarkStart w:id="24" w:name="_Toc240280857"/>
+      <w:bookmarkStart w:id="24" w:name="_Toc240299296"/>
       <w:r>
         <w:t>El puente amplifica diferencias que no deberían importar</w:t>
       </w:r>
@@ -12491,7 +12491,7 @@
         <w:pStyle w:val="Ttulo2"/>
         <w:keepNext/>
       </w:pPr>
-      <w:bookmarkStart w:id="25" w:name="_Toc240280858"/>
+      <w:bookmarkStart w:id="25" w:name="_Toc240299297"/>
       <w:r>
         <w:t>Por clase: lo que el bloque de prueba sugirió y lo que la potencia confirmó</w:t>
       </w:r>
@@ -12520,7 +12520,7 @@
         <w:pStyle w:val="Ttulo3"/>
         <w:keepNext/>
       </w:pPr>
-      <w:bookmarkStart w:id="26" w:name="_Toc240280859"/>
+      <w:bookmarkStart w:id="26" w:name="_Toc240299298"/>
       <w:r>
         <w:t>Lo que se vio en el bloque de prueba</w:t>
       </w:r>
@@ -13030,7 +13030,7 @@
         <w:pStyle w:val="Ttulo3"/>
         <w:keepNext/>
       </w:pPr>
-      <w:bookmarkStart w:id="27" w:name="_Toc240280860"/>
+      <w:bookmarkStart w:id="27" w:name="_Toc240299299"/>
       <w:r>
         <w:t>Lo que dice la agregación de los nueve tramos</w:t>
       </w:r>
@@ -13711,7 +13711,7 @@
         <w:pStyle w:val="Ttulo3"/>
         <w:keepNext/>
       </w:pPr>
-      <w:bookmarkStart w:id="28" w:name="_Toc240280861"/>
+      <w:bookmarkStart w:id="28" w:name="_Toc240299300"/>
       <w:r>
         <w:lastRenderedPageBreak/>
         <w:t>Por qué esto importa más allá de la tabla</w:t>
@@ -13784,7 +13784,7 @@
         <w:pStyle w:val="Ttulo2"/>
         <w:keepNext/>
       </w:pPr>
-      <w:bookmarkStart w:id="29" w:name="_Toc240280862"/>
+      <w:bookmarkStart w:id="29" w:name="_Toc240299301"/>
       <w:r>
         <w:t>Cómo se regenera cada cifra</w:t>
       </w:r>
@@ -14213,7 +14213,7 @@
         <w:pStyle w:val="Ttulo1"/>
         <w:keepNext/>
       </w:pPr>
-      <w:bookmarkStart w:id="30" w:name="_Toc240280863"/>
+      <w:bookmarkStart w:id="30" w:name="_Toc240299302"/>
       <w:r>
         <w:t>Pruebas de Detección sobre los Modelos Profundos</w:t>
       </w:r>
@@ -14319,7 +14319,7 @@
         <w:pStyle w:val="Ttulo2"/>
         <w:keepNext/>
       </w:pPr>
-      <w:bookmarkStart w:id="31" w:name="_Toc240280864"/>
+      <w:bookmarkStart w:id="31" w:name="_Toc240299303"/>
       <w:r>
         <w:t>1. Qué se repitió, qué no, y con qué criterio</w:t>
       </w:r>
@@ -14516,7 +14516,7 @@
         <w:pStyle w:val="Ttulo2"/>
         <w:keepNext/>
       </w:pPr>
-      <w:bookmarkStart w:id="32" w:name="_Toc240280865"/>
+      <w:bookmarkStart w:id="32" w:name="_Toc240299304"/>
       <w:r>
         <w:t>2. Los resultados</w:t>
       </w:r>
@@ -16400,7 +16400,7 @@
         <w:pStyle w:val="Ttulo2"/>
         <w:keepNext/>
       </w:pPr>
-      <w:bookmarkStart w:id="33" w:name="_Toc240280866"/>
+      <w:bookmarkStart w:id="33" w:name="_Toc240299305"/>
       <w:r>
         <w:t>3. La prueba 4 es la que más aporta, y es nueva para los profundos</w:t>
       </w:r>
@@ -16494,7 +16494,7 @@
         <w:pStyle w:val="Ttulo2"/>
         <w:keepNext/>
       </w:pPr>
-      <w:bookmarkStart w:id="34" w:name="_Toc240280867"/>
+      <w:bookmarkStart w:id="34" w:name="_Toc240299306"/>
       <w:r>
         <w:t>4. Lo que estas pruebas dicen, incluido lo que nos corrigió</w:t>
       </w:r>
@@ -16505,7 +16505,7 @@
         <w:pStyle w:val="Ttulo3"/>
         <w:keepNext/>
       </w:pPr>
-      <w:bookmarkStart w:id="35" w:name="_Toc240280868"/>
+      <w:bookmarkStart w:id="35" w:name="_Toc240299307"/>
       <w:r>
         <w:t>Chronos-Bolt pasa las tres, y no lo esperábamos</w:t>
       </w:r>
@@ -16631,7 +16631,7 @@
         <w:pStyle w:val="Ttulo3"/>
         <w:keepNext/>
       </w:pPr>
-      <w:bookmarkStart w:id="36" w:name="_Toc240280869"/>
+      <w:bookmarkStart w:id="36" w:name="_Toc240299308"/>
       <w:r>
         <w:t>El iTransformer falla la 2, y el modo en que falla señala dónde está el problema</w:t>
       </w:r>
@@ -16677,112 +16677,581 @@
     </w:p>
     <w:p>
       <w:pPr>
+        <w:ind w:left="720"/>
+      </w:pPr>
+      <w:r>
+        <w:rPr>
+          <w:b/>
+          <w:bCs/>
+        </w:rPr>
+        <w:t>Aquí había una explicación nuestra que resultó ser falsa, y la desmontó M3 midiendo.</w:t>
+      </w:r>
+      <w:r>
+        <w:t xml:space="preserve">  Esta sección decía que una trayectoria suave </w:t>
+      </w:r>
+      <w:r>
+        <w:rPr>
+          <w:b/>
+          <w:bCs/>
+        </w:rPr>
+        <w:t>nunca produce un máximo estricto</w:t>
+      </w:r>
+      <w:r>
+        <w:t xml:space="preserve">, y que por eso el resultado era cero máximos. Sonaba bien y no se había comprobado.  </w:t>
+      </w:r>
+      <w:r>
+        <w:rPr>
+          <w:b/>
+          <w:bCs/>
+        </w:rPr>
+        <w:t>El iTransformer predice 29 máximos</w:t>
+      </w:r>
+      <w:r>
+        <w:t xml:space="preserve"> sobre esas 442 velas, y </w:t>
+      </w:r>
+      <w:r>
+        <w:rPr>
+          <w:b/>
+          <w:bCs/>
+        </w:rPr>
+        <w:t>36 mínimos</w:t>
+      </w:r>
+      <w:r>
+        <w:t xml:space="preserve">, que exigen las mismas catorce desigualdades. </w:t>
+      </w:r>
+      <w:r>
+        <w:rPr>
+          <w:b/>
+          <w:bCs/>
+        </w:rPr>
+        <w:t>El puente sí produce extremos estrictos.</w:t>
+      </w:r>
+      <w:r>
+        <w:t xml:space="preserve"> Lo que pasa es otra cosa: </w:t>
+      </w:r>
+      <w:r>
+        <w:rPr>
+          <w:b/>
+          <w:bCs/>
+        </w:rPr>
+        <w:t>ninguno de los 29 cae sobre un máximo real.</w:t>
+      </w:r>
+    </w:p>
+    <w:p>
+      <w:pPr>
+        <w:keepNext/>
+        <w:spacing w:before="240"/>
+      </w:pPr>
+      <w:r>
+        <w:rPr>
+          <w:b/>
+          <w:bCs/>
+        </w:rPr>
+        <w:t>Tabla 10</w:t>
+      </w:r>
+    </w:p>
+    <w:p>
+      <w:pPr>
+        <w:keepNext/>
+        <w:spacing w:after="60"/>
+      </w:pPr>
+      <w:r>
+        <w:rPr>
+          <w:i/>
+          <w:iCs/>
+        </w:rPr>
+        <w:t>Dónde caen los máximos que cada modelo anuncia, sobre 14 máximos reales.</w:t>
+      </w:r>
+    </w:p>
+    <w:tbl>
+      <w:tblPr>
+        <w:tblW w:w="9360" w:type="dxa"/>
+        <w:tblCellMar>
+          <w:left w:w="10" w:type="dxa"/>
+          <w:right w:w="10" w:type="dxa"/>
+        </w:tblCellMar>
+        <w:tblLook w:val="04A0" w:firstRow="1" w:lastRow="0" w:firstColumn="1" w:lastColumn="0" w:noHBand="0" w:noVBand="1"/>
+      </w:tblPr>
+      <w:tblGrid>
+        <w:gridCol w:w="2340"/>
+        <w:gridCol w:w="2340"/>
+        <w:gridCol w:w="2340"/>
+        <w:gridCol w:w="2340"/>
+      </w:tblGrid>
+      <w:tr>
+        <w:tblPrEx>
+          <w:tblCellMar>
+            <w:top w:w="0" w:type="dxa"/>
+            <w:bottom w:w="0" w:type="dxa"/>
+          </w:tblCellMar>
+        </w:tblPrEx>
+        <w:trPr>
+          <w:tblHeader/>
+        </w:trPr>
+        <w:tc>
+          <w:tcPr>
+            <w:tcW w:w="2340" w:type="dxa"/>
+            <w:tcBorders>
+              <w:top w:val="single" w:sz="6" w:space="0" w:color="000000"/>
+              <w:bottom w:val="single" w:sz="6" w:space="0" w:color="000000"/>
+            </w:tcBorders>
+            <w:tcMar>
+              <w:top w:w="60" w:type="dxa"/>
+              <w:left w:w="100" w:type="dxa"/>
+              <w:bottom w:w="60" w:type="dxa"/>
+              <w:right w:w="100" w:type="dxa"/>
+            </w:tcMar>
+          </w:tcPr>
+          <w:p>
+            <w:pPr>
+              <w:spacing w:line="240" w:lineRule="auto"/>
+            </w:pPr>
+            <w:r>
+              <w:rPr>
+                <w:sz w:val="22"/>
+                <w:szCs w:val="22"/>
+              </w:rPr>
+              <w:t>Modelo</w:t>
+            </w:r>
+          </w:p>
+        </w:tc>
+        <w:tc>
+          <w:tcPr>
+            <w:tcW w:w="2340" w:type="dxa"/>
+            <w:tcBorders>
+              <w:top w:val="single" w:sz="6" w:space="0" w:color="000000"/>
+              <w:bottom w:val="single" w:sz="6" w:space="0" w:color="000000"/>
+            </w:tcBorders>
+            <w:tcMar>
+              <w:top w:w="60" w:type="dxa"/>
+              <w:left w:w="100" w:type="dxa"/>
+              <w:bottom w:w="60" w:type="dxa"/>
+              <w:right w:w="100" w:type="dxa"/>
+            </w:tcMar>
+          </w:tcPr>
+          <w:p>
+            <w:pPr>
+              <w:spacing w:line="240" w:lineRule="auto"/>
+              <w:jc w:val="center"/>
+            </w:pPr>
+            <w:r>
+              <w:rPr>
+                <w:sz w:val="22"/>
+                <w:szCs w:val="22"/>
+              </w:rPr>
+              <w:t>Máximos predichos</w:t>
+            </w:r>
+          </w:p>
+        </w:tc>
+        <w:tc>
+          <w:tcPr>
+            <w:tcW w:w="2340" w:type="dxa"/>
+            <w:tcBorders>
+              <w:top w:val="single" w:sz="6" w:space="0" w:color="000000"/>
+              <w:bottom w:val="single" w:sz="6" w:space="0" w:color="000000"/>
+            </w:tcBorders>
+            <w:tcMar>
+              <w:top w:w="60" w:type="dxa"/>
+              <w:left w:w="100" w:type="dxa"/>
+              <w:bottom w:w="60" w:type="dxa"/>
+              <w:right w:w="100" w:type="dxa"/>
+            </w:tcMar>
+          </w:tcPr>
+          <w:p>
+            <w:pPr>
+              <w:spacing w:line="240" w:lineRule="auto"/>
+              <w:jc w:val="center"/>
+            </w:pPr>
+            <w:r>
+              <w:rPr>
+                <w:sz w:val="22"/>
+                <w:szCs w:val="22"/>
+              </w:rPr>
+              <w:t>Exactos</w:t>
+            </w:r>
+          </w:p>
+        </w:tc>
+        <w:tc>
+          <w:tcPr>
+            <w:tcW w:w="2340" w:type="dxa"/>
+            <w:tcBorders>
+              <w:top w:val="single" w:sz="6" w:space="0" w:color="000000"/>
+              <w:bottom w:val="single" w:sz="6" w:space="0" w:color="000000"/>
+            </w:tcBorders>
+            <w:tcMar>
+              <w:top w:w="60" w:type="dxa"/>
+              <w:left w:w="100" w:type="dxa"/>
+              <w:bottom w:w="60" w:type="dxa"/>
+              <w:right w:w="100" w:type="dxa"/>
+            </w:tcMar>
+          </w:tcPr>
+          <w:p>
+            <w:pPr>
+              <w:spacing w:line="240" w:lineRule="auto"/>
+              <w:jc w:val="center"/>
+            </w:pPr>
+            <w:r>
+              <w:rPr>
+                <w:sz w:val="22"/>
+                <w:szCs w:val="22"/>
+              </w:rPr>
+              <w:t>A una vela o menos</w:t>
+            </w:r>
+          </w:p>
+        </w:tc>
+      </w:tr>
+      <w:tr>
+        <w:tblPrEx>
+          <w:tblCellMar>
+            <w:top w:w="0" w:type="dxa"/>
+            <w:bottom w:w="0" w:type="dxa"/>
+          </w:tblCellMar>
+        </w:tblPrEx>
+        <w:tc>
+          <w:tcPr>
+            <w:tcW w:w="2340" w:type="dxa"/>
+            <w:tcMar>
+              <w:top w:w="60" w:type="dxa"/>
+              <w:left w:w="100" w:type="dxa"/>
+              <w:bottom w:w="60" w:type="dxa"/>
+              <w:right w:w="100" w:type="dxa"/>
+            </w:tcMar>
+          </w:tcPr>
+          <w:p>
+            <w:pPr>
+              <w:spacing w:line="240" w:lineRule="auto"/>
+            </w:pPr>
+            <w:r>
+              <w:rPr>
+                <w:rFonts w:ascii="Courier New" w:eastAsia="Courier New" w:hAnsi="Courier New" w:cs="Courier New"/>
+                <w:sz w:val="20"/>
+                <w:szCs w:val="20"/>
+              </w:rPr>
+              <w:t>bosque_aleatorio</w:t>
+            </w:r>
+          </w:p>
+        </w:tc>
+        <w:tc>
+          <w:tcPr>
+            <w:tcW w:w="2340" w:type="dxa"/>
+            <w:tcMar>
+              <w:top w:w="60" w:type="dxa"/>
+              <w:left w:w="100" w:type="dxa"/>
+              <w:bottom w:w="60" w:type="dxa"/>
+              <w:right w:w="100" w:type="dxa"/>
+            </w:tcMar>
+          </w:tcPr>
+          <w:p>
+            <w:pPr>
+              <w:spacing w:line="240" w:lineRule="auto"/>
+              <w:jc w:val="center"/>
+            </w:pPr>
+            <w:r>
+              <w:rPr>
+                <w:sz w:val="22"/>
+                <w:szCs w:val="22"/>
+              </w:rPr>
+              <w:t>54</w:t>
+            </w:r>
+          </w:p>
+        </w:tc>
+        <w:tc>
+          <w:tcPr>
+            <w:tcW w:w="2340" w:type="dxa"/>
+            <w:tcMar>
+              <w:top w:w="60" w:type="dxa"/>
+              <w:left w:w="100" w:type="dxa"/>
+              <w:bottom w:w="60" w:type="dxa"/>
+              <w:right w:w="100" w:type="dxa"/>
+            </w:tcMar>
+          </w:tcPr>
+          <w:p>
+            <w:pPr>
+              <w:spacing w:line="240" w:lineRule="auto"/>
+              <w:jc w:val="center"/>
+            </w:pPr>
+            <w:r>
+              <w:rPr>
+                <w:b/>
+                <w:bCs/>
+                <w:sz w:val="22"/>
+                <w:szCs w:val="22"/>
+              </w:rPr>
+              <w:t>14</w:t>
+            </w:r>
+          </w:p>
+        </w:tc>
+        <w:tc>
+          <w:tcPr>
+            <w:tcW w:w="2340" w:type="dxa"/>
+            <w:tcMar>
+              <w:top w:w="60" w:type="dxa"/>
+              <w:left w:w="100" w:type="dxa"/>
+              <w:bottom w:w="60" w:type="dxa"/>
+              <w:right w:w="100" w:type="dxa"/>
+            </w:tcMar>
+          </w:tcPr>
+          <w:p>
+            <w:pPr>
+              <w:spacing w:line="240" w:lineRule="auto"/>
+              <w:jc w:val="center"/>
+            </w:pPr>
+            <w:r>
+              <w:rPr>
+                <w:b/>
+                <w:bCs/>
+                <w:sz w:val="22"/>
+                <w:szCs w:val="22"/>
+              </w:rPr>
+              <w:t>38</w:t>
+            </w:r>
+          </w:p>
+        </w:tc>
+      </w:tr>
+      <w:tr>
+        <w:tblPrEx>
+          <w:tblCellMar>
+            <w:top w:w="0" w:type="dxa"/>
+            <w:bottom w:w="0" w:type="dxa"/>
+          </w:tblCellMar>
+        </w:tblPrEx>
+        <w:tc>
+          <w:tcPr>
+            <w:tcW w:w="2340" w:type="dxa"/>
+            <w:tcMar>
+              <w:top w:w="60" w:type="dxa"/>
+              <w:left w:w="100" w:type="dxa"/>
+              <w:bottom w:w="60" w:type="dxa"/>
+              <w:right w:w="100" w:type="dxa"/>
+            </w:tcMar>
+          </w:tcPr>
+          <w:p>
+            <w:pPr>
+              <w:spacing w:line="240" w:lineRule="auto"/>
+            </w:pPr>
+            <w:r>
+              <w:rPr>
+                <w:rFonts w:ascii="Courier New" w:eastAsia="Courier New" w:hAnsi="Courier New" w:cs="Courier New"/>
+                <w:sz w:val="20"/>
+                <w:szCs w:val="20"/>
+              </w:rPr>
+              <w:t>chronos_bolt</w:t>
+            </w:r>
+          </w:p>
+        </w:tc>
+        <w:tc>
+          <w:tcPr>
+            <w:tcW w:w="2340" w:type="dxa"/>
+            <w:tcMar>
+              <w:top w:w="60" w:type="dxa"/>
+              <w:left w:w="100" w:type="dxa"/>
+              <w:bottom w:w="60" w:type="dxa"/>
+              <w:right w:w="100" w:type="dxa"/>
+            </w:tcMar>
+          </w:tcPr>
+          <w:p>
+            <w:pPr>
+              <w:spacing w:line="240" w:lineRule="auto"/>
+              <w:jc w:val="center"/>
+            </w:pPr>
+            <w:r>
+              <w:rPr>
+                <w:sz w:val="22"/>
+                <w:szCs w:val="22"/>
+              </w:rPr>
+              <w:t>30</w:t>
+            </w:r>
+          </w:p>
+        </w:tc>
+        <w:tc>
+          <w:tcPr>
+            <w:tcW w:w="2340" w:type="dxa"/>
+            <w:tcMar>
+              <w:top w:w="60" w:type="dxa"/>
+              <w:left w:w="100" w:type="dxa"/>
+              <w:bottom w:w="60" w:type="dxa"/>
+              <w:right w:w="100" w:type="dxa"/>
+            </w:tcMar>
+          </w:tcPr>
+          <w:p>
+            <w:pPr>
+              <w:spacing w:line="240" w:lineRule="auto"/>
+              <w:jc w:val="center"/>
+            </w:pPr>
+            <w:r>
+              <w:rPr>
+                <w:sz w:val="22"/>
+                <w:szCs w:val="22"/>
+              </w:rPr>
+              <w:t>9</w:t>
+            </w:r>
+          </w:p>
+        </w:tc>
+        <w:tc>
+          <w:tcPr>
+            <w:tcW w:w="2340" w:type="dxa"/>
+            <w:tcMar>
+              <w:top w:w="60" w:type="dxa"/>
+              <w:left w:w="100" w:type="dxa"/>
+              <w:bottom w:w="60" w:type="dxa"/>
+              <w:right w:w="100" w:type="dxa"/>
+            </w:tcMar>
+          </w:tcPr>
+          <w:p>
+            <w:pPr>
+              <w:spacing w:line="240" w:lineRule="auto"/>
+              <w:jc w:val="center"/>
+            </w:pPr>
+            <w:r>
+              <w:rPr>
+                <w:sz w:val="22"/>
+                <w:szCs w:val="22"/>
+              </w:rPr>
+              <w:t>21</w:t>
+            </w:r>
+          </w:p>
+        </w:tc>
+      </w:tr>
+      <w:tr>
+        <w:tblPrEx>
+          <w:tblCellMar>
+            <w:top w:w="0" w:type="dxa"/>
+            <w:bottom w:w="0" w:type="dxa"/>
+          </w:tblCellMar>
+        </w:tblPrEx>
+        <w:tc>
+          <w:tcPr>
+            <w:tcW w:w="2340" w:type="dxa"/>
+            <w:tcBorders>
+              <w:bottom w:val="single" w:sz="6" w:space="0" w:color="000000"/>
+            </w:tcBorders>
+            <w:tcMar>
+              <w:top w:w="60" w:type="dxa"/>
+              <w:left w:w="100" w:type="dxa"/>
+              <w:bottom w:w="60" w:type="dxa"/>
+              <w:right w:w="100" w:type="dxa"/>
+            </w:tcMar>
+          </w:tcPr>
+          <w:p>
+            <w:pPr>
+              <w:spacing w:line="240" w:lineRule="auto"/>
+            </w:pPr>
+            <w:r>
+              <w:rPr>
+                <w:rFonts w:ascii="Courier New" w:eastAsia="Courier New" w:hAnsi="Courier New" w:cs="Courier New"/>
+                <w:sz w:val="20"/>
+                <w:szCs w:val="20"/>
+              </w:rPr>
+              <w:t>itransformer</w:t>
+            </w:r>
+          </w:p>
+        </w:tc>
+        <w:tc>
+          <w:tcPr>
+            <w:tcW w:w="2340" w:type="dxa"/>
+            <w:tcBorders>
+              <w:bottom w:val="single" w:sz="6" w:space="0" w:color="000000"/>
+            </w:tcBorders>
+            <w:tcMar>
+              <w:top w:w="60" w:type="dxa"/>
+              <w:left w:w="100" w:type="dxa"/>
+              <w:bottom w:w="60" w:type="dxa"/>
+              <w:right w:w="100" w:type="dxa"/>
+            </w:tcMar>
+          </w:tcPr>
+          <w:p>
+            <w:pPr>
+              <w:spacing w:line="240" w:lineRule="auto"/>
+              <w:jc w:val="center"/>
+            </w:pPr>
+            <w:r>
+              <w:rPr>
+                <w:sz w:val="22"/>
+                <w:szCs w:val="22"/>
+              </w:rPr>
+              <w:t>29</w:t>
+            </w:r>
+          </w:p>
+        </w:tc>
+        <w:tc>
+          <w:tcPr>
+            <w:tcW w:w="2340" w:type="dxa"/>
+            <w:tcBorders>
+              <w:bottom w:val="single" w:sz="6" w:space="0" w:color="000000"/>
+            </w:tcBorders>
+            <w:tcMar>
+              <w:top w:w="60" w:type="dxa"/>
+              <w:left w:w="100" w:type="dxa"/>
+              <w:bottom w:w="60" w:type="dxa"/>
+              <w:right w:w="100" w:type="dxa"/>
+            </w:tcMar>
+          </w:tcPr>
+          <w:p>
+            <w:pPr>
+              <w:spacing w:line="240" w:lineRule="auto"/>
+              <w:jc w:val="center"/>
+            </w:pPr>
+            <w:r>
+              <w:rPr>
+                <w:b/>
+                <w:bCs/>
+                <w:sz w:val="22"/>
+                <w:szCs w:val="22"/>
+              </w:rPr>
+              <w:t>0</w:t>
+            </w:r>
+          </w:p>
+        </w:tc>
+        <w:tc>
+          <w:tcPr>
+            <w:tcW w:w="2340" w:type="dxa"/>
+            <w:tcBorders>
+              <w:bottom w:val="single" w:sz="6" w:space="0" w:color="000000"/>
+            </w:tcBorders>
+            <w:tcMar>
+              <w:top w:w="60" w:type="dxa"/>
+              <w:left w:w="100" w:type="dxa"/>
+              <w:bottom w:w="60" w:type="dxa"/>
+              <w:right w:w="100" w:type="dxa"/>
+            </w:tcMar>
+          </w:tcPr>
+          <w:p>
+            <w:pPr>
+              <w:spacing w:line="240" w:lineRule="auto"/>
+              <w:jc w:val="center"/>
+            </w:pPr>
+            <w:r>
+              <w:rPr>
+                <w:b/>
+                <w:bCs/>
+                <w:sz w:val="22"/>
+                <w:szCs w:val="22"/>
+              </w:rPr>
+              <w:t>1</w:t>
+            </w:r>
+          </w:p>
+        </w:tc>
+      </w:tr>
+    </w:tbl>
+    <w:p>
+      <w:pPr>
+        <w:spacing w:after="240"/>
+      </w:pPr>
+    </w:p>
+    <w:p>
+      <w:pPr>
         <w:ind w:firstLine="720"/>
       </w:pPr>
       <w:r>
         <w:rPr>
-          <w:b/>
-          <w:bCs/>
-        </w:rPr>
-        <w:t>Que falle así, y no con un número bajo, apunta al puente y no al canal.</w:t>
-      </w:r>
-      <w:r>
-        <w:t xml:space="preserve"> El canal es el mismo que el clásico recorre sacando 0,411765 en esa misma clase y sobre esos mismos datos. Lo que cambia es cómo se llega a la etiqueta: el avanzado </w:t>
-      </w:r>
-      <w:r>
-        <w:rPr>
-          <w:b/>
-          <w:bCs/>
-        </w:rPr>
-        <w:t>pronostica una trayectoria</w:t>
-      </w:r>
-      <w:r>
-        <w:t xml:space="preserve"> y después se le aplica el etiquetador. Una trayectoria demasiado suave </w:t>
-      </w:r>
-      <w:r>
-        <w:rPr>
-          <w:b/>
-          <w:bCs/>
-        </w:rPr>
-        <w:t>nunca produce un máximo estricto</w:t>
-      </w:r>
-      <w:r>
-        <w:t xml:space="preserve"> —hacen falta catorce desigualdades encadenadas— y el resultado es cero máximos, no pocos máximos.</w:t>
-      </w:r>
-    </w:p>
-    <w:p>
-      <w:pPr>
-        <w:ind w:firstLine="720"/>
-      </w:pPr>
-      <w:r>
-        <w:t>Es la misma causa que la Semana 4 ya documenta en la sección del modelo avanzado, medida ahora desde otro lado y sobre datos donde la respuesta correcta la fijamos nosotros.</w:t>
-      </w:r>
-    </w:p>
-    <w:p>
-      <w:pPr>
-        <w:pStyle w:val="Ttulo3"/>
-        <w:keepNext/>
-      </w:pPr>
-      <w:bookmarkStart w:id="37" w:name="_Toc240280870"/>
-      <w:r>
-        <w:t>Lo que no dicen</w:t>
-      </w:r>
-      <w:bookmarkEnd w:id="37"/>
-    </w:p>
-    <w:p>
-      <w:pPr>
-        <w:ind w:firstLine="720"/>
-      </w:pPr>
-      <w:r>
-        <w:rPr>
-          <w:b/>
-          <w:bCs/>
-        </w:rPr>
-        <w:t>Ninguna de las tres mide si el sistema sirve.</w:t>
-      </w:r>
-      <w:r>
-        <w:t xml:space="preserve"> La 2 y la 3 usan datos construidos o ya vistos; la 4 no mide rendimiento en absoluto, mide coherencia. El rendimiento sobre datos no </w:t>
-      </w:r>
-      <w:r>
+          <w:i/>
+          <w:iCs/>
+        </w:rPr>
         <w:lastRenderedPageBreak/>
-        <w:t>vistos está en la comparación sobre validación, y la medición única sobre el bloque de prueba en la Semana 5.</w:t>
-      </w:r>
-    </w:p>
-    <w:p>
-      <w:pPr>
-        <w:ind w:firstLine="720"/>
-      </w:pPr>
-      <w:r>
-        <w:t xml:space="preserve">Y </w:t>
-      </w:r>
-      <w:r>
-        <w:rPr>
-          <w:b/>
-          <w:bCs/>
-        </w:rPr>
-        <w:t>nada de esto tocó el bloque de prueba</w:t>
-      </w:r>
-      <w:r>
-        <w:t>, que se midió una sola vez el 07/09 y cuya cifra el informe reporta sin cambios. Estas pruebas son sintético, entrenamiento y validación: datos que sí se pueden volver a mirar.</w:t>
-      </w:r>
-    </w:p>
-    <w:p>
-      <w:pPr>
-        <w:pStyle w:val="Ttulo2"/>
-        <w:keepNext/>
-      </w:pPr>
-      <w:bookmarkStart w:id="38" w:name="_Toc240280871"/>
-      <w:r>
-        <w:t>5. Reproducirlo</w:t>
-      </w:r>
-      <w:bookmarkEnd w:id="38"/>
-    </w:p>
-    <w:p>
-      <w:pPr>
-        <w:ind w:firstLine="720"/>
-      </w:pPr>
-      <w:r>
-        <w:t>``</w:t>
+        <w:t>Nota.</w:t>
+      </w:r>
+      <w:r>
+        <w:t xml:space="preserve"> Medido por M3 en </w:t>
       </w:r>
       <w:r>
         <w:rPr>
@@ -16790,18 +17259,209 @@
           <w:sz w:val="22"/>
           <w:szCs w:val="22"/>
         </w:rPr>
-        <w:t xml:space="preserve">bash uv run python scripts/pruebas_deteccion_profundos.py </w:t>
-      </w:r>
+        <w:t>docs/evidencias/m3-desfase-puente-sintetico.json</w:t>
+      </w:r>
+      <w:r>
+        <w:t xml:space="preserve">, reproduciendo la prueba 2 con las funciones de este mismo guion y </w:t>
+      </w:r>
+      <w:r>
+        <w:rPr>
+          <w:b/>
+          <w:bCs/>
+        </w:rPr>
+        <w:t>deteniéndose si el F1 recalculado no coincidiera con el publicado</w:t>
+      </w:r>
+      <w:r>
+        <w:t>. Coincidió en los tres modelos.</w:t>
+      </w:r>
+    </w:p>
+    <w:p>
+      <w:pPr>
+        <w:ind w:firstLine="720"/>
+      </w:pPr>
+      <w:r>
+        <w:rPr>
+          <w:b/>
+          <w:bCs/>
+        </w:rPr>
+        <w:t>Lo que la medición sí sostiene</w:t>
+      </w:r>
+      <w:r>
+        <w:t xml:space="preserve"> es más preciso y más útil que lo que habíamos escrito: los fallos del bosque y de Chronos </w:t>
+      </w:r>
+      <w:r>
+        <w:rPr>
+          <w:b/>
+          <w:bCs/>
+        </w:rPr>
+        <w:t>caen cerca del giro</w:t>
+      </w:r>
+      <w:r>
+        <w:t xml:space="preserve"> —38 de 54 y 21 de 30 a una vela o menos— y los del iTransformer </w:t>
+      </w:r>
+      <w:r>
+        <w:rPr>
+          <w:b/>
+          <w:bCs/>
+        </w:rPr>
+        <w:t>no</w:t>
+      </w:r>
+      <w:r>
+        <w:t xml:space="preserve">: </w:t>
+      </w:r>
+      <w:r>
+        <w:rPr>
+          <w:b/>
+          <w:bCs/>
+        </w:rPr>
+        <w:t>1 de 29</w:t>
+      </w:r>
+      <w:r>
+        <w:t xml:space="preserve">. Marca giros, pero lejos, y tiende a marcarlos </w:t>
+      </w:r>
+      <w:r>
+        <w:rPr>
+          <w:b/>
+          <w:bCs/>
+        </w:rPr>
+        <w:t>después</w:t>
+      </w:r>
+      <w:r>
+        <w:t xml:space="preserve"> del real.</w:t>
+      </w:r>
+    </w:p>
+    <w:p>
+      <w:pPr>
+        <w:ind w:firstLine="720"/>
+      </w:pPr>
+      <w:r>
+        <w:rPr>
+          <w:b/>
+          <w:bCs/>
+        </w:rPr>
+        <w:t>Y una cautela sobre el propio cero.</w:t>
+      </w:r>
+      <w:r>
+        <w:t xml:space="preserve"> Con </w:t>
+      </w:r>
+      <w:r>
+        <w:rPr>
+          <w:b/>
+          <w:bCs/>
+        </w:rPr>
+        <w:t>14 máximos reales</w:t>
+      </w:r>
+      <w:r>
+        <w:t xml:space="preserve">, acertar cero contra acertar dos no son situaciones distinguibles. El F1 de 0,000000 es exacto como cifra, pero </w:t>
+      </w:r>
+      <w:r>
+        <w:rPr>
+          <w:b/>
+          <w:bCs/>
+        </w:rPr>
+        <w:t>no autoriza a decir «nunca»</w:t>
+      </w:r>
+      <w:r>
+        <w:t>: autoriza a decir que no acertó ninguno de catorce.</w:t>
+      </w:r>
+    </w:p>
+    <w:p>
+      <w:pPr>
+        <w:ind w:left="720"/>
+      </w:pPr>
+      <w:r>
+        <w:rPr>
+          <w:b/>
+          <w:bCs/>
+        </w:rPr>
+        <w:t>Por qué se cuenta el error en vez de corregirlo en silencio.</w:t>
+      </w:r>
+      <w:r>
+        <w:t xml:space="preserve"> Porque la explicación falsa era </w:t>
+      </w:r>
+      <w:r>
+        <w:rPr>
+          <w:b/>
+          <w:bCs/>
+        </w:rPr>
+        <w:t>nuestra y cómoda</w:t>
+      </w:r>
+      <w:r>
+        <w:t xml:space="preserve">: cerraba la sección con una causa elegante. La medición que la desmonta la pidió M0 y la hizo M3 sobre su propio módulo, buscando confirmarla. Es el mismo patrón que las cuatro limitaciones de la sección 6: lo que corrige este informe aparece </w:t>
+      </w:r>
+      <w:r>
+        <w:rPr>
+          <w:b/>
+          <w:bCs/>
+        </w:rPr>
+        <w:t>midiendo</w:t>
+      </w:r>
+      <w:r>
+        <w:t>, no revisando la redacción.</w:t>
+      </w:r>
+    </w:p>
+    <w:p>
+      <w:pPr>
+        <w:pStyle w:val="Ttulo3"/>
+        <w:keepNext/>
+      </w:pPr>
+      <w:bookmarkStart w:id="37" w:name="_Toc240299309"/>
+      <w:r>
+        <w:t>Lo que no dicen</w:t>
+      </w:r>
+      <w:bookmarkEnd w:id="37"/>
+    </w:p>
+    <w:p>
+      <w:pPr>
+        <w:ind w:firstLine="720"/>
+      </w:pPr>
+      <w:r>
+        <w:rPr>
+          <w:b/>
+          <w:bCs/>
+        </w:rPr>
+        <w:t>Ninguna de las tres mide si el sistema sirve.</w:t>
+      </w:r>
+      <w:r>
+        <w:t xml:space="preserve"> La 2 y la 3 usan datos construidos o ya vistos; la 4 no mide rendimiento en absoluto, mide coherencia. El rendimiento sobre datos no vistos está en la comparación sobre validación, y la medición única sobre el bloque de prueba en la Semana 5.</w:t>
+      </w:r>
+    </w:p>
+    <w:p>
+      <w:pPr>
+        <w:ind w:firstLine="720"/>
+      </w:pPr>
+      <w:r>
+        <w:lastRenderedPageBreak/>
+        <w:t xml:space="preserve">Y </w:t>
+      </w:r>
+      <w:r>
+        <w:rPr>
+          <w:b/>
+          <w:bCs/>
+        </w:rPr>
+        <w:t>nada de esto tocó el bloque de prueba</w:t>
+      </w:r>
+      <w:r>
+        <w:t>, que se midió una sola vez el 07/09 y cuya cifra el informe reporta sin cambios. Estas pruebas son sintético, entrenamiento y validación: datos que sí se pueden volver a mirar.</w:t>
+      </w:r>
+    </w:p>
+    <w:p>
+      <w:pPr>
+        <w:pStyle w:val="Ttulo2"/>
+        <w:keepNext/>
+      </w:pPr>
+      <w:bookmarkStart w:id="38" w:name="_Toc240299310"/>
+      <w:r>
+        <w:t>5. Reproducirlo</w:t>
+      </w:r>
+      <w:bookmarkEnd w:id="38"/>
+    </w:p>
+    <w:p>
+      <w:pPr>
+        <w:ind w:firstLine="720"/>
+      </w:pPr>
       <w:r>
         <w:t>``</w:t>
-      </w:r>
-    </w:p>
-    <w:p>
-      <w:pPr>
-        <w:ind w:firstLine="720"/>
-      </w:pPr>
-      <w:r>
-        <w:t xml:space="preserve">Necesita el entorno con </w:t>
       </w:r>
       <w:r>
         <w:rPr>
@@ -16809,10 +17469,18 @@
           <w:sz w:val="22"/>
           <w:szCs w:val="22"/>
         </w:rPr>
-        <w:t>torch</w:t>
-      </w:r>
-      <w:r>
-        <w:t xml:space="preserve"> y </w:t>
+        <w:t xml:space="preserve">bash uv run python scripts/pruebas_deteccion_profundos.py </w:t>
+      </w:r>
+      <w:r>
+        <w:t>``</w:t>
+      </w:r>
+    </w:p>
+    <w:p>
+      <w:pPr>
+        <w:ind w:firstLine="720"/>
+      </w:pPr>
+      <w:r>
+        <w:t xml:space="preserve">Necesita el entorno con </w:t>
       </w:r>
       <w:r>
         <w:rPr>
@@ -16820,10 +17488,10 @@
           <w:sz w:val="22"/>
           <w:szCs w:val="22"/>
         </w:rPr>
-        <w:t>chronos</w:t>
-      </w:r>
-      <w:r>
-        <w:t xml:space="preserve">. Deja la constancia completa —con el criterio y la expectativa escritos antes— en </w:t>
+        <w:t>torch</w:t>
+      </w:r>
+      <w:r>
+        <w:t xml:space="preserve"> y </w:t>
       </w:r>
       <w:r>
         <w:rPr>
@@ -16831,420 +17499,10 @@
           <w:sz w:val="22"/>
           <w:szCs w:val="22"/>
         </w:rPr>
-        <w:t>docs/evidencias/pruebas-deteccion-profundos.json</w:t>
-      </w:r>
-      <w:r>
-        <w:t>.</w:t>
-      </w:r>
-    </w:p>
-    <w:p>
-      <w:pPr>
-        <w:pStyle w:val="Ttulo1"/>
-        <w:keepNext/>
-      </w:pPr>
-      <w:bookmarkStart w:id="39" w:name="_Toc240280872"/>
-      <w:r>
-        <w:t>Conclusiones</w:t>
-      </w:r>
-      <w:bookmarkEnd w:id="39"/>
-    </w:p>
-    <w:p>
-      <w:pPr>
-        <w:pStyle w:val="Ttulo2"/>
-        <w:keepNext/>
-      </w:pPr>
-      <w:bookmarkStart w:id="40" w:name="_Toc240280873"/>
-      <w:r>
-        <w:t>El resultado central de esta semana, sin adornos</w:t>
-      </w:r>
-      <w:bookmarkEnd w:id="40"/>
-    </w:p>
-    <w:p>
-      <w:pPr>
-        <w:ind w:firstLine="720"/>
-      </w:pPr>
-      <w:r>
-        <w:rPr>
-          <w:b/>
-          <w:bCs/>
-        </w:rPr>
-        <w:t>Ningún modelo profundo mejora al bosque aleatorio clásico.</w:t>
-      </w:r>
-    </w:p>
-    <w:p>
-      <w:pPr>
-        <w:ind w:left="720"/>
-      </w:pPr>
-      <w:r>
-        <w:t xml:space="preserve">• El </w:t>
-      </w:r>
-      <w:r>
-        <w:rPr>
-          <w:b/>
-          <w:bCs/>
-        </w:rPr>
-        <w:t>bosque clásico</w:t>
-      </w:r>
-      <w:r>
-        <w:t xml:space="preserve"> queda primero, con F1 macro </w:t>
-      </w:r>
-      <w:r>
-        <w:rPr>
-          <w:b/>
-          <w:bCs/>
-        </w:rPr>
-        <w:t>0,390498</w:t>
-      </w:r>
-      <w:r>
-        <w:t xml:space="preserve"> y precisión direccional </w:t>
-      </w:r>
-      <w:r>
-        <w:rPr>
-          <w:b/>
-          <w:bCs/>
-        </w:rPr>
-        <w:t>0,103627</w:t>
-      </w:r>
-      <w:r>
-        <w:t>.</w:t>
-      </w:r>
-    </w:p>
-    <w:p>
-      <w:pPr>
-        <w:ind w:left="720"/>
-      </w:pPr>
-      <w:r>
-        <w:t xml:space="preserve">• </w:t>
-      </w:r>
-      <w:r>
-        <w:rPr>
-          <w:b/>
-          <w:bCs/>
-        </w:rPr>
-        <w:t>Chronos-Bolt</w:t>
-      </w:r>
-      <w:r>
-        <w:t xml:space="preserve"> queda 0,021908 por debajo del bosque, con intervalo que incluye el cero: no se distingue de él.</w:t>
-      </w:r>
-    </w:p>
-    <w:p>
-      <w:pPr>
-        <w:ind w:left="720"/>
-      </w:pPr>
-      <w:r>
-        <w:t xml:space="preserve">• </w:t>
-      </w:r>
-      <w:r>
-        <w:rPr>
-          <w:b/>
-          <w:bCs/>
-        </w:rPr>
-        <w:t>iTransformer</w:t>
-      </w:r>
-      <w:r>
-        <w:t xml:space="preserve"> queda por debajo del bosque en las cinco semillas.</w:t>
-      </w:r>
-    </w:p>
-    <w:p>
-      <w:pPr>
-        <w:ind w:firstLine="720"/>
-      </w:pPr>
-      <w:r>
-        <w:rPr>
-          <w:b/>
-          <w:bCs/>
-        </w:rPr>
-        <w:t>Y sobre este bloque, ninguno de los dos profundos supera al azar de forma distinguible.</w:t>
-      </w:r>
-      <w:r>
-        <w:t xml:space="preserve"> Le ganan en la media y el intervalo incluye el cero en los dos casos.</w:t>
-      </w:r>
-    </w:p>
-    <w:p>
-      <w:pPr>
-        <w:ind w:left="720"/>
-      </w:pPr>
-      <w:r>
-        <w:rPr>
-          <w:b/>
-          <w:bCs/>
-        </w:rPr>
-        <w:t>Esa última frase se acotó después, y conviene decirlo acá.</w:t>
-      </w:r>
-      <w:r>
-        <w:t xml:space="preserve"> Medida sobre nueve tramos consecutivos —</w:t>
-      </w:r>
-      <w:r>
-        <w:rPr>
-          <w:b/>
-          <w:bCs/>
-        </w:rPr>
-        <w:t>7 311 observaciones</w:t>
-      </w:r>
-      <w:r>
-        <w:t xml:space="preserve"> en vez de 1 959— la lectura </w:t>
-      </w:r>
-      <w:r>
-        <w:rPr>
-          <w:b/>
-          <w:bCs/>
-        </w:rPr>
-        <w:t>se parte en dos</w:t>
-      </w:r>
-      <w:r>
-        <w:t xml:space="preserve">: Chronos-Bolt </w:t>
-      </w:r>
-      <w:r>
-        <w:rPr>
-          <w:b/>
-          <w:bCs/>
-        </w:rPr>
-        <w:t>sí</w:t>
-      </w:r>
-      <w:r>
-        <w:t xml:space="preserve"> supera al azar (+0,027769, intervalo que excluye el cero) y el </w:t>
-      </w:r>
-      <w:r>
-        <w:lastRenderedPageBreak/>
-        <w:t xml:space="preserve">iTransformer </w:t>
-      </w:r>
-      <w:r>
-        <w:rPr>
-          <w:b/>
-          <w:bCs/>
-        </w:rPr>
-        <w:t>sigue sin superarlo</w:t>
-      </w:r>
-      <w:r>
-        <w:t xml:space="preserve"> ni con cuatro veces más observaciones.  Lo que era «ninguno de los dos» resultó ser </w:t>
-      </w:r>
-      <w:r>
-        <w:rPr>
-          <w:b/>
-          <w:bCs/>
-        </w:rPr>
-        <w:t>uno de cada</w:t>
-      </w:r>
-      <w:r>
-        <w:t>. Y la mitad que queda más fuerte es la del avanzado: no superar al azar con 7 311 observaciones dice bastante más que no superarlo con 1 959. Está desarrollado en el informe final.</w:t>
-      </w:r>
-    </w:p>
-    <w:p>
-      <w:pPr>
-        <w:ind w:firstLine="720"/>
-      </w:pPr>
-      <w:r>
-        <w:t>El enunciado sugiere que un modelo fundacional y un Transformer son las herramientas para este problema. Medido con el mismo arnés, la misma partición y el mismo piso, no le ganan a un bosque aleatorio.</w:t>
-      </w:r>
-    </w:p>
-    <w:p>
-      <w:pPr>
-        <w:pStyle w:val="Ttulo2"/>
-        <w:keepNext/>
-      </w:pPr>
-      <w:bookmarkStart w:id="41" w:name="_Toc240280874"/>
-      <w:r>
-        <w:t>Por qué ese resultado se puede creer</w:t>
-      </w:r>
-      <w:bookmarkEnd w:id="41"/>
-    </w:p>
-    <w:p>
-      <w:pPr>
-        <w:ind w:firstLine="720"/>
-      </w:pPr>
-      <w:r>
-        <w:t>Porque las tres cosas que lo harían dudoso se cerraron antes de medir:</w:t>
-      </w:r>
-    </w:p>
-    <w:p>
-      <w:pPr>
-        <w:ind w:firstLine="720"/>
-      </w:pPr>
-      <w:r>
-        <w:rPr>
-          <w:b/>
-          <w:bCs/>
-        </w:rPr>
-        <w:t>El criterio estaba escrito.</w:t>
-      </w:r>
-      <w:r>
-        <w:t xml:space="preserve"> Cuando el margen y el intervalo discrepan manda el intervalo, y se prefiere el modelo más simple. Eso se fijó antes de ver la tabla, no después.</w:t>
-      </w:r>
-    </w:p>
-    <w:p>
-      <w:pPr>
-        <w:ind w:firstLine="720"/>
-      </w:pPr>
-      <w:r>
-        <w:rPr>
-          <w:b/>
-          <w:bCs/>
-        </w:rPr>
-        <w:t>El piso no se eligió por conveniencia.</w:t>
-      </w:r>
-      <w:r>
-        <w:t xml:space="preserve"> Los modelos se comparan contra el azar de la misma corrida, que se mueve con los datos, y no contra un número fijo.</w:t>
-      </w:r>
-    </w:p>
-    <w:p>
-      <w:pPr>
-        <w:ind w:firstLine="720"/>
-      </w:pPr>
-      <w:r>
-        <w:rPr>
-          <w:b/>
-          <w:bCs/>
-        </w:rPr>
-        <w:t>Los hiperparámetros no se ajustaron buscando el mejor número.</w:t>
-      </w:r>
-      <w:r>
-        <w:t xml:space="preserve"> El rango entre cinco semillas del modelo avanzado es </w:t>
-      </w:r>
-      <w:r>
-        <w:rPr>
-          <w:b/>
-          <w:bCs/>
-        </w:rPr>
-        <w:t>0,030377</w:t>
-      </w:r>
-      <w:r>
-        <w:t xml:space="preserve">, que supera el umbral de decisión de </w:t>
-      </w:r>
-      <w:r>
-        <w:rPr>
-          <w:b/>
-          <w:bCs/>
-        </w:rPr>
-        <w:t>0,02</w:t>
-      </w:r>
-      <w:r>
-        <w:t xml:space="preserve">. Con esa dispersión, elegir la mejor celda de una rejilla no selecciona la mejor configuración: selecciona </w:t>
-      </w:r>
-      <w:r>
-        <w:rPr>
-          <w:b/>
-          <w:bCs/>
-        </w:rPr>
-        <w:t>la celda a la que le tocó la semilla más afortunada</w:t>
-      </w:r>
-      <w:r>
-        <w:t>. Por eso se promedian cinco semillas y se compara de forma pareada.</w:t>
-      </w:r>
-    </w:p>
-    <w:p>
-      <w:pPr>
-        <w:pStyle w:val="Ttulo2"/>
-        <w:keepNext/>
-      </w:pPr>
-      <w:bookmarkStart w:id="42" w:name="_Toc240280875"/>
-      <w:r>
-        <w:t>Una limitación del instrumento, encontrada midiendo</w:t>
-      </w:r>
-      <w:bookmarkEnd w:id="42"/>
-    </w:p>
-    <w:p>
-      <w:pPr>
-        <w:ind w:firstLine="720"/>
-      </w:pPr>
-      <w:r>
-        <w:t xml:space="preserve">Uno de los intervalos de esta entrega </w:t>
-      </w:r>
-      <w:r>
-        <w:rPr>
-          <w:b/>
-          <w:bCs/>
-        </w:rPr>
-        <w:t>no se reproduce entre corridas</w:t>
-      </w:r>
-      <w:r>
-        <w:t>. Volviendo a medir validación con el mismo código y los mismos datos, el intervalo del contraste entre el iTransformer y el bosque cambió de lado, porque el límite vivía a menos de dos milésimas del cero.</w:t>
-      </w:r>
-    </w:p>
-    <w:p>
-      <w:pPr>
-        <w:ind w:firstLine="720"/>
-      </w:pPr>
-      <w:r>
-        <w:rPr>
-          <w:b/>
-          <w:bCs/>
-        </w:rPr>
-        <w:lastRenderedPageBreak/>
-        <w:t>La causa está identificada y no es el remuestreo</w:t>
-      </w:r>
-      <w:r>
-        <w:t>, que está sembrado y es determinista dadas las predicciones: lo que se mueve es el iTransformer, que no reproduce entre procesos.</w:t>
-      </w:r>
-    </w:p>
-    <w:p>
-      <w:pPr>
-        <w:ind w:firstLine="720"/>
-      </w:pPr>
-      <w:r>
-        <w:t xml:space="preserve">Y el fondo no es fragilidad: el remuestreo pareado resamplea las </w:t>
-      </w:r>
-      <w:r>
-        <w:rPr>
-          <w:b/>
-          <w:bCs/>
-        </w:rPr>
-        <w:t>filas</w:t>
-      </w:r>
-      <w:r>
-        <w:t xml:space="preserve"> condicionando en </w:t>
-      </w:r>
-      <w:r>
-        <w:rPr>
-          <w:b/>
-          <w:bCs/>
-        </w:rPr>
-        <w:t>un solo sorteo del entrenamiento</w:t>
-      </w:r>
-      <w:r>
-        <w:t xml:space="preserve">. Cuando el sorteo del entrenamiento es la fuente dominante de variación, el intervalo de una corrida no es un instrumento frágil — </w:t>
-      </w:r>
-      <w:r>
-        <w:rPr>
-          <w:b/>
-          <w:bCs/>
-        </w:rPr>
-        <w:t>es el instrumento equivocado</w:t>
-      </w:r>
-      <w:r>
-        <w:t>.</w:t>
-      </w:r>
-    </w:p>
-    <w:p>
-      <w:pPr>
-        <w:ind w:firstLine="720"/>
-      </w:pPr>
-      <w:r>
-        <w:t xml:space="preserve">Se decidió qué hacer con eso </w:t>
-      </w:r>
-      <w:r>
-        <w:rPr>
-          <w:b/>
-          <w:bCs/>
-        </w:rPr>
-        <w:t>antes</w:t>
-      </w:r>
-      <w:r>
-        <w:t xml:space="preserve"> de tocar el bloque de prueba: donde entre un modelo que no reproduce, el intervalo se reporta pero no decide, y el peso lo lleva la estabilidad del signo entre semillas.</w:t>
-      </w:r>
-    </w:p>
-    <w:p>
-      <w:pPr>
-        <w:ind w:firstLine="720"/>
-      </w:pPr>
-      <w:r>
-        <w:rPr>
-          <w:b/>
-          <w:bCs/>
-        </w:rPr>
-        <w:t>El alcance está acotado y medido:</w:t>
-      </w:r>
-      <w:r>
-        <w:t xml:space="preserve"> el bosque y el </w:t>
+        <w:t>chronos</w:t>
+      </w:r>
+      <w:r>
+        <w:t xml:space="preserve">. Deja la constancia completa —con el criterio y la expectativa escritos antes— en </w:t>
       </w:r>
       <w:r>
         <w:rPr>
@@ -17252,18 +17510,439 @@
           <w:sz w:val="22"/>
           <w:szCs w:val="22"/>
         </w:rPr>
-        <w:t>baseline_aleatorio</w:t>
-      </w:r>
-      <w:r>
-        <w:t xml:space="preserve"> reproducen bit a bit entre procesos, con la misma huella SHA-256 de las 1 959 predicciones. La comparación de la que depende el veredicto del proyecto no está afectada.</w:t>
-      </w:r>
+        <w:t>docs/evidencias/pruebas-deteccion-profundos.json</w:t>
+      </w:r>
+      <w:r>
+        <w:t>.</w:t>
+      </w:r>
+    </w:p>
+    <w:p>
+      <w:pPr>
+        <w:pStyle w:val="Ttulo1"/>
+        <w:keepNext/>
+      </w:pPr>
+      <w:bookmarkStart w:id="39" w:name="_Toc240299311"/>
+      <w:r>
+        <w:t>Conclusiones</w:t>
+      </w:r>
+      <w:bookmarkEnd w:id="39"/>
     </w:p>
     <w:p>
       <w:pPr>
         <w:pStyle w:val="Ttulo2"/>
         <w:keepNext/>
       </w:pPr>
-      <w:bookmarkStart w:id="43" w:name="_Toc240280876"/>
+      <w:bookmarkStart w:id="40" w:name="_Toc240299312"/>
+      <w:r>
+        <w:t>El resultado central de esta semana, sin adornos</w:t>
+      </w:r>
+      <w:bookmarkEnd w:id="40"/>
+    </w:p>
+    <w:p>
+      <w:pPr>
+        <w:ind w:firstLine="720"/>
+      </w:pPr>
+      <w:r>
+        <w:rPr>
+          <w:b/>
+          <w:bCs/>
+        </w:rPr>
+        <w:t>Ningún modelo profundo mejora al bosque aleatorio clásico.</w:t>
+      </w:r>
+    </w:p>
+    <w:p>
+      <w:pPr>
+        <w:ind w:left="720"/>
+      </w:pPr>
+      <w:r>
+        <w:t xml:space="preserve">• El </w:t>
+      </w:r>
+      <w:r>
+        <w:rPr>
+          <w:b/>
+          <w:bCs/>
+        </w:rPr>
+        <w:t>bosque clásico</w:t>
+      </w:r>
+      <w:r>
+        <w:t xml:space="preserve"> queda primero, con F1 macro </w:t>
+      </w:r>
+      <w:r>
+        <w:rPr>
+          <w:b/>
+          <w:bCs/>
+        </w:rPr>
+        <w:t>0,390498</w:t>
+      </w:r>
+      <w:r>
+        <w:t xml:space="preserve"> y precisión direccional </w:t>
+      </w:r>
+      <w:r>
+        <w:rPr>
+          <w:b/>
+          <w:bCs/>
+        </w:rPr>
+        <w:t>0,103627</w:t>
+      </w:r>
+      <w:r>
+        <w:t>.</w:t>
+      </w:r>
+    </w:p>
+    <w:p>
+      <w:pPr>
+        <w:ind w:left="720"/>
+      </w:pPr>
+      <w:r>
+        <w:t xml:space="preserve">• </w:t>
+      </w:r>
+      <w:r>
+        <w:rPr>
+          <w:b/>
+          <w:bCs/>
+        </w:rPr>
+        <w:t>Chronos-Bolt</w:t>
+      </w:r>
+      <w:r>
+        <w:t xml:space="preserve"> queda 0,021908 por debajo del bosque, con intervalo que incluye el cero: no se distingue de él.</w:t>
+      </w:r>
+    </w:p>
+    <w:p>
+      <w:pPr>
+        <w:ind w:left="720"/>
+      </w:pPr>
+      <w:r>
+        <w:t xml:space="preserve">• </w:t>
+      </w:r>
+      <w:r>
+        <w:rPr>
+          <w:b/>
+          <w:bCs/>
+        </w:rPr>
+        <w:t>iTransformer</w:t>
+      </w:r>
+      <w:r>
+        <w:t xml:space="preserve"> queda por debajo del bosque en las cinco semillas.</w:t>
+      </w:r>
+    </w:p>
+    <w:p>
+      <w:pPr>
+        <w:ind w:firstLine="720"/>
+      </w:pPr>
+      <w:r>
+        <w:rPr>
+          <w:b/>
+          <w:bCs/>
+        </w:rPr>
+        <w:t>Y sobre este bloque, ninguno de los dos profundos supera al azar de forma distinguible.</w:t>
+      </w:r>
+      <w:r>
+        <w:t xml:space="preserve"> Le ganan en la media y el intervalo incluye el cero en los dos casos.</w:t>
+      </w:r>
+    </w:p>
+    <w:p>
+      <w:pPr>
+        <w:ind w:left="720"/>
+      </w:pPr>
+      <w:r>
+        <w:rPr>
+          <w:b/>
+          <w:bCs/>
+        </w:rPr>
+        <w:t>Esa última frase se acotó después, y conviene decirlo acá.</w:t>
+      </w:r>
+      <w:r>
+        <w:t xml:space="preserve"> Medida sobre nueve tramos consecutivos —</w:t>
+      </w:r>
+      <w:r>
+        <w:rPr>
+          <w:b/>
+          <w:bCs/>
+        </w:rPr>
+        <w:t>7 311 observaciones</w:t>
+      </w:r>
+      <w:r>
+        <w:t xml:space="preserve"> en vez de 1 959— la lectura </w:t>
+      </w:r>
+      <w:r>
+        <w:rPr>
+          <w:b/>
+          <w:bCs/>
+        </w:rPr>
+        <w:t>se parte en dos</w:t>
+      </w:r>
+      <w:r>
+        <w:t xml:space="preserve">: Chronos-Bolt </w:t>
+      </w:r>
+      <w:r>
+        <w:rPr>
+          <w:b/>
+          <w:bCs/>
+        </w:rPr>
+        <w:t>sí</w:t>
+      </w:r>
+      <w:r>
+        <w:t xml:space="preserve"> supera al azar (+0,027769, intervalo que excluye el cero) y el iTransformer </w:t>
+      </w:r>
+      <w:r>
+        <w:rPr>
+          <w:b/>
+          <w:bCs/>
+        </w:rPr>
+        <w:t>sigue sin superarlo</w:t>
+      </w:r>
+      <w:r>
+        <w:t xml:space="preserve"> ni con cuatro veces más observaciones.  Lo que era «ninguno de los dos» resultó ser </w:t>
+      </w:r>
+      <w:r>
+        <w:rPr>
+          <w:b/>
+          <w:bCs/>
+        </w:rPr>
+        <w:t>uno de cada</w:t>
+      </w:r>
+      <w:r>
+        <w:t xml:space="preserve">. Y la mitad que queda más fuerte es la del </w:t>
+      </w:r>
+      <w:r>
+        <w:lastRenderedPageBreak/>
+        <w:t>avanzado: no superar al azar con 7 311 observaciones dice bastante más que no superarlo con 1 959. Está desarrollado en el informe final.</w:t>
+      </w:r>
+    </w:p>
+    <w:p>
+      <w:pPr>
+        <w:ind w:firstLine="720"/>
+      </w:pPr>
+      <w:r>
+        <w:t>El enunciado sugiere que un modelo fundacional y un Transformer son las herramientas para este problema. Medido con el mismo arnés, la misma partición y el mismo piso, no le ganan a un bosque aleatorio.</w:t>
+      </w:r>
+    </w:p>
+    <w:p>
+      <w:pPr>
+        <w:pStyle w:val="Ttulo2"/>
+        <w:keepNext/>
+      </w:pPr>
+      <w:bookmarkStart w:id="41" w:name="_Toc240299313"/>
+      <w:r>
+        <w:t>Por qué ese resultado se puede creer</w:t>
+      </w:r>
+      <w:bookmarkEnd w:id="41"/>
+    </w:p>
+    <w:p>
+      <w:pPr>
+        <w:ind w:firstLine="720"/>
+      </w:pPr>
+      <w:r>
+        <w:t>Porque las tres cosas que lo harían dudoso se cerraron antes de medir:</w:t>
+      </w:r>
+    </w:p>
+    <w:p>
+      <w:pPr>
+        <w:ind w:firstLine="720"/>
+      </w:pPr>
+      <w:r>
+        <w:rPr>
+          <w:b/>
+          <w:bCs/>
+        </w:rPr>
+        <w:t>El criterio estaba escrito.</w:t>
+      </w:r>
+      <w:r>
+        <w:t xml:space="preserve"> Cuando el margen y el intervalo discrepan manda el intervalo, y se prefiere el modelo más simple. Eso se fijó antes de ver la tabla, no después.</w:t>
+      </w:r>
+    </w:p>
+    <w:p>
+      <w:pPr>
+        <w:ind w:firstLine="720"/>
+      </w:pPr>
+      <w:r>
+        <w:rPr>
+          <w:b/>
+          <w:bCs/>
+        </w:rPr>
+        <w:t>El piso no se eligió por conveniencia.</w:t>
+      </w:r>
+      <w:r>
+        <w:t xml:space="preserve"> Los modelos se comparan contra el azar de la misma corrida, que se mueve con los datos, y no contra un número fijo.</w:t>
+      </w:r>
+    </w:p>
+    <w:p>
+      <w:pPr>
+        <w:ind w:firstLine="720"/>
+      </w:pPr>
+      <w:r>
+        <w:rPr>
+          <w:b/>
+          <w:bCs/>
+        </w:rPr>
+        <w:t>Los hiperparámetros no se ajustaron buscando el mejor número.</w:t>
+      </w:r>
+      <w:r>
+        <w:t xml:space="preserve"> El rango entre cinco semillas del modelo avanzado es </w:t>
+      </w:r>
+      <w:r>
+        <w:rPr>
+          <w:b/>
+          <w:bCs/>
+        </w:rPr>
+        <w:t>0,030377</w:t>
+      </w:r>
+      <w:r>
+        <w:t xml:space="preserve">, que supera el umbral de decisión de </w:t>
+      </w:r>
+      <w:r>
+        <w:rPr>
+          <w:b/>
+          <w:bCs/>
+        </w:rPr>
+        <w:t>0,02</w:t>
+      </w:r>
+      <w:r>
+        <w:t xml:space="preserve">. Con esa dispersión, elegir la mejor celda de una rejilla no selecciona la mejor configuración: selecciona </w:t>
+      </w:r>
+      <w:r>
+        <w:rPr>
+          <w:b/>
+          <w:bCs/>
+        </w:rPr>
+        <w:t>la celda a la que le tocó la semilla más afortunada</w:t>
+      </w:r>
+      <w:r>
+        <w:t>. Por eso se promedian cinco semillas y se compara de forma pareada.</w:t>
+      </w:r>
+    </w:p>
+    <w:p>
+      <w:pPr>
+        <w:pStyle w:val="Ttulo2"/>
+        <w:keepNext/>
+      </w:pPr>
+      <w:bookmarkStart w:id="42" w:name="_Toc240299314"/>
+      <w:r>
+        <w:t>Una limitación del instrumento, encontrada midiendo</w:t>
+      </w:r>
+      <w:bookmarkEnd w:id="42"/>
+    </w:p>
+    <w:p>
+      <w:pPr>
+        <w:ind w:firstLine="720"/>
+      </w:pPr>
+      <w:r>
+        <w:t xml:space="preserve">Uno de los intervalos de esta entrega </w:t>
+      </w:r>
+      <w:r>
+        <w:rPr>
+          <w:b/>
+          <w:bCs/>
+        </w:rPr>
+        <w:t>no se reproduce entre corridas</w:t>
+      </w:r>
+      <w:r>
+        <w:t>. Volviendo a medir validación con el mismo código y los mismos datos, el intervalo del contraste entre el iTransformer y el bosque cambió de lado, porque el límite vivía a menos de dos milésimas del cero.</w:t>
+      </w:r>
+    </w:p>
+    <w:p>
+      <w:pPr>
+        <w:ind w:firstLine="720"/>
+      </w:pPr>
+      <w:r>
+        <w:rPr>
+          <w:b/>
+          <w:bCs/>
+        </w:rPr>
+        <w:t>La causa está identificada y no es el remuestreo</w:t>
+      </w:r>
+      <w:r>
+        <w:t>, que está sembrado y es determinista dadas las predicciones: lo que se mueve es el iTransformer, que no reproduce entre procesos.</w:t>
+      </w:r>
+    </w:p>
+    <w:p>
+      <w:pPr>
+        <w:ind w:firstLine="720"/>
+      </w:pPr>
+      <w:r>
+        <w:lastRenderedPageBreak/>
+        <w:t xml:space="preserve">Y el fondo no es fragilidad: el remuestreo pareado resamplea las </w:t>
+      </w:r>
+      <w:r>
+        <w:rPr>
+          <w:b/>
+          <w:bCs/>
+        </w:rPr>
+        <w:t>filas</w:t>
+      </w:r>
+      <w:r>
+        <w:t xml:space="preserve"> condicionando en </w:t>
+      </w:r>
+      <w:r>
+        <w:rPr>
+          <w:b/>
+          <w:bCs/>
+        </w:rPr>
+        <w:t>un solo sorteo del entrenamiento</w:t>
+      </w:r>
+      <w:r>
+        <w:t xml:space="preserve">. Cuando el sorteo del entrenamiento es la fuente dominante de variación, el intervalo de una corrida no es un instrumento frágil — </w:t>
+      </w:r>
+      <w:r>
+        <w:rPr>
+          <w:b/>
+          <w:bCs/>
+        </w:rPr>
+        <w:t>es el instrumento equivocado</w:t>
+      </w:r>
+      <w:r>
+        <w:t>.</w:t>
+      </w:r>
+    </w:p>
+    <w:p>
+      <w:pPr>
+        <w:ind w:firstLine="720"/>
+      </w:pPr>
+      <w:r>
+        <w:t xml:space="preserve">Se decidió qué hacer con eso </w:t>
+      </w:r>
+      <w:r>
+        <w:rPr>
+          <w:b/>
+          <w:bCs/>
+        </w:rPr>
+        <w:t>antes</w:t>
+      </w:r>
+      <w:r>
+        <w:t xml:space="preserve"> de tocar el bloque de prueba: donde entre un modelo que no reproduce, el intervalo se reporta pero no decide, y el peso lo lleva la estabilidad del signo entre semillas.</w:t>
+      </w:r>
+    </w:p>
+    <w:p>
+      <w:pPr>
+        <w:ind w:firstLine="720"/>
+      </w:pPr>
+      <w:r>
+        <w:rPr>
+          <w:b/>
+          <w:bCs/>
+        </w:rPr>
+        <w:t>El alcance está acotado y medido:</w:t>
+      </w:r>
+      <w:r>
+        <w:t xml:space="preserve"> el bosque y el </w:t>
+      </w:r>
+      <w:r>
+        <w:rPr>
+          <w:rFonts w:ascii="Courier New" w:eastAsia="Courier New" w:hAnsi="Courier New" w:cs="Courier New"/>
+          <w:sz w:val="22"/>
+          <w:szCs w:val="22"/>
+        </w:rPr>
+        <w:t>baseline_aleatorio</w:t>
+      </w:r>
+      <w:r>
+        <w:t xml:space="preserve"> reproducen bit a bit entre procesos, con la misma huella SHA-256 de las 1 959 predicciones. La comparación de la que depende el veredicto del proyecto no está afectada.</w:t>
+      </w:r>
+    </w:p>
+    <w:p>
+      <w:pPr>
+        <w:pStyle w:val="Ttulo2"/>
+        <w:keepNext/>
+      </w:pPr>
+      <w:bookmarkStart w:id="43" w:name="_Toc240299315"/>
       <w:r>
         <w:t>Lo que sigue</w:t>
       </w:r>
@@ -17312,7 +17991,7 @@
         <w:pStyle w:val="Ttulo1"/>
         <w:keepNext/>
       </w:pPr>
-      <w:bookmarkStart w:id="44" w:name="_Toc240280877"/>
+      <w:bookmarkStart w:id="44" w:name="_Toc240299316"/>
       <w:r>
         <w:lastRenderedPageBreak/>
         <w:t>Referencias</w:t>
@@ -17424,10 +18103,10 @@
 <file path=word/numbering.xml><?xml version="1.0" encoding="utf-8"?>
 <w:numbering xmlns:wpc="http://schemas.microsoft.com/office/word/2010/wordprocessingCanvas" xmlns:cx="http://schemas.microsoft.com/office/drawing/2014/chartex" xmlns:cx1="http://schemas.microsoft.com/office/drawing/2015/9/8/chartex" xmlns:cx2="http://schemas.microsoft.com/office/drawing/2015/10/21/chartex" xmlns:cx3="http://schemas.microsoft.com/office/drawing/2016/5/9/chartex" xmlns:cx4="http://schemas.microsoft.com/office/drawing/2016/5/10/chartex" xmlns:cx5="http://schemas.microsoft.com/office/drawing/2016/5/11/chartex" xmlns:cx6="http://schemas.microsoft.com/office/drawing/2016/5/12/chartex" xmlns:cx7="http://schemas.microsoft.com/office/drawing/2016/5/13/chartex" xmlns:cx8="http://schemas.microsoft.com/office/drawing/2016/5/14/chartex" xmlns:mc="http://schemas.openxmlformats.org/markup-compatibility/2006" xmlns:aink="http://schemas.microsoft.com/office/drawing/2016/ink" xmlns:am3d="http://schemas.microsoft.com/office/drawing/2017/model3d" xmlns:o="urn:schemas-microsoft-com:office:office" xmlns:oel="http://schemas.microsoft.com/office/2019/extlst" xmlns:r="http://schemas.openxmlformats.org/officeDocument/2006/relationships" xmlns:m="http://schemas.openxmlformats.org/officeDocument/2006/math" xmlns:v="urn:schemas-microsoft-com:vml" xmlns:wp14="http://schemas.microsoft.com/office/word/2010/wordprocessingDrawing" xmlns:wp="http://schemas.openxmlformats.org/drawingml/2006/wordprocessingDrawing" xmlns:w10="urn:schemas-microsoft-com:office:word" xmlns:w="http://schemas.openxmlformats.org/wordprocessingml/2006/main" xmlns:w14="http://schemas.microsoft.com/office/word/2010/wordml" xmlns:w15="http://schemas.microsoft.com/office/word/2012/wordml" xmlns:w16cex="http://schemas.microsoft.com/office/word/2018/wordml/cex" xmlns:w16cid="http://schemas.microsoft.com/office/word/2016/wordml/cid" xmlns:w16="http://schemas.microsoft.com/office/word/2018/wordml" xmlns:w16du="http://schemas.microsoft.com/office/word/2023/wordml/word16du" xmlns:w16sdtdh="http://schemas.microsoft.com/office/word/2020/wordml/sdtdatahash" xmlns:w16sdtfl="http://schemas.microsoft.com/office/word/2024/wordml/sdtformatlock" xmlns:w16se="http://schemas.microsoft.com/office/word/2015/wordml/symex" xmlns:wpg="http://schemas.microsoft.com/office/word/2010/wordprocessingGroup" xmlns:wpi="http://schemas.microsoft.com/office/word/2010/wordprocessingInk" xmlns:wne="http://schemas.microsoft.com/office/word/2006/wordml" xmlns:wps="http://schemas.microsoft.com/office/word/2010/wordprocessingShape" mc:Ignorable="w14 w15 w16se w16cid w16 w16cex w16sdtdh w16sdtfl w16du wp14">
   <w:abstractNum w:abstractNumId="0" w15:restartNumberingAfterBreak="0">
-    <w:nsid w:val="435E3A73"/>
+    <w:nsid w:val="3C595B1B"/>
     <w:multiLevelType w:val="hybridMultilevel"/>
-    <w:tmpl w:val="DD102B8C"/>
-    <w:lvl w:ilvl="0" w:tplc="F2EA98EA">
+    <w:tmpl w:val="E7DEB2C0"/>
+    <w:lvl w:ilvl="0" w:tplc="1E642AF8">
       <w:start w:val="1"/>
       <w:numFmt w:val="bullet"/>
       <w:lvlText w:val="●"/>
@@ -17436,7 +18115,7 @@
         <w:ind w:left="720" w:hanging="360"/>
       </w:pPr>
     </w:lvl>
-    <w:lvl w:ilvl="1" w:tplc="C60AF788">
+    <w:lvl w:ilvl="1" w:tplc="F3D037BA">
       <w:start w:val="1"/>
       <w:numFmt w:val="bullet"/>
       <w:lvlText w:val="○"/>
@@ -17445,7 +18124,7 @@
         <w:ind w:left="1440" w:hanging="360"/>
       </w:pPr>
     </w:lvl>
-    <w:lvl w:ilvl="2" w:tplc="E5824E20">
+    <w:lvl w:ilvl="2" w:tplc="575CF844">
       <w:start w:val="1"/>
       <w:numFmt w:val="bullet"/>
       <w:lvlText w:val="■"/>
@@ -17454,7 +18133,7 @@
         <w:ind w:left="2160" w:hanging="360"/>
       </w:pPr>
     </w:lvl>
-    <w:lvl w:ilvl="3" w:tplc="ACE682EE">
+    <w:lvl w:ilvl="3" w:tplc="DABC03CA">
       <w:start w:val="1"/>
       <w:numFmt w:val="bullet"/>
       <w:lvlText w:val="●"/>
@@ -17463,7 +18142,7 @@
         <w:ind w:left="2880" w:hanging="360"/>
       </w:pPr>
     </w:lvl>
-    <w:lvl w:ilvl="4" w:tplc="6B6448BE">
+    <w:lvl w:ilvl="4" w:tplc="BE3EDDE2">
       <w:start w:val="1"/>
       <w:numFmt w:val="bullet"/>
       <w:lvlText w:val="○"/>
@@ -17472,7 +18151,7 @@
         <w:ind w:left="3600" w:hanging="360"/>
       </w:pPr>
     </w:lvl>
-    <w:lvl w:ilvl="5" w:tplc="34CAB2A2">
+    <w:lvl w:ilvl="5" w:tplc="D7F43BDC">
       <w:start w:val="1"/>
       <w:numFmt w:val="bullet"/>
       <w:lvlText w:val="■"/>
@@ -17481,7 +18160,7 @@
         <w:ind w:left="4320" w:hanging="360"/>
       </w:pPr>
     </w:lvl>
-    <w:lvl w:ilvl="6" w:tplc="9CAAD46C">
+    <w:lvl w:ilvl="6" w:tplc="B99E6DF4">
       <w:start w:val="1"/>
       <w:numFmt w:val="bullet"/>
       <w:lvlText w:val="●"/>
@@ -17490,7 +18169,7 @@
         <w:ind w:left="5040" w:hanging="360"/>
       </w:pPr>
     </w:lvl>
-    <w:lvl w:ilvl="7" w:tplc="F5AAFF34">
+    <w:lvl w:ilvl="7" w:tplc="89C028E2">
       <w:start w:val="1"/>
       <w:numFmt w:val="bullet"/>
       <w:lvlText w:val="●"/>
@@ -17499,7 +18178,7 @@
         <w:ind w:left="5760" w:hanging="360"/>
       </w:pPr>
     </w:lvl>
-    <w:lvl w:ilvl="8" w:tplc="2BF85742">
+    <w:lvl w:ilvl="8" w:tplc="B6BA8344">
       <w:start w:val="1"/>
       <w:numFmt w:val="bullet"/>
       <w:lvlText w:val="●"/>
@@ -17509,7 +18188,7 @@
       </w:pPr>
     </w:lvl>
   </w:abstractNum>
-  <w:num w:numId="1" w16cid:durableId="929004432">
+  <w:num w:numId="1" w16cid:durableId="686175979">
     <w:abstractNumId w:val="0"/>
     <w:lvlOverride w:ilvl="0">
       <w:startOverride w:val="1"/>
@@ -18132,7 +18811,7 @@
     <w:autoRedefine/>
     <w:uiPriority w:val="39"/>
     <w:unhideWhenUsed/>
-    <w:rsid w:val="007F20F3"/>
+    <w:rsid w:val="00C6581D"/>
     <w:pPr>
       <w:spacing w:after="100"/>
     </w:pPr>
@@ -18144,7 +18823,7 @@
     <w:autoRedefine/>
     <w:uiPriority w:val="39"/>
     <w:unhideWhenUsed/>
-    <w:rsid w:val="007F20F3"/>
+    <w:rsid w:val="00C6581D"/>
     <w:pPr>
       <w:spacing w:after="100"/>
       <w:ind w:left="240"/>
@@ -18157,7 +18836,7 @@
     <w:autoRedefine/>
     <w:uiPriority w:val="39"/>
     <w:unhideWhenUsed/>
-    <w:rsid w:val="007F20F3"/>
+    <w:rsid w:val="00C6581D"/>
     <w:pPr>
       <w:spacing w:after="100"/>
       <w:ind w:left="480"/>
